--- a/Meeting Minutes and Personal Contributions.docx
+++ b/Meeting Minutes and Personal Contributions.docx
@@ -14,69 +14,134 @@
     <w:p>
       <w:pPr>
         <w:pStyle w:val="Heading1"/>
-      </w:pPr>
-      <w:r>
+        <w:spacing w:before="0" w:after="0" w:line="240" w:lineRule="auto"/>
+        <w:rPr>
+          <w:rFonts w:ascii="Aptos" w:hAnsi="Aptos"/>
+        </w:rPr>
+      </w:pPr>
+      <w:r>
+        <w:rPr>
+          <w:rFonts w:ascii="Aptos" w:hAnsi="Aptos"/>
+        </w:rPr>
         <w:t xml:space="preserve">Meeting 1 (02/25) </w:t>
       </w:r>
     </w:p>
     <w:p>
-      <w:r>
+      <w:pPr>
+        <w:spacing w:after="0" w:line="240" w:lineRule="auto"/>
+        <w:rPr>
+          <w:rFonts w:ascii="Aptos" w:hAnsi="Aptos"/>
+        </w:rPr>
+      </w:pPr>
+      <w:r>
+        <w:rPr>
+          <w:rFonts w:ascii="Aptos" w:hAnsi="Aptos"/>
+        </w:rPr>
         <w:t>Initial meeting of Liz, Ryan, and Levi; we decided on a weekly meeting time, went through the requirements for the project, and established a shared document. We planned to each pitch an idea (i.e., provide a brief description and data source links) in advance of our next meeting, at which we hoped to narrow in on a topic.</w:t>
       </w:r>
     </w:p>
-    <w:p/>
+    <w:p>
+      <w:pPr>
+        <w:spacing w:after="0" w:line="240" w:lineRule="auto"/>
+        <w:rPr>
+          <w:rFonts w:ascii="Aptos" w:hAnsi="Aptos"/>
+        </w:rPr>
+      </w:pPr>
+    </w:p>
     <w:p>
       <w:pPr>
         <w:pStyle w:val="Heading1"/>
-      </w:pPr>
-      <w:r>
+        <w:spacing w:before="0" w:after="0" w:line="240" w:lineRule="auto"/>
+        <w:rPr>
+          <w:rFonts w:ascii="Aptos" w:hAnsi="Aptos"/>
+        </w:rPr>
+      </w:pPr>
+      <w:r>
+        <w:rPr>
+          <w:rFonts w:ascii="Aptos" w:hAnsi="Aptos"/>
+        </w:rPr>
         <w:t xml:space="preserve">Meeting 2 (03/04) </w:t>
       </w:r>
     </w:p>
     <w:p>
       <w:pPr>
         <w:pStyle w:val="Heading2"/>
-      </w:pPr>
-      <w:r>
+        <w:spacing w:before="0" w:after="0" w:line="240" w:lineRule="auto"/>
+        <w:rPr>
+          <w:rFonts w:ascii="Aptos" w:hAnsi="Aptos"/>
+        </w:rPr>
+      </w:pPr>
+      <w:r>
+        <w:rPr>
+          <w:rFonts w:ascii="Aptos" w:hAnsi="Aptos"/>
+        </w:rPr>
         <w:t xml:space="preserve">Ideas </w:t>
       </w:r>
     </w:p>
     <w:p>
       <w:pPr>
         <w:pStyle w:val="Heading3"/>
-      </w:pPr>
-      <w:r>
+        <w:spacing w:before="0" w:after="0" w:line="240" w:lineRule="auto"/>
+        <w:rPr>
+          <w:rFonts w:ascii="Aptos" w:hAnsi="Aptos"/>
+          <w:sz w:val="24"/>
+          <w:szCs w:val="24"/>
+          <w:u w:val="single"/>
+        </w:rPr>
+      </w:pPr>
+      <w:r>
+        <w:rPr>
+          <w:rFonts w:ascii="Aptos" w:hAnsi="Aptos"/>
+          <w:sz w:val="24"/>
+          <w:szCs w:val="24"/>
+          <w:u w:val="single"/>
+        </w:rPr>
         <w:t xml:space="preserve">Levi: Minimum Wage/Food Security/Poverty Programs  </w:t>
       </w:r>
     </w:p>
     <w:p>
       <w:pPr>
+        <w:spacing w:after="0" w:line="240" w:lineRule="auto"/>
         <w:ind w:left="720"/>
-      </w:pPr>
-      <w:r>
-        <w:rPr>
+        <w:rPr>
+          <w:rFonts w:ascii="Aptos" w:hAnsi="Aptos"/>
+        </w:rPr>
+      </w:pPr>
+      <w:r>
+        <w:rPr>
+          <w:rFonts w:ascii="Aptos" w:hAnsi="Aptos"/>
           <w:b/>
           <w:bCs/>
         </w:rPr>
         <w:t>Description</w:t>
       </w:r>
       <w:r>
-        <w:t xml:space="preserve">: The Center for Poverty Research compiled an impressive and easy-to-use dataset with information on state policies such as the minimum wage, SNAP, EITC, and so on. I propose using this dataset to measure whether/how these policies have influenced variables of interest such as poverty, employment, or food insecurity. The data set is fairly comprehensive (part of the appeal), but I think it would be easy to find opportunities to supplement it with other datasets. For example, the food insecurity data in the Center for Poverty Research dataset only goes up to 2001. If we wanted to look at how state economic policies have influenced food insecurity over the past two decades, we would need to pull in another dataset. I just filled out an online form offered by Feeding America to request access to their food insecurity data (available at the state level). They agreed to share it with us, so that’s one option. I can think of plenty of other options, too. For example, we could pull in Census data (I have experience scraping Census data with R using an API key) to analyze whether these policies influenced the ratio of people that own vs rent their homes. Generally speaking, these analyses would require rigorous controls, so there would be ample opportunity to pull in multiple datasets to try and control for other factors that may influence these endpoints.  </w:t>
-      </w:r>
-    </w:p>
-    <w:p>
-      <w:pPr>
+        <w:rPr>
+          <w:rFonts w:ascii="Aptos" w:hAnsi="Aptos"/>
+        </w:rPr>
+        <w:t xml:space="preserve">: The Center for Poverty Research compiled an impressive and easy-to-use dataset with information on state policies such as the minimum wage, SNAP, EITC, and so on. I propose using this dataset to measure whether/how these policies have influenced variables of interest such as poverty, employment, or food insecurity. The data set is comprehensive (part of the appeal), but I think it would be easy to find opportunities to supplement it with other datasets. For example, the food insecurity data in the Center for Poverty Research dataset only goes up to 2001. If we wanted to look at how state economic policies have influenced food insecurity over the past two decades, we would need to pull in another dataset. I just filled out an online form offered by Feeding America to request access to their food insecurity data (available at the state level). They agreed to share it with us, so that’s one option. I can think of plenty of other options, too. For example, we could pull in Census data (I have experience scraping Census data with R using an API key) to analyze whether these policies influenced the ratio of people that own vs rent their homes. Generally speaking, these analyses would require rigorous controls, so there would be ample opportunity to pull in multiple datasets to try and control for other factors that may influence these endpoints.  </w:t>
+      </w:r>
+    </w:p>
+    <w:p>
+      <w:pPr>
+        <w:spacing w:after="0" w:line="240" w:lineRule="auto"/>
         <w:ind w:left="720"/>
-      </w:pPr>
-      <w:r>
-        <w:rPr>
+        <w:rPr>
+          <w:rFonts w:ascii="Aptos" w:hAnsi="Aptos"/>
+        </w:rPr>
+      </w:pPr>
+      <w:r>
+        <w:rPr>
+          <w:rFonts w:ascii="Aptos" w:hAnsi="Aptos"/>
           <w:b/>
           <w:bCs/>
         </w:rPr>
-        <w:lastRenderedPageBreak/>
         <w:t>Potential data sources</w:t>
       </w:r>
       <w:r>
+        <w:rPr>
+          <w:rFonts w:ascii="Aptos" w:hAnsi="Aptos"/>
+        </w:rPr>
         <w:t xml:space="preserve">:  </w:t>
       </w:r>
     </w:p>
@@ -87,10 +152,17 @@
           <w:ilvl w:val="0"/>
           <w:numId w:val="1"/>
         </w:numPr>
+        <w:spacing w:after="0" w:line="240" w:lineRule="auto"/>
         <w:ind w:left="1440"/>
-      </w:pPr>
-      <w:r>
-        <w:t>National Welfare Data:** “The Center for Poverty Research annually updates our state-level panel data series covering population, employment, unemployment, welfare, poverty, and politics. Our current update includes information for the majority of the 2024 calendar year. We will update the remainder when available. These data are publicly available to all users.”</w:t>
+        <w:rPr>
+          <w:rFonts w:ascii="Aptos" w:hAnsi="Aptos"/>
+        </w:rPr>
+      </w:pPr>
+      <w:r>
+        <w:rPr>
+          <w:rFonts w:ascii="Aptos" w:hAnsi="Aptos"/>
+        </w:rPr>
+        <w:t>National Welfare Data: “The Center for Poverty Research annually updates our state-level panel data series covering population, employment, unemployment, welfare, poverty, and politics. Our current update includes information for the majority of the 2024 calendar year. We will update the remainder when available. These data are publicly available to all users.”</w:t>
       </w:r>
     </w:p>
     <w:p>
@@ -100,9 +172,16 @@
           <w:ilvl w:val="1"/>
           <w:numId w:val="1"/>
         </w:numPr>
+        <w:spacing w:after="0" w:line="240" w:lineRule="auto"/>
         <w:ind w:left="2160"/>
-      </w:pPr>
-      <w:r>
+        <w:rPr>
+          <w:rFonts w:ascii="Aptos" w:hAnsi="Aptos"/>
+        </w:rPr>
+      </w:pPr>
+      <w:r>
+        <w:rPr>
+          <w:rFonts w:ascii="Aptos" w:hAnsi="Aptos"/>
+        </w:rPr>
         <w:t xml:space="preserve">Link: https://ukcpr.uky.edu/resources  </w:t>
       </w:r>
     </w:p>
@@ -113,10 +192,24 @@
           <w:ilvl w:val="0"/>
           <w:numId w:val="1"/>
         </w:numPr>
+        <w:spacing w:after="0" w:line="240" w:lineRule="auto"/>
         <w:ind w:left="1440"/>
-      </w:pPr>
-      <w:r>
-        <w:t>Feeding America Food Insecurity Data:** “Since 2011, Feeding America has produced the Map the Meal Gap study, providing estimates of local food insecurity and food costs on an annual basis to better understand people and places facing hunger and to inform decisions and actions that will help us achieve our mission. We do this by generating national and local data about food insecurity, translating those data into insights and tools like the interactive map below, and engaging partners to help them use and improve our data and research in the future.”</w:t>
+        <w:rPr>
+          <w:rFonts w:ascii="Aptos" w:hAnsi="Aptos"/>
+        </w:rPr>
+      </w:pPr>
+      <w:r>
+        <w:rPr>
+          <w:rFonts w:ascii="Aptos" w:hAnsi="Aptos"/>
+        </w:rPr>
+        <w:t xml:space="preserve">Feeding America Food Insecurity Data: “Since 2011, Feeding America has produced the Map the Meal Gap study, providing estimates of local food </w:t>
+      </w:r>
+      <w:r>
+        <w:rPr>
+          <w:rFonts w:ascii="Aptos" w:hAnsi="Aptos"/>
+        </w:rPr>
+        <w:lastRenderedPageBreak/>
+        <w:t>insecurity and food costs on an annual basis to better understand people and places facing hunger and to inform decisions and actions that will help us achieve our mission. We do this by generating national and local data about food insecurity, translating those data into insights and tools like the interactive map below, and engaging partners to help them use and improve our data and research in the future.”</w:t>
       </w:r>
     </w:p>
     <w:p>
@@ -126,41 +219,81 @@
           <w:ilvl w:val="1"/>
           <w:numId w:val="1"/>
         </w:numPr>
+        <w:spacing w:after="0" w:line="240" w:lineRule="auto"/>
         <w:ind w:left="2160"/>
-      </w:pPr>
-      <w:r>
+        <w:rPr>
+          <w:rFonts w:ascii="Aptos" w:hAnsi="Aptos"/>
+        </w:rPr>
+      </w:pPr>
+      <w:r>
+        <w:rPr>
+          <w:rFonts w:ascii="Aptos" w:hAnsi="Aptos"/>
+        </w:rPr>
         <w:t xml:space="preserve">Link: https://map.feedingamerica.org/          </w:t>
       </w:r>
     </w:p>
     <w:p>
       <w:pPr>
         <w:pStyle w:val="Heading3"/>
-      </w:pPr>
-      <w:r>
+        <w:spacing w:before="0" w:after="0" w:line="240" w:lineRule="auto"/>
+        <w:rPr>
+          <w:rFonts w:ascii="Aptos" w:hAnsi="Aptos"/>
+          <w:sz w:val="24"/>
+          <w:szCs w:val="24"/>
+          <w:u w:val="single"/>
+        </w:rPr>
+      </w:pPr>
+      <w:r>
+        <w:rPr>
+          <w:rFonts w:ascii="Aptos" w:hAnsi="Aptos"/>
+          <w:sz w:val="24"/>
+          <w:szCs w:val="24"/>
+          <w:u w:val="single"/>
+        </w:rPr>
         <w:t xml:space="preserve">Liz: Accessibility to alcohol's relationship to levels of binge drinking in a given (Iowa) county  </w:t>
       </w:r>
     </w:p>
     <w:p>
-      <w:r>
-        <w:rPr>
+      <w:pPr>
+        <w:spacing w:after="0" w:line="240" w:lineRule="auto"/>
+        <w:rPr>
+          <w:rFonts w:ascii="Aptos" w:hAnsi="Aptos"/>
+        </w:rPr>
+      </w:pPr>
+      <w:r>
+        <w:rPr>
+          <w:rFonts w:ascii="Aptos" w:hAnsi="Aptos"/>
           <w:b/>
           <w:bCs/>
         </w:rPr>
         <w:t>Description</w:t>
       </w:r>
       <w:r>
+        <w:rPr>
+          <w:rFonts w:ascii="Aptos" w:hAnsi="Aptos"/>
+        </w:rPr>
         <w:t xml:space="preserve">: The Iowa Department of Health and Human Services has already launched a new campaign called Say “Yes” to Drinking Less Alcohol, to combat high rates of binge drinking. Aiming to investigate whether factors like accessibility to alcohol are correlated to higher levels of binge drinking could inform where to best focus future resources and interventions. Targeted campaigns and/or subsequent action by Iowa Department of Health and Human Services, in conjunction with community partners, in areas that show higher levels of average binge drinking could aid in the ultimate goal of improving health, safety, and alcohol responsibility in Iowa. We could compare the rate across states, explore whether/how the severity has changed over time, and look into the local data from class to compare behavioral data to accessibility (e.g., looking at number of stores in a given area) and purchase rates at a county level.  </w:t>
       </w:r>
     </w:p>
     <w:p>
-      <w:r>
-        <w:rPr>
+      <w:pPr>
+        <w:spacing w:after="0" w:line="240" w:lineRule="auto"/>
+        <w:rPr>
+          <w:rFonts w:ascii="Aptos" w:hAnsi="Aptos"/>
+        </w:rPr>
+      </w:pPr>
+      <w:r>
+        <w:rPr>
+          <w:rFonts w:ascii="Aptos" w:hAnsi="Aptos"/>
           <w:b/>
           <w:bCs/>
         </w:rPr>
         <w:t>Potential data sources</w:t>
       </w:r>
       <w:r>
+        <w:rPr>
+          <w:rFonts w:ascii="Aptos" w:hAnsi="Aptos"/>
+        </w:rPr>
         <w:t xml:space="preserve">:  </w:t>
       </w:r>
     </w:p>
@@ -171,15 +304,23 @@
           <w:ilvl w:val="0"/>
           <w:numId w:val="2"/>
         </w:numPr>
-      </w:pPr>
-      <w:r>
-        <w:rPr>
+        <w:spacing w:after="0" w:line="240" w:lineRule="auto"/>
+        <w:rPr>
+          <w:rFonts w:ascii="Aptos" w:hAnsi="Aptos"/>
+        </w:rPr>
+      </w:pPr>
+      <w:r>
+        <w:rPr>
+          <w:rFonts w:ascii="Aptos" w:hAnsi="Aptos"/>
           <w:b/>
           <w:bCs/>
         </w:rPr>
         <w:t>Class Data on Iowa Liquor Sales:</w:t>
       </w:r>
       <w:r>
+        <w:rPr>
+          <w:rFonts w:ascii="Aptos" w:hAnsi="Aptos"/>
+        </w:rPr>
         <w:t xml:space="preserve"> would provide specific store location as well as county-by-county info and sales stats  </w:t>
       </w:r>
     </w:p>
@@ -190,8 +331,15 @@
           <w:ilvl w:val="1"/>
           <w:numId w:val="2"/>
         </w:numPr>
-      </w:pPr>
-      <w:r>
+        <w:spacing w:after="0" w:line="240" w:lineRule="auto"/>
+        <w:rPr>
+          <w:rFonts w:ascii="Aptos" w:hAnsi="Aptos"/>
+        </w:rPr>
+      </w:pPr>
+      <w:r>
+        <w:rPr>
+          <w:rFonts w:ascii="Aptos" w:hAnsi="Aptos"/>
+        </w:rPr>
         <w:t xml:space="preserve">Link: https://data.iowa.gov/Sales-Distribution/Iowa-Liquor-Sales/m3tr-qhgy/about_data  </w:t>
       </w:r>
     </w:p>
@@ -202,10 +350,16 @@
           <w:ilvl w:val="0"/>
           <w:numId w:val="2"/>
         </w:numPr>
-      </w:pPr>
-      <w:r>
-        <w:lastRenderedPageBreak/>
-        <w:t xml:space="preserve">U.S. National Health Stats Ranking:** allow for the contextualization of a focus on Iowa and make clear the imminent need for further work aimed at lowering binge drinking levels; provides national excess drinking data.  </w:t>
+        <w:spacing w:after="0" w:line="240" w:lineRule="auto"/>
+        <w:rPr>
+          <w:rFonts w:ascii="Aptos" w:hAnsi="Aptos"/>
+        </w:rPr>
+      </w:pPr>
+      <w:r>
+        <w:rPr>
+          <w:rFonts w:ascii="Aptos" w:hAnsi="Aptos"/>
+        </w:rPr>
+        <w:t xml:space="preserve">U.S. National Health Stats Ranking: allow for the contextualization of a focus on Iowa and make clear the imminent need for further work aimed at lowering binge drinking levels; provides national excess drinking data.  </w:t>
       </w:r>
     </w:p>
     <w:p>
@@ -215,8 +369,15 @@
           <w:ilvl w:val="1"/>
           <w:numId w:val="2"/>
         </w:numPr>
-      </w:pPr>
-      <w:r>
+        <w:spacing w:after="0" w:line="240" w:lineRule="auto"/>
+        <w:rPr>
+          <w:rFonts w:ascii="Aptos" w:hAnsi="Aptos"/>
+        </w:rPr>
+      </w:pPr>
+      <w:r>
+        <w:rPr>
+          <w:rFonts w:ascii="Aptos" w:hAnsi="Aptos"/>
+        </w:rPr>
         <w:t xml:space="preserve">Link: https://www.americashealthrankings.org/explore/measures/ExcessDrink/IA          </w:t>
       </w:r>
     </w:p>
@@ -227,9 +388,28 @@
           <w:ilvl w:val="0"/>
           <w:numId w:val="2"/>
         </w:numPr>
-      </w:pPr>
-      <w:r>
-        <w:t xml:space="preserve">Behavioral Risk Factor Surveillance System (BRFSS) Data:** provides past years' BRFSS data; this is used to measure progress toward health goals and is conducted annually in Iowa. Iowa BRFSS survey data supports the creation and implementation of public health activities and, per the Iowa Health and Human Services website, "aims to reducing chronic diseases and other leading causes of death for Iowans."  </w:t>
+        <w:spacing w:after="0" w:line="240" w:lineRule="auto"/>
+        <w:rPr>
+          <w:rFonts w:ascii="Aptos" w:hAnsi="Aptos"/>
+        </w:rPr>
+      </w:pPr>
+      <w:r>
+        <w:rPr>
+          <w:rFonts w:ascii="Aptos" w:hAnsi="Aptos"/>
+        </w:rPr>
+        <w:t>Behavioral Risk Factor Surveillance System (BRFSS) Data</w:t>
+      </w:r>
+      <w:r>
+        <w:rPr>
+          <w:rFonts w:ascii="Aptos" w:hAnsi="Aptos"/>
+        </w:rPr>
+        <w:t xml:space="preserve">: </w:t>
+      </w:r>
+      <w:r>
+        <w:rPr>
+          <w:rFonts w:ascii="Aptos" w:hAnsi="Aptos"/>
+        </w:rPr>
+        <w:t xml:space="preserve">provides past years' BRFSS data; this is used to measure progress toward health goals and is conducted annually in Iowa. Iowa BRFSS survey data supports the creation and implementation of public health activities and, per the Iowa Health and Human Services website, "aims to reducing chronic diseases and other leading causes of death for Iowans."  </w:t>
       </w:r>
     </w:p>
     <w:p>
@@ -239,46 +419,115 @@
           <w:ilvl w:val="1"/>
           <w:numId w:val="2"/>
         </w:numPr>
-      </w:pPr>
-      <w:r>
+        <w:spacing w:after="0" w:line="240" w:lineRule="auto"/>
+        <w:rPr>
+          <w:rFonts w:ascii="Aptos" w:hAnsi="Aptos"/>
+        </w:rPr>
+      </w:pPr>
+      <w:r>
+        <w:rPr>
+          <w:rFonts w:ascii="Aptos" w:hAnsi="Aptos"/>
+        </w:rPr>
         <w:t>Link: https://hhs.iowa.gov/about/data-reports/brfss</w:t>
       </w:r>
     </w:p>
     <w:p>
       <w:pPr>
         <w:pStyle w:val="Heading3"/>
-      </w:pPr>
-      <w:r>
-        <w:t>Ryan: Housing Costs, Interest Rates, and home ownership in the U.S.</w:t>
-      </w:r>
-    </w:p>
-    <w:p>
-      <w:pPr>
-        <w:ind w:left="720"/>
-      </w:pPr>
-      <w:r>
-        <w:rPr>
+        <w:spacing w:before="0" w:after="0" w:line="240" w:lineRule="auto"/>
+        <w:rPr>
+          <w:rFonts w:ascii="Aptos" w:hAnsi="Aptos"/>
           <w:b/>
           <w:bCs/>
-        </w:rPr>
-        <w:t>Description</w:t>
-      </w:r>
-      <w:r>
-        <w:t xml:space="preserve">: My idea is to study how mortgage interest rates and housing prices affect home ownership rates across states. We could combine Census housing data, FRED mortgage rates, and FHFA house price indexes to build a panel dataset and estimate how changes in borrowing costs and housing prices influence home ownership or rent burden over time. One potential research question would be: How do changes in mortgage interest rates and housing prices affect home ownership rates across U.S. states over time? Data should be relatively easy to access and merge. Housing outcomes are influenced by many economic factors, so we could add controls like median income, unemployment rates, or population growth to isolate the effect of interest rates and housing prices. We could explore regional differences, like if changes in interest rates affect home ownership differently in high-cost housing markets compared to more affordable states. We’d probably create a panel dataset that observes states over time, so each state-year would be an observation. The panel would track how home ownership rates change as mortgage rates, housing prices, and other economic variables change.  </w:t>
-      </w:r>
-    </w:p>
-    <w:p>
-      <w:pPr>
-        <w:ind w:left="720"/>
-      </w:pPr>
-      <w:r>
-        <w:rPr>
+          <w:sz w:val="24"/>
+          <w:szCs w:val="24"/>
+          <w:u w:val="single"/>
+        </w:rPr>
+      </w:pPr>
+      <w:r>
+        <w:rPr>
+          <w:rFonts w:ascii="Aptos" w:hAnsi="Aptos"/>
           <w:b/>
           <w:bCs/>
+          <w:sz w:val="24"/>
+          <w:szCs w:val="24"/>
+          <w:u w:val="single"/>
+        </w:rPr>
+        <w:t>*</w:t>
+      </w:r>
+      <w:r>
+        <w:rPr>
+          <w:rFonts w:ascii="Aptos" w:hAnsi="Aptos"/>
+          <w:b/>
+          <w:bCs/>
+          <w:sz w:val="24"/>
+          <w:szCs w:val="24"/>
+          <w:u w:val="single"/>
+        </w:rPr>
+        <w:t>Ryan: Housing Costs, Interest Rates, and home ownership in the U.S.</w:t>
+      </w:r>
+      <w:r>
+        <w:rPr>
+          <w:rFonts w:ascii="Aptos" w:hAnsi="Aptos"/>
+          <w:b/>
+          <w:bCs/>
+          <w:sz w:val="24"/>
+          <w:szCs w:val="24"/>
+          <w:u w:val="single"/>
+        </w:rPr>
+        <w:t>*</w:t>
+      </w:r>
+    </w:p>
+    <w:p>
+      <w:pPr>
+        <w:spacing w:after="0" w:line="240" w:lineRule="auto"/>
+        <w:ind w:left="720"/>
+        <w:rPr>
+          <w:rFonts w:ascii="Aptos" w:hAnsi="Aptos"/>
+        </w:rPr>
+      </w:pPr>
+      <w:r>
+        <w:rPr>
+          <w:rFonts w:ascii="Aptos" w:hAnsi="Aptos"/>
+          <w:b/>
+          <w:bCs/>
+        </w:rPr>
+        <w:t>Description</w:t>
+      </w:r>
+      <w:r>
+        <w:rPr>
+          <w:rFonts w:ascii="Aptos" w:hAnsi="Aptos"/>
+        </w:rPr>
+        <w:t xml:space="preserve">: My idea is to study how mortgage interest rates and housing prices affect home ownership rates across states. We could combine Census housing data, FRED mortgage rates, and FHFA house price indexes to build a panel dataset and estimate how changes in borrowing costs and housing prices influence home ownership or rent burden over time. One potential research question would be: How do changes in mortgage interest rates and housing prices affect home ownership rates across U.S. states over time? Data should be relatively easy to access and </w:t>
+      </w:r>
+      <w:r>
+        <w:rPr>
+          <w:rFonts w:ascii="Aptos" w:hAnsi="Aptos"/>
+        </w:rPr>
+        <w:lastRenderedPageBreak/>
+        <w:t xml:space="preserve">merge. Housing outcomes are influenced by many economic factors, so we could add controls like median income, unemployment rates, or population growth to isolate the effect of interest rates and housing prices. We could explore regional differences, like if changes in interest rates affect home ownership differently in high-cost housing markets compared to more affordable states. We’d probably create a panel dataset that observes states over time, so each state-year would be an observation. The panel would track how home ownership rates change as mortgage rates, housing prices, and other economic variables change.  </w:t>
+      </w:r>
+    </w:p>
+    <w:p>
+      <w:pPr>
+        <w:spacing w:after="0" w:line="240" w:lineRule="auto"/>
+        <w:ind w:left="720"/>
+        <w:rPr>
+          <w:rFonts w:ascii="Aptos" w:hAnsi="Aptos"/>
+        </w:rPr>
+      </w:pPr>
+      <w:r>
+        <w:rPr>
+          <w:rFonts w:ascii="Aptos" w:hAnsi="Aptos"/>
+          <w:b/>
+          <w:bCs/>
         </w:rPr>
         <w:t>Potential data sources</w:t>
       </w:r>
       <w:r>
+        <w:rPr>
+          <w:rFonts w:ascii="Aptos" w:hAnsi="Aptos"/>
+        </w:rPr>
         <w:t xml:space="preserve">:  </w:t>
       </w:r>
     </w:p>
@@ -289,8 +538,15 @@
           <w:ilvl w:val="0"/>
           <w:numId w:val="3"/>
         </w:numPr>
-      </w:pPr>
-      <w:r>
+        <w:spacing w:after="0" w:line="240" w:lineRule="auto"/>
+        <w:rPr>
+          <w:rFonts w:ascii="Aptos" w:hAnsi="Aptos"/>
+        </w:rPr>
+      </w:pPr>
+      <w:r>
+        <w:rPr>
+          <w:rFonts w:ascii="Aptos" w:hAnsi="Aptos"/>
+        </w:rPr>
         <w:t xml:space="preserve">Home ownership and Housing Data: The U.S. Census Bureau provides state and national data on home ownership rates, housing costs, median home values, rent burdens, and other housing market indicators. These data are available through FRED.  </w:t>
       </w:r>
     </w:p>
@@ -301,15 +557,16 @@
           <w:ilvl w:val="1"/>
           <w:numId w:val="3"/>
         </w:numPr>
-      </w:pPr>
-      <w:r>
-        <w:t>Link:</w:t>
-      </w:r>
-      <w:r>
-        <w:t xml:space="preserve"> </w:t>
-      </w:r>
-      <w:r>
-        <w:t xml:space="preserve">https://fred.stlouisfed.org/searchresults/?st=homeownership%20rates%20by%20state  </w:t>
+        <w:spacing w:after="0" w:line="240" w:lineRule="auto"/>
+        <w:rPr>
+          <w:rFonts w:ascii="Aptos" w:hAnsi="Aptos"/>
+        </w:rPr>
+      </w:pPr>
+      <w:r>
+        <w:rPr>
+          <w:rFonts w:ascii="Aptos" w:hAnsi="Aptos"/>
+        </w:rPr>
+        <w:t xml:space="preserve">Link: https://fred.stlouisfed.org/searchresults/?st=homeownership%20rates%20by%20state  </w:t>
       </w:r>
     </w:p>
     <w:p>
@@ -319,9 +576,15 @@
           <w:ilvl w:val="1"/>
           <w:numId w:val="3"/>
         </w:numPr>
-      </w:pPr>
-      <w:r>
-        <w:lastRenderedPageBreak/>
+        <w:spacing w:after="0" w:line="240" w:lineRule="auto"/>
+        <w:rPr>
+          <w:rFonts w:ascii="Aptos" w:hAnsi="Aptos"/>
+        </w:rPr>
+      </w:pPr>
+      <w:r>
+        <w:rPr>
+          <w:rFonts w:ascii="Aptos" w:hAnsi="Aptos"/>
+        </w:rPr>
         <w:t xml:space="preserve">Link: https://fred.stlouisfed.org/series/RSAHORUSQ156S  </w:t>
       </w:r>
     </w:p>
@@ -332,8 +595,15 @@
           <w:ilvl w:val="0"/>
           <w:numId w:val="3"/>
         </w:numPr>
-      </w:pPr>
-      <w:r>
+        <w:spacing w:after="0" w:line="240" w:lineRule="auto"/>
+        <w:rPr>
+          <w:rFonts w:ascii="Aptos" w:hAnsi="Aptos"/>
+        </w:rPr>
+      </w:pPr>
+      <w:r>
+        <w:rPr>
+          <w:rFonts w:ascii="Aptos" w:hAnsi="Aptos"/>
+        </w:rPr>
         <w:t xml:space="preserve">Mortgage Interest Rate Data: The Federal Reserve Economic Data (FRED) database provides historical mortgage interest rates and other macroeconomic indicators that can be merged with housing data to analyze how changes in borrowing costs affect housing outcomes.  </w:t>
       </w:r>
     </w:p>
@@ -344,8 +614,15 @@
           <w:ilvl w:val="1"/>
           <w:numId w:val="3"/>
         </w:numPr>
-      </w:pPr>
-      <w:r>
+        <w:spacing w:after="0" w:line="240" w:lineRule="auto"/>
+        <w:rPr>
+          <w:rFonts w:ascii="Aptos" w:hAnsi="Aptos"/>
+        </w:rPr>
+      </w:pPr>
+      <w:r>
+        <w:rPr>
+          <w:rFonts w:ascii="Aptos" w:hAnsi="Aptos"/>
+        </w:rPr>
         <w:t xml:space="preserve">Link: https://fred.stlouisfed.org/series/MORTGAGE30US  </w:t>
       </w:r>
     </w:p>
@@ -356,8 +633,15 @@
           <w:ilvl w:val="0"/>
           <w:numId w:val="3"/>
         </w:numPr>
-      </w:pPr>
-      <w:r>
+        <w:spacing w:after="0" w:line="240" w:lineRule="auto"/>
+        <w:rPr>
+          <w:rFonts w:ascii="Aptos" w:hAnsi="Aptos"/>
+        </w:rPr>
+      </w:pPr>
+      <w:r>
+        <w:rPr>
+          <w:rFonts w:ascii="Aptos" w:hAnsi="Aptos"/>
+        </w:rPr>
         <w:t xml:space="preserve">Housing Price Index Data: The Federal Housing Finance Agency (FHFA) provides a House Price Index with quarterly and annual data on housing price changes at the state and metropolitan levels.  </w:t>
       </w:r>
     </w:p>
@@ -368,393 +652,1595 @@
           <w:ilvl w:val="1"/>
           <w:numId w:val="3"/>
         </w:numPr>
-      </w:pPr>
-      <w:r>
+        <w:spacing w:after="0" w:line="240" w:lineRule="auto"/>
+        <w:rPr>
+          <w:rFonts w:ascii="Aptos" w:hAnsi="Aptos"/>
+        </w:rPr>
+      </w:pPr>
+      <w:r>
+        <w:rPr>
+          <w:rFonts w:ascii="Aptos" w:hAnsi="Aptos"/>
+        </w:rPr>
         <w:t>Link: https://www.fhfa.gov/data/hpi/datasets?tab=quarterly-data</w:t>
       </w:r>
     </w:p>
     <w:p>
-      <w:r>
-        <w:rPr>
+      <w:pPr>
+        <w:spacing w:after="0" w:line="240" w:lineRule="auto"/>
+        <w:rPr>
+          <w:rFonts w:ascii="Aptos" w:hAnsi="Aptos"/>
+        </w:rPr>
+      </w:pPr>
+      <w:r>
+        <w:rPr>
+          <w:rFonts w:ascii="Aptos" w:hAnsi="Aptos"/>
           <w:b/>
           <w:bCs/>
         </w:rPr>
         <w:t>Discussion</w:t>
       </w:r>
       <w:r>
+        <w:rPr>
+          <w:rFonts w:ascii="Aptos" w:hAnsi="Aptos"/>
+        </w:rPr>
         <w:t>:</w:t>
       </w:r>
     </w:p>
     <w:p>
-      <w:r>
+      <w:pPr>
+        <w:spacing w:after="0" w:line="240" w:lineRule="auto"/>
+        <w:rPr>
+          <w:rFonts w:ascii="Aptos" w:hAnsi="Aptos"/>
+        </w:rPr>
+      </w:pPr>
+      <w:r>
+        <w:rPr>
+          <w:rFonts w:ascii="Aptos" w:hAnsi="Aptos"/>
+        </w:rPr>
         <w:t xml:space="preserve">After talking through the ideas, Levi pointed out that Ryan's idea had overlap with the Federal Reserve data that we had to use for R HW 3. We agreed to proceed with that topic and aimed to think about it in parallel with the homework. We each tried to merge data sets to make sure we had the skill to do so moving forward. </w:t>
       </w:r>
     </w:p>
     <w:p>
       <w:pPr>
         <w:pStyle w:val="Heading1"/>
-      </w:pPr>
-      <w:r>
+        <w:spacing w:before="0" w:after="0" w:line="240" w:lineRule="auto"/>
+        <w:rPr>
+          <w:rFonts w:ascii="Aptos" w:hAnsi="Aptos"/>
+          <w:sz w:val="24"/>
+          <w:szCs w:val="24"/>
+        </w:rPr>
+      </w:pPr>
+      <w:r>
+        <w:rPr>
+          <w:rFonts w:ascii="Aptos" w:hAnsi="Aptos"/>
+          <w:sz w:val="24"/>
+          <w:szCs w:val="24"/>
+        </w:rPr>
         <w:t>Meeting 3 (03/11)</w:t>
       </w:r>
     </w:p>
     <w:p>
-      <w:r>
-        <w:t>We finalized our decision to focus on Ryan's proposed topic, and prepared for our topic submission due 03/13. In preparation, we split up the work as such:</w:t>
-      </w:r>
-    </w:p>
-    <w:p>
-      <w:r>
+      <w:pPr>
+        <w:spacing w:after="0" w:line="240" w:lineRule="auto"/>
+        <w:rPr>
+          <w:rFonts w:ascii="Aptos" w:hAnsi="Aptos"/>
+        </w:rPr>
+      </w:pPr>
+      <w:r>
+        <w:rPr>
+          <w:rFonts w:ascii="Aptos" w:hAnsi="Aptos"/>
+        </w:rPr>
+        <w:t>We finalized our decision to focus on Ryan's proposed topic and prepared for our topic submission due 03/13. In preparation, we split up the work as such:</w:t>
+      </w:r>
+    </w:p>
+    <w:p>
+      <w:pPr>
+        <w:spacing w:after="0" w:line="240" w:lineRule="auto"/>
+        <w:rPr>
+          <w:rFonts w:ascii="Aptos" w:hAnsi="Aptos"/>
+        </w:rPr>
+      </w:pPr>
+      <w:r>
+        <w:rPr>
+          <w:rFonts w:ascii="Aptos" w:hAnsi="Aptos"/>
+        </w:rPr>
         <w:t xml:space="preserve">- Ryan will submit the topic on Canvas course page  </w:t>
       </w:r>
     </w:p>
     <w:p>
-      <w:r>
+      <w:pPr>
+        <w:spacing w:after="0" w:line="240" w:lineRule="auto"/>
+        <w:rPr>
+          <w:rFonts w:ascii="Aptos" w:hAnsi="Aptos"/>
+        </w:rPr>
+      </w:pPr>
+      <w:r>
+        <w:rPr>
+          <w:rFonts w:ascii="Aptos" w:hAnsi="Aptos"/>
+        </w:rPr>
         <w:t xml:space="preserve">- All will work on respective sections  </w:t>
       </w:r>
     </w:p>
     <w:p>
-      <w:r>
+      <w:pPr>
+        <w:spacing w:after="0" w:line="240" w:lineRule="auto"/>
+        <w:rPr>
+          <w:rFonts w:ascii="Aptos" w:hAnsi="Aptos"/>
+        </w:rPr>
+      </w:pPr>
+      <w:r>
+        <w:rPr>
+          <w:rFonts w:ascii="Aptos" w:hAnsi="Aptos"/>
+        </w:rPr>
         <w:t xml:space="preserve">    - Levi: Process of choosing a topic, opportunities to expand. </w:t>
       </w:r>
     </w:p>
     <w:p>
-      <w:r>
+      <w:pPr>
+        <w:spacing w:after="0" w:line="240" w:lineRule="auto"/>
+        <w:rPr>
+          <w:rFonts w:ascii="Aptos" w:hAnsi="Aptos"/>
+        </w:rPr>
+      </w:pPr>
+      <w:r>
+        <w:rPr>
+          <w:rFonts w:ascii="Aptos" w:hAnsi="Aptos"/>
+        </w:rPr>
         <w:t xml:space="preserve">    - Liz: Policy implications Scott Turner HUD </w:t>
       </w:r>
     </w:p>
     <w:p>
-      <w:r>
+      <w:pPr>
+        <w:spacing w:after="0" w:line="240" w:lineRule="auto"/>
+        <w:rPr>
+          <w:rFonts w:ascii="Aptos" w:hAnsi="Aptos"/>
+        </w:rPr>
+      </w:pPr>
+      <w:r>
+        <w:rPr>
+          <w:rFonts w:ascii="Aptos" w:hAnsi="Aptos"/>
+        </w:rPr>
         <w:t xml:space="preserve">    - Ryan: Topic (research question, data sources)  </w:t>
       </w:r>
     </w:p>
     <w:p>
-      <w:r>
-        <w:t xml:space="preserve">- Levi will inform </w:t>
-      </w:r>
-      <w:proofErr w:type="spellStart"/>
-      <w:r>
-        <w:t>Bangjun</w:t>
-      </w:r>
-      <w:proofErr w:type="spellEnd"/>
-      <w:r>
-        <w:t xml:space="preserve"> (former group member) of the plan to log notes in this document rather than sending weekly emails  </w:t>
-      </w:r>
-    </w:p>
-    <w:p>
-      <w:r>
+      <w:pPr>
+        <w:spacing w:after="0" w:line="240" w:lineRule="auto"/>
+        <w:rPr>
+          <w:rFonts w:ascii="Aptos" w:hAnsi="Aptos"/>
+        </w:rPr>
+      </w:pPr>
+      <w:r>
+        <w:rPr>
+          <w:rFonts w:ascii="Aptos" w:hAnsi="Aptos"/>
+        </w:rPr>
+        <w:t xml:space="preserve">- Levi will inform Bangjun (former group member) of the plan to log notes in this document rather than sending weekly emails  </w:t>
+      </w:r>
+    </w:p>
+    <w:p>
+      <w:pPr>
+        <w:spacing w:after="0" w:line="240" w:lineRule="auto"/>
+        <w:rPr>
+          <w:rFonts w:ascii="Aptos" w:hAnsi="Aptos"/>
+        </w:rPr>
+      </w:pPr>
+      <w:r>
+        <w:rPr>
+          <w:rFonts w:ascii="Aptos" w:hAnsi="Aptos"/>
+        </w:rPr>
         <w:t xml:space="preserve">- Liz will create a GitHub page, will add everyone as collaborators &amp; email Prof Chale with a status update about a potential issue </w:t>
       </w:r>
     </w:p>
     <w:p>
-      <w:r>
+      <w:pPr>
+        <w:spacing w:after="0" w:line="240" w:lineRule="auto"/>
+        <w:rPr>
+          <w:rFonts w:ascii="Aptos" w:hAnsi="Aptos"/>
+        </w:rPr>
+      </w:pPr>
+      <w:r>
+        <w:rPr>
+          <w:rFonts w:ascii="Aptos" w:hAnsi="Aptos"/>
+        </w:rPr>
+        <w:lastRenderedPageBreak/>
         <w:t xml:space="preserve">- Ryan will upload a file joining Census and FRED data, including a loop to bring in multiple years of Census data  </w:t>
       </w:r>
     </w:p>
     <w:p>
-      <w:r>
+      <w:pPr>
+        <w:spacing w:after="0" w:line="240" w:lineRule="auto"/>
+        <w:rPr>
+          <w:rFonts w:ascii="Aptos" w:hAnsi="Aptos"/>
+        </w:rPr>
+      </w:pPr>
+      <w:r>
+        <w:rPr>
+          <w:rFonts w:ascii="Aptos" w:hAnsi="Aptos"/>
+        </w:rPr>
         <w:t xml:space="preserve">- Levi will investigate data availability for controlling for state housing policy  </w:t>
       </w:r>
     </w:p>
-    <w:p/>
+    <w:p>
+      <w:pPr>
+        <w:spacing w:after="0" w:line="240" w:lineRule="auto"/>
+        <w:rPr>
+          <w:rFonts w:ascii="Aptos" w:hAnsi="Aptos"/>
+        </w:rPr>
+      </w:pPr>
+    </w:p>
     <w:p>
       <w:pPr>
         <w:pStyle w:val="Heading1"/>
-      </w:pPr>
-      <w:r>
+        <w:spacing w:before="0" w:after="0" w:line="240" w:lineRule="auto"/>
+        <w:rPr>
+          <w:rFonts w:ascii="Aptos" w:hAnsi="Aptos"/>
+        </w:rPr>
+      </w:pPr>
+      <w:r>
+        <w:rPr>
+          <w:rFonts w:ascii="Aptos" w:hAnsi="Aptos"/>
+        </w:rPr>
         <w:t>Meeting 4 (03/18)</w:t>
       </w:r>
     </w:p>
     <w:p>
-      <w:r>
-        <w:t xml:space="preserve">We talked through the Checkpoint 1 criteria and made the following plan in advance of Meeting 5:  </w:t>
-      </w:r>
-    </w:p>
-    <w:p>
-      <w:r>
-        <w:t xml:space="preserve">- Work on README/update on </w:t>
-      </w:r>
-      <w:proofErr w:type="spellStart"/>
-      <w:r>
-        <w:t>Github</w:t>
-      </w:r>
-      <w:proofErr w:type="spellEnd"/>
-      <w:r>
-        <w:t xml:space="preserve"> (update on personal contributions, add progress updates for each checkpoint, etc.)  </w:t>
-      </w:r>
-    </w:p>
-    <w:p>
-      <w:r>
-        <w:t xml:space="preserve">- Try to run code that someone else posted on </w:t>
-      </w:r>
-      <w:proofErr w:type="spellStart"/>
-      <w:r>
-        <w:t>github</w:t>
-      </w:r>
-      <w:proofErr w:type="spellEnd"/>
-      <w:r>
-        <w:t xml:space="preserve"> and become more familiar with platform/collaborative repositories  </w:t>
-      </w:r>
-    </w:p>
-    <w:p>
-      <w:r>
+      <w:pPr>
+        <w:spacing w:after="0" w:line="240" w:lineRule="auto"/>
+        <w:rPr>
+          <w:rFonts w:ascii="Aptos" w:hAnsi="Aptos"/>
+        </w:rPr>
+      </w:pPr>
+      <w:r>
+        <w:rPr>
+          <w:rFonts w:ascii="Aptos" w:hAnsi="Aptos"/>
+        </w:rPr>
+        <w:t>We talked through the Checkpoint 1 criteria and made the following plan</w:t>
+      </w:r>
+      <w:r>
+        <w:rPr>
+          <w:rFonts w:ascii="Aptos" w:hAnsi="Aptos"/>
+        </w:rPr>
+        <w:t>,</w:t>
+      </w:r>
+      <w:r>
+        <w:rPr>
+          <w:rFonts w:ascii="Aptos" w:hAnsi="Aptos"/>
+        </w:rPr>
+        <w:t xml:space="preserve"> in advance of Meeting 5:  </w:t>
+      </w:r>
+    </w:p>
+    <w:p>
+      <w:pPr>
+        <w:spacing w:after="0" w:line="240" w:lineRule="auto"/>
+        <w:rPr>
+          <w:rFonts w:ascii="Aptos" w:hAnsi="Aptos"/>
+        </w:rPr>
+      </w:pPr>
+      <w:r>
+        <w:rPr>
+          <w:rFonts w:ascii="Aptos" w:hAnsi="Aptos"/>
+        </w:rPr>
+        <w:t xml:space="preserve">- Work on README/update on GitHub (update on personal contributions, add progress updates for each checkpoint, etc.)  </w:t>
+      </w:r>
+    </w:p>
+    <w:p>
+      <w:pPr>
+        <w:spacing w:after="0" w:line="240" w:lineRule="auto"/>
+        <w:rPr>
+          <w:rFonts w:ascii="Aptos" w:hAnsi="Aptos"/>
+        </w:rPr>
+      </w:pPr>
+      <w:r>
+        <w:rPr>
+          <w:rFonts w:ascii="Aptos" w:hAnsi="Aptos"/>
+        </w:rPr>
+        <w:t xml:space="preserve">- Try to run code that someone else posted on GitHub and become more familiar with platform/collaborative repositories  </w:t>
+      </w:r>
+    </w:p>
+    <w:p>
+      <w:pPr>
+        <w:spacing w:after="0" w:line="240" w:lineRule="auto"/>
+        <w:rPr>
+          <w:rFonts w:ascii="Aptos" w:hAnsi="Aptos"/>
+        </w:rPr>
+      </w:pPr>
+      <w:r>
+        <w:rPr>
+          <w:rFonts w:ascii="Aptos" w:hAnsi="Aptos"/>
+        </w:rPr>
         <w:t xml:space="preserve">- If possible, try to create simple visualizations  </w:t>
       </w:r>
     </w:p>
     <w:p>
-      <w:r>
+      <w:pPr>
+        <w:spacing w:after="0" w:line="240" w:lineRule="auto"/>
+        <w:rPr>
+          <w:rFonts w:ascii="Aptos" w:hAnsi="Aptos"/>
+        </w:rPr>
+      </w:pPr>
+      <w:r>
+        <w:rPr>
+          <w:rFonts w:ascii="Aptos" w:hAnsi="Aptos"/>
+        </w:rPr>
         <w:t xml:space="preserve">- Date to keep in mind: April 14th (project draft is due)  </w:t>
       </w:r>
     </w:p>
     <w:p>
-      <w:r>
+      <w:pPr>
+        <w:spacing w:after="0" w:line="240" w:lineRule="auto"/>
+        <w:rPr>
+          <w:rFonts w:ascii="Aptos" w:hAnsi="Aptos"/>
+        </w:rPr>
+      </w:pPr>
+      <w:r>
+        <w:rPr>
+          <w:rFonts w:ascii="Aptos" w:hAnsi="Aptos"/>
+        </w:rPr>
         <w:t xml:space="preserve">  </w:t>
       </w:r>
     </w:p>
     <w:p>
       <w:pPr>
         <w:pStyle w:val="Heading1"/>
-      </w:pPr>
-      <w:r>
+        <w:spacing w:before="0" w:after="0" w:line="240" w:lineRule="auto"/>
+        <w:rPr>
+          <w:rFonts w:ascii="Aptos" w:hAnsi="Aptos"/>
+        </w:rPr>
+      </w:pPr>
+      <w:r>
+        <w:rPr>
+          <w:rFonts w:ascii="Aptos" w:hAnsi="Aptos"/>
+        </w:rPr>
         <w:t>Meeting 5 (03/25)</w:t>
       </w:r>
     </w:p>
     <w:p>
-      <w:r>
-        <w:t xml:space="preserve">We discussed our progress on using our collaborative </w:t>
-      </w:r>
-      <w:proofErr w:type="spellStart"/>
-      <w:r>
-        <w:t>github</w:t>
-      </w:r>
-      <w:proofErr w:type="spellEnd"/>
-      <w:r>
-        <w:t xml:space="preserve"> repo. We also brainstormed ideas about additional potential directions in response to the feedback we received on our topic submission earlier in the week. We then divided up remaining tasks necessary for the Checkpoint 1 submission as follows:  </w:t>
-      </w:r>
-    </w:p>
-    <w:p>
-      <w:r>
-        <w:t xml:space="preserve">- Liz: Add remaining (Meeting 5) updates; fix formatting (adjust headers, resolve spacing issues, add bullets, etc.); </w:t>
-      </w:r>
-      <w:proofErr w:type="spellStart"/>
-      <w:r>
-        <w:t>clean up</w:t>
-      </w:r>
-      <w:proofErr w:type="spellEnd"/>
-      <w:r>
-        <w:t>/formalize wording of notes where necessary</w:t>
-      </w:r>
-    </w:p>
-    <w:p>
-      <w:r>
+      <w:pPr>
+        <w:spacing w:after="0" w:line="240" w:lineRule="auto"/>
+        <w:rPr>
+          <w:rFonts w:ascii="Aptos" w:hAnsi="Aptos"/>
+        </w:rPr>
+      </w:pPr>
+      <w:r>
+        <w:rPr>
+          <w:rFonts w:ascii="Aptos" w:hAnsi="Aptos"/>
+        </w:rPr>
+        <w:t xml:space="preserve">We discussed our progress on using our collaborative GitHub repo. We also brainstormed ideas about additional potential directions in response to the feedback we received on our topic submission earlier in the week. We then divided up remaining tasks necessary for the Checkpoint 1 submission as follows:  </w:t>
+      </w:r>
+    </w:p>
+    <w:p>
+      <w:pPr>
+        <w:spacing w:after="0" w:line="240" w:lineRule="auto"/>
+        <w:rPr>
+          <w:rFonts w:ascii="Aptos" w:hAnsi="Aptos"/>
+        </w:rPr>
+      </w:pPr>
+      <w:r>
+        <w:rPr>
+          <w:rFonts w:ascii="Aptos" w:hAnsi="Aptos"/>
+        </w:rPr>
+        <w:t>- Liz: Add remaining (Meeting 5) updates; fix formatting (adjust headers, resolve spacing issues, add bullets, etc.); clean-up/formalize wording of notes where necessary</w:t>
+      </w:r>
+    </w:p>
+    <w:p>
+      <w:pPr>
+        <w:spacing w:after="0" w:line="240" w:lineRule="auto"/>
+        <w:rPr>
+          <w:rFonts w:ascii="Aptos" w:hAnsi="Aptos"/>
+        </w:rPr>
+      </w:pPr>
+      <w:r>
+        <w:rPr>
+          <w:rFonts w:ascii="Aptos" w:hAnsi="Aptos"/>
+        </w:rPr>
         <w:t xml:space="preserve">- Levi: Fill in progress on 8 major tasks and submission  </w:t>
       </w:r>
     </w:p>
     <w:p>
-      <w:r>
+      <w:pPr>
+        <w:spacing w:after="0" w:line="240" w:lineRule="auto"/>
+        <w:rPr>
+          <w:rFonts w:ascii="Aptos" w:hAnsi="Aptos"/>
+        </w:rPr>
+      </w:pPr>
+      <w:r>
+        <w:rPr>
+          <w:rFonts w:ascii="Aptos" w:hAnsi="Aptos"/>
+        </w:rPr>
         <w:t xml:space="preserve">- Ryan: Create histogram plots of variable and move to README  </w:t>
       </w:r>
     </w:p>
     <w:p>
-      <w:r>
+      <w:pPr>
+        <w:spacing w:after="0" w:line="240" w:lineRule="auto"/>
+        <w:rPr>
+          <w:rFonts w:ascii="Aptos" w:hAnsi="Aptos"/>
+        </w:rPr>
+      </w:pPr>
+    </w:p>
+    <w:p>
+      <w:pPr>
+        <w:spacing w:after="0" w:line="240" w:lineRule="auto"/>
+        <w:rPr>
+          <w:rFonts w:ascii="Aptos" w:hAnsi="Aptos"/>
+        </w:rPr>
+      </w:pPr>
+      <w:r>
+        <w:rPr>
+          <w:rFonts w:ascii="Aptos" w:hAnsi="Aptos"/>
+        </w:rPr>
         <w:t xml:space="preserve">In advance of Meeting 6, we plan to look into:  </w:t>
       </w:r>
     </w:p>
     <w:p>
-      <w:r>
+      <w:pPr>
+        <w:spacing w:after="0" w:line="240" w:lineRule="auto"/>
+        <w:rPr>
+          <w:rFonts w:ascii="Aptos" w:hAnsi="Aptos"/>
+        </w:rPr>
+      </w:pPr>
+      <w:r>
+        <w:rPr>
+          <w:rFonts w:ascii="Aptos" w:hAnsi="Aptos"/>
+        </w:rPr>
         <w:t xml:space="preserve">- Potential variables to control for like state housing policies (explore law atlas data sets)  </w:t>
       </w:r>
     </w:p>
     <w:p>
-      <w:r>
+      <w:pPr>
+        <w:spacing w:after="0" w:line="240" w:lineRule="auto"/>
+        <w:rPr>
+          <w:rFonts w:ascii="Aptos" w:hAnsi="Aptos"/>
+        </w:rPr>
+      </w:pPr>
+      <w:r>
+        <w:rPr>
+          <w:rFonts w:ascii="Aptos" w:hAnsi="Aptos"/>
+        </w:rPr>
         <w:t xml:space="preserve">- How home ownership impacts wealth for households, per topic submission feedback  </w:t>
       </w:r>
     </w:p>
     <w:p>
-      <w:r>
+      <w:pPr>
+        <w:spacing w:after="0" w:line="240" w:lineRule="auto"/>
+        <w:rPr>
+          <w:rFonts w:ascii="Aptos" w:hAnsi="Aptos"/>
+        </w:rPr>
+      </w:pPr>
+      <w:r>
+        <w:rPr>
+          <w:rFonts w:ascii="Aptos" w:hAnsi="Aptos"/>
+        </w:rPr>
         <w:t xml:space="preserve">- Lags in mortgage and home ownership rates  </w:t>
       </w:r>
     </w:p>
     <w:p>
       <w:pPr>
         <w:pStyle w:val="Heading1"/>
-      </w:pPr>
-      <w:r>
+        <w:spacing w:before="0" w:after="0" w:line="240" w:lineRule="auto"/>
+        <w:rPr>
+          <w:rFonts w:ascii="Aptos" w:hAnsi="Aptos"/>
+        </w:rPr>
+      </w:pPr>
+    </w:p>
+    <w:p>
+      <w:pPr>
+        <w:pStyle w:val="Heading1"/>
+        <w:spacing w:before="0" w:after="0" w:line="240" w:lineRule="auto"/>
+        <w:rPr>
+          <w:rFonts w:ascii="Aptos" w:hAnsi="Aptos"/>
+        </w:rPr>
+      </w:pPr>
+      <w:r>
+        <w:rPr>
+          <w:rFonts w:ascii="Aptos" w:hAnsi="Aptos"/>
+        </w:rPr>
+        <w:t>Meeting 6 (03/30)</w:t>
+      </w:r>
+    </w:p>
+    <w:p>
+      <w:pPr>
+        <w:spacing w:after="0" w:line="240" w:lineRule="auto"/>
+        <w:rPr>
+          <w:rFonts w:ascii="Aptos" w:hAnsi="Aptos"/>
+        </w:rPr>
+      </w:pPr>
+      <w:r>
+        <w:rPr>
+          <w:rFonts w:ascii="Aptos" w:hAnsi="Aptos"/>
+        </w:rPr>
+        <w:t>We reviewed the feedback on our Checkpoint 1 submission and what we need to work on for Checkpoint 2. In advance of our meeting next week, we made a list of the following action items to address the feedback and begin preparing to work towards Checkpoint 2:</w:t>
+      </w:r>
+    </w:p>
+    <w:p>
+      <w:pPr>
+        <w:spacing w:after="0" w:line="240" w:lineRule="auto"/>
+        <w:rPr>
+          <w:rFonts w:ascii="Aptos" w:hAnsi="Aptos"/>
+        </w:rPr>
+      </w:pPr>
+      <w:r>
+        <w:rPr>
+          <w:rFonts w:ascii="Aptos" w:hAnsi="Aptos"/>
+        </w:rPr>
+        <w:t>- Liz: Import repository to group page and update README</w:t>
+      </w:r>
+    </w:p>
+    <w:p>
+      <w:pPr>
+        <w:spacing w:after="0" w:line="240" w:lineRule="auto"/>
+        <w:rPr>
+          <w:rFonts w:ascii="Aptos" w:hAnsi="Aptos"/>
+        </w:rPr>
+      </w:pPr>
+      <w:r>
+        <w:rPr>
+          <w:rFonts w:ascii="Aptos" w:hAnsi="Aptos"/>
+        </w:rPr>
+        <w:t xml:space="preserve">    - If time, look into using the integrated GitHub Project tool  </w:t>
+      </w:r>
+    </w:p>
+    <w:p>
+      <w:pPr>
+        <w:spacing w:after="0" w:line="240" w:lineRule="auto"/>
+        <w:rPr>
+          <w:rFonts w:ascii="Aptos" w:hAnsi="Aptos"/>
+        </w:rPr>
+      </w:pPr>
+      <w:r>
+        <w:rPr>
+          <w:rFonts w:ascii="Aptos" w:hAnsi="Aptos"/>
+        </w:rPr>
+        <w:t xml:space="preserve">- Levi: In the README include descriptions of where to find files  </w:t>
+      </w:r>
+    </w:p>
+    <w:p>
+      <w:pPr>
+        <w:spacing w:after="0" w:line="240" w:lineRule="auto"/>
+        <w:rPr>
+          <w:rFonts w:ascii="Aptos" w:hAnsi="Aptos"/>
+        </w:rPr>
+      </w:pPr>
+      <w:r>
+        <w:rPr>
+          <w:rFonts w:ascii="Aptos" w:hAnsi="Aptos"/>
+        </w:rPr>
+        <w:t xml:space="preserve">- Ryan: Clean repositor and make image file names more descriptive  </w:t>
+      </w:r>
+    </w:p>
+    <w:p>
+      <w:pPr>
+        <w:spacing w:after="0" w:line="240" w:lineRule="auto"/>
+        <w:rPr>
+          <w:rFonts w:ascii="Aptos" w:hAnsi="Aptos"/>
+        </w:rPr>
+      </w:pPr>
+      <w:r>
+        <w:rPr>
+          <w:rFonts w:ascii="Aptos" w:hAnsi="Aptos"/>
+        </w:rPr>
+        <w:t xml:space="preserve">- All: Try to get more familiar working with datasets we plan to use  </w:t>
+      </w:r>
+    </w:p>
+    <w:p>
+      <w:pPr>
+        <w:spacing w:after="0" w:line="240" w:lineRule="auto"/>
+        <w:rPr>
+          <w:rFonts w:ascii="Aptos" w:hAnsi="Aptos"/>
+        </w:rPr>
+      </w:pPr>
+    </w:p>
+    <w:p>
+      <w:pPr>
+        <w:pStyle w:val="Heading1"/>
+        <w:spacing w:before="0" w:after="0" w:line="240" w:lineRule="auto"/>
+        <w:rPr>
+          <w:rFonts w:ascii="Aptos" w:hAnsi="Aptos"/>
+        </w:rPr>
+      </w:pPr>
+      <w:r>
+        <w:rPr>
+          <w:rFonts w:ascii="Aptos" w:hAnsi="Aptos"/>
+        </w:rPr>
         <w:lastRenderedPageBreak/>
-        <w:t>Meeting 6 (03/30)</w:t>
-      </w:r>
-    </w:p>
-    <w:p>
-      <w:r>
-        <w:t>We reviewed the feedback on our Checkpoint 1 submission and the what we need to work on for Checkpoint 2. In advance of our meeting next week, we made a list of the following action items to address the feedback and begin preparing to work towards Checkpoint 2:</w:t>
-      </w:r>
-    </w:p>
-    <w:p>
-      <w:r>
-        <w:t>- Liz: Import repository to group page and update README</w:t>
-      </w:r>
-    </w:p>
-    <w:p>
-      <w:r>
-        <w:t xml:space="preserve">    - If time, look into using the integrated GitHub Project tool  </w:t>
-      </w:r>
-    </w:p>
-    <w:p>
-      <w:r>
-        <w:t xml:space="preserve">- Levi: In the README include descriptions of where to find files  </w:t>
-      </w:r>
-    </w:p>
-    <w:p>
-      <w:r>
-        <w:t xml:space="preserve">- Ryan: Clean repositor and make image file names more descriptive  </w:t>
-      </w:r>
-    </w:p>
-    <w:p>
-      <w:r>
-        <w:t xml:space="preserve">- All: Try to get more familiar working with datasets we plan to use  </w:t>
-      </w:r>
+        <w:t>Meeting 7 (04/06)</w:t>
+      </w:r>
+    </w:p>
+    <w:p>
+      <w:pPr>
+        <w:spacing w:after="0" w:line="240" w:lineRule="auto"/>
+        <w:rPr>
+          <w:rFonts w:ascii="Aptos" w:hAnsi="Aptos"/>
+        </w:rPr>
+      </w:pPr>
+      <w:r>
+        <w:rPr>
+          <w:rFonts w:ascii="Aptos" w:hAnsi="Aptos"/>
+        </w:rPr>
+        <w:t>We discussed progress we had made since our last meeting. Liz was coordinating with Professor Chale on how to import our repository to the group page. Ryan created several additional figures to inform the data summary and test for missingness and multicollinearity. Levi created a multilinear regression model and tested variable significance with and without clustered standard errors. To prepare for Checkpoint 2, we assigned each person to (a) section(s) of the report for the purposes of drafting the outline. Those assignments and other next steps are as follows:</w:t>
+      </w:r>
+    </w:p>
+    <w:p>
+      <w:pPr>
+        <w:pStyle w:val="ListParagraph"/>
+        <w:numPr>
+          <w:ilvl w:val="0"/>
+          <w:numId w:val="7"/>
+        </w:numPr>
+        <w:spacing w:after="0" w:line="240" w:lineRule="auto"/>
+        <w:rPr>
+          <w:rFonts w:ascii="Aptos" w:hAnsi="Aptos"/>
+        </w:rPr>
+      </w:pPr>
+      <w:r>
+        <w:rPr>
+          <w:rFonts w:ascii="Aptos" w:hAnsi="Aptos"/>
+        </w:rPr>
+        <w:t>Report Outline</w:t>
+      </w:r>
+    </w:p>
+    <w:p>
+      <w:pPr>
+        <w:pStyle w:val="ListParagraph"/>
+        <w:numPr>
+          <w:ilvl w:val="1"/>
+          <w:numId w:val="8"/>
+        </w:numPr>
+        <w:spacing w:after="0" w:line="240" w:lineRule="auto"/>
+        <w:rPr>
+          <w:rFonts w:ascii="Aptos" w:hAnsi="Aptos"/>
+        </w:rPr>
+      </w:pPr>
+      <w:r>
+        <w:rPr>
+          <w:rFonts w:ascii="Aptos" w:hAnsi="Aptos"/>
+        </w:rPr>
+        <w:t>Intro (Ryan)</w:t>
+      </w:r>
+    </w:p>
+    <w:p>
+      <w:pPr>
+        <w:pStyle w:val="ListParagraph"/>
+        <w:numPr>
+          <w:ilvl w:val="1"/>
+          <w:numId w:val="8"/>
+        </w:numPr>
+        <w:spacing w:after="0" w:line="240" w:lineRule="auto"/>
+        <w:rPr>
+          <w:rFonts w:ascii="Aptos" w:hAnsi="Aptos"/>
+        </w:rPr>
+      </w:pPr>
+      <w:r>
+        <w:rPr>
+          <w:rFonts w:ascii="Aptos" w:hAnsi="Aptos"/>
+        </w:rPr>
+        <w:t xml:space="preserve">Data Summary (Ryan) </w:t>
+      </w:r>
+    </w:p>
+    <w:p>
+      <w:pPr>
+        <w:pStyle w:val="ListParagraph"/>
+        <w:numPr>
+          <w:ilvl w:val="1"/>
+          <w:numId w:val="8"/>
+        </w:numPr>
+        <w:spacing w:after="0" w:line="240" w:lineRule="auto"/>
+        <w:rPr>
+          <w:rFonts w:ascii="Aptos" w:hAnsi="Aptos"/>
+        </w:rPr>
+      </w:pPr>
+      <w:r>
+        <w:rPr>
+          <w:rFonts w:ascii="Aptos" w:hAnsi="Aptos"/>
+        </w:rPr>
+        <w:t>Data Analytics (Levi)</w:t>
+      </w:r>
+    </w:p>
+    <w:p>
+      <w:pPr>
+        <w:pStyle w:val="ListParagraph"/>
+        <w:numPr>
+          <w:ilvl w:val="1"/>
+          <w:numId w:val="8"/>
+        </w:numPr>
+        <w:spacing w:after="0" w:line="240" w:lineRule="auto"/>
+        <w:rPr>
+          <w:rFonts w:ascii="Aptos" w:hAnsi="Aptos"/>
+        </w:rPr>
+      </w:pPr>
+      <w:r>
+        <w:rPr>
+          <w:rFonts w:ascii="Aptos" w:hAnsi="Aptos"/>
+        </w:rPr>
+        <w:t>Conclusion (Liz)</w:t>
+      </w:r>
+    </w:p>
+    <w:p>
+      <w:pPr>
+        <w:pStyle w:val="ListParagraph"/>
+        <w:numPr>
+          <w:ilvl w:val="1"/>
+          <w:numId w:val="8"/>
+        </w:numPr>
+        <w:spacing w:after="0" w:line="240" w:lineRule="auto"/>
+        <w:rPr>
+          <w:rFonts w:ascii="Aptos" w:hAnsi="Aptos"/>
+        </w:rPr>
+      </w:pPr>
+      <w:r>
+        <w:rPr>
+          <w:rFonts w:ascii="Aptos" w:hAnsi="Aptos"/>
+        </w:rPr>
+        <w:t>Policy Recommendations (Liz)</w:t>
+      </w:r>
+    </w:p>
+    <w:p>
+      <w:pPr>
+        <w:pStyle w:val="ListParagraph"/>
+        <w:numPr>
+          <w:ilvl w:val="0"/>
+          <w:numId w:val="7"/>
+        </w:numPr>
+        <w:spacing w:after="0" w:line="240" w:lineRule="auto"/>
+        <w:rPr>
+          <w:rFonts w:ascii="Aptos" w:hAnsi="Aptos"/>
+        </w:rPr>
+      </w:pPr>
+      <w:r>
+        <w:rPr>
+          <w:rFonts w:ascii="Aptos" w:hAnsi="Aptos"/>
+        </w:rPr>
+        <w:t>Sort out repository on class page (Liz email prof)</w:t>
+      </w:r>
+    </w:p>
+    <w:p>
+      <w:pPr>
+        <w:pStyle w:val="ListParagraph"/>
+        <w:numPr>
+          <w:ilvl w:val="0"/>
+          <w:numId w:val="7"/>
+        </w:numPr>
+        <w:spacing w:after="0" w:line="240" w:lineRule="auto"/>
+        <w:rPr>
+          <w:rFonts w:ascii="Aptos" w:hAnsi="Aptos"/>
+        </w:rPr>
+      </w:pPr>
+      <w:r>
+        <w:rPr>
+          <w:rFonts w:ascii="Aptos" w:hAnsi="Aptos"/>
+        </w:rPr>
+        <w:t>Add detailed instructions of repository on README (Ryan)</w:t>
+      </w:r>
+    </w:p>
+    <w:p>
+      <w:pPr>
+        <w:pStyle w:val="ListParagraph"/>
+        <w:numPr>
+          <w:ilvl w:val="0"/>
+          <w:numId w:val="7"/>
+        </w:numPr>
+        <w:spacing w:after="0" w:line="240" w:lineRule="auto"/>
+        <w:rPr>
+          <w:rFonts w:ascii="Aptos" w:hAnsi="Aptos"/>
+        </w:rPr>
+      </w:pPr>
+      <w:r>
+        <w:rPr>
+          <w:rFonts w:ascii="Aptos" w:hAnsi="Aptos"/>
+        </w:rPr>
+        <w:t>Develop additional regression models for Data Analytics section (Levi)</w:t>
+      </w:r>
+    </w:p>
+    <w:p>
+      <w:pPr>
+        <w:pStyle w:val="ListParagraph"/>
+        <w:numPr>
+          <w:ilvl w:val="0"/>
+          <w:numId w:val="7"/>
+        </w:numPr>
+        <w:spacing w:after="0" w:line="240" w:lineRule="auto"/>
+        <w:rPr>
+          <w:rFonts w:ascii="Aptos" w:hAnsi="Aptos"/>
+        </w:rPr>
+      </w:pPr>
+      <w:r>
+        <w:rPr>
+          <w:rFonts w:ascii="Aptos" w:hAnsi="Aptos"/>
+        </w:rPr>
+        <w:t>Updating Readme notes (All)</w:t>
+      </w:r>
+    </w:p>
+    <w:p>
+      <w:pPr>
+        <w:pStyle w:val="ListParagraph"/>
+        <w:numPr>
+          <w:ilvl w:val="0"/>
+          <w:numId w:val="7"/>
+        </w:numPr>
+        <w:spacing w:after="0" w:line="240" w:lineRule="auto"/>
+        <w:rPr>
+          <w:rFonts w:ascii="Aptos" w:hAnsi="Aptos"/>
+        </w:rPr>
+      </w:pPr>
+      <w:r>
+        <w:rPr>
+          <w:rFonts w:ascii="Aptos" w:hAnsi="Aptos"/>
+        </w:rPr>
+        <w:t>Meeting to meeting</w:t>
+      </w:r>
+    </w:p>
+    <w:p>
+      <w:pPr>
+        <w:pStyle w:val="ListParagraph"/>
+        <w:numPr>
+          <w:ilvl w:val="0"/>
+          <w:numId w:val="7"/>
+        </w:numPr>
+        <w:spacing w:after="0" w:line="240" w:lineRule="auto"/>
+        <w:rPr>
+          <w:rFonts w:ascii="Aptos" w:hAnsi="Aptos"/>
+        </w:rPr>
+      </w:pPr>
+      <w:r>
+        <w:rPr>
+          <w:rFonts w:ascii="Aptos" w:hAnsi="Aptos"/>
+        </w:rPr>
+        <w:t>Contributions</w:t>
+      </w:r>
+    </w:p>
+    <w:p>
+      <w:pPr>
+        <w:pStyle w:val="ListParagraph"/>
+        <w:numPr>
+          <w:ilvl w:val="0"/>
+          <w:numId w:val="7"/>
+        </w:numPr>
+        <w:spacing w:after="0" w:line="240" w:lineRule="auto"/>
+        <w:rPr>
+          <w:rFonts w:ascii="Aptos" w:hAnsi="Aptos"/>
+        </w:rPr>
+      </w:pPr>
+      <w:r>
+        <w:rPr>
+          <w:rFonts w:ascii="Aptos" w:hAnsi="Aptos"/>
+        </w:rPr>
+        <w:t>Check in on submission/last steps next week</w:t>
+      </w:r>
+    </w:p>
+    <w:p>
+      <w:pPr>
+        <w:pStyle w:val="ListParagraph"/>
+        <w:spacing w:after="0" w:line="240" w:lineRule="auto"/>
+        <w:rPr>
+          <w:rFonts w:ascii="Aptos" w:hAnsi="Aptos"/>
+        </w:rPr>
+      </w:pPr>
     </w:p>
     <w:p>
       <w:pPr>
         <w:pStyle w:val="Heading1"/>
-      </w:pPr>
-      <w:r>
-        <w:t>Meeting 7 (04/06)</w:t>
-      </w:r>
-    </w:p>
-    <w:p>
-      <w:r>
-        <w:t xml:space="preserve">We discussed progress we had made since our last meeting. Liz was coordinating with Professor Chale on how to import our repository to the group page. Ryan created several additional  figures to inform the data summary and test for missingness and </w:t>
-      </w:r>
-      <w:proofErr w:type="spellStart"/>
-      <w:r>
-        <w:t>multicolinearity</w:t>
-      </w:r>
-      <w:proofErr w:type="spellEnd"/>
-      <w:r>
-        <w:t>. Levi created a multilinear regression model and tested variable significance with and without clustered standard errors. To prepare for Checkpoint 2, we assigned each person to (a) section(s) of the report for the purposes of drafting the outline. Those assignments and other next steps are as follows:</w:t>
-      </w:r>
-    </w:p>
-    <w:p>
-      <w:r>
-        <w:t>- Report Outline</w:t>
-      </w:r>
-    </w:p>
-    <w:p>
-      <w:r>
-        <w:t xml:space="preserve">    - Intro (Ryan)</w:t>
-      </w:r>
-    </w:p>
-    <w:p>
-      <w:r>
-        <w:t xml:space="preserve">    - Data Summary (Ryan) </w:t>
-      </w:r>
-    </w:p>
-    <w:p>
-      <w:r>
-        <w:t xml:space="preserve">    - Data Analytics (Levi)</w:t>
-      </w:r>
-    </w:p>
-    <w:p>
-      <w:r>
-        <w:t xml:space="preserve">    - Conclusion (Liz)</w:t>
-      </w:r>
-    </w:p>
-    <w:p>
-      <w:r>
-        <w:t xml:space="preserve">    - Policy Recommendations (Liz)</w:t>
-      </w:r>
-    </w:p>
-    <w:p>
-      <w:r>
-        <w:t>- Sort out repository on class page (Liz email prof)</w:t>
-      </w:r>
-    </w:p>
-    <w:p>
-      <w:r>
-        <w:t>- Add detailed instructions of repository on README (Ryan)</w:t>
-      </w:r>
-    </w:p>
-    <w:p>
-      <w:r>
-        <w:t>- Develop additional regression models for Data Analytics section (Levi)</w:t>
-      </w:r>
-    </w:p>
-    <w:p>
-      <w:r>
-        <w:t>- Updating Readme notes (All)</w:t>
-      </w:r>
-    </w:p>
-    <w:p>
-      <w:r>
+        <w:spacing w:before="0" w:after="0" w:line="240" w:lineRule="auto"/>
+        <w:rPr>
+          <w:rFonts w:ascii="Aptos" w:hAnsi="Aptos"/>
+        </w:rPr>
+      </w:pPr>
+      <w:r>
+        <w:rPr>
+          <w:rFonts w:ascii="Aptos" w:hAnsi="Aptos"/>
+        </w:rPr>
+        <w:t>Meeting 8 (04/13)</w:t>
+      </w:r>
+    </w:p>
+    <w:p>
+      <w:pPr>
+        <w:spacing w:after="0" w:line="240" w:lineRule="auto"/>
+        <w:rPr>
+          <w:rFonts w:ascii="Aptos" w:hAnsi="Aptos"/>
+        </w:rPr>
+      </w:pPr>
+      <w:r>
+        <w:rPr>
+          <w:rFonts w:ascii="Aptos" w:hAnsi="Aptos"/>
+        </w:rPr>
+        <w:t xml:space="preserve">We again discussed progress we had made since our last meeting. We assessed what remained before our Checkpoint 2 submission due Wednesday (04/15):  </w:t>
+      </w:r>
+    </w:p>
+    <w:p>
+      <w:pPr>
+        <w:pStyle w:val="ListParagraph"/>
+        <w:numPr>
+          <w:ilvl w:val="0"/>
+          <w:numId w:val="6"/>
+        </w:numPr>
+        <w:spacing w:after="0" w:line="240" w:lineRule="auto"/>
+        <w:rPr>
+          <w:rFonts w:ascii="Aptos" w:hAnsi="Aptos"/>
+        </w:rPr>
+      </w:pPr>
+      <w:r>
+        <w:rPr>
+          <w:rFonts w:ascii="Aptos" w:hAnsi="Aptos"/>
+        </w:rPr>
+        <w:t xml:space="preserve">Fix formatting of and update meeting/contribution notes (Liz)  </w:t>
+      </w:r>
+    </w:p>
+    <w:p>
+      <w:pPr>
+        <w:pStyle w:val="ListParagraph"/>
+        <w:numPr>
+          <w:ilvl w:val="0"/>
+          <w:numId w:val="6"/>
+        </w:numPr>
+        <w:spacing w:after="0" w:line="240" w:lineRule="auto"/>
+        <w:rPr>
+          <w:rFonts w:ascii="Aptos" w:hAnsi="Aptos"/>
+        </w:rPr>
+      </w:pPr>
+      <w:r>
+        <w:rPr>
+          <w:rFonts w:ascii="Aptos" w:hAnsi="Aptos"/>
+        </w:rPr>
+        <w:t xml:space="preserve">Clean data labels (Liz)   </w:t>
+      </w:r>
+    </w:p>
+    <w:p>
+      <w:pPr>
+        <w:pStyle w:val="ListParagraph"/>
+        <w:numPr>
+          <w:ilvl w:val="0"/>
+          <w:numId w:val="6"/>
+        </w:numPr>
+        <w:spacing w:after="0" w:line="240" w:lineRule="auto"/>
+        <w:rPr>
+          <w:rFonts w:ascii="Aptos" w:hAnsi="Aptos"/>
+        </w:rPr>
+      </w:pPr>
+      <w:r>
+        <w:rPr>
+          <w:rFonts w:ascii="Aptos" w:hAnsi="Aptos"/>
+        </w:rPr>
+        <w:t xml:space="preserve">Shorten regression tables (Levi)  </w:t>
+      </w:r>
+    </w:p>
+    <w:p>
+      <w:pPr>
+        <w:pStyle w:val="ListParagraph"/>
+        <w:numPr>
+          <w:ilvl w:val="0"/>
+          <w:numId w:val="6"/>
+        </w:numPr>
+        <w:spacing w:after="0" w:line="240" w:lineRule="auto"/>
+        <w:rPr>
+          <w:rFonts w:ascii="Aptos" w:hAnsi="Aptos"/>
+        </w:rPr>
+      </w:pPr>
+      <w:r>
+        <w:rPr>
+          <w:rFonts w:ascii="Aptos" w:hAnsi="Aptos"/>
+        </w:rPr>
+        <w:t xml:space="preserve">Knit latest version of README (Ryan)  </w:t>
+      </w:r>
+    </w:p>
+    <w:p>
+      <w:pPr>
+        <w:pStyle w:val="ListParagraph"/>
+        <w:numPr>
+          <w:ilvl w:val="0"/>
+          <w:numId w:val="6"/>
+        </w:numPr>
+        <w:spacing w:after="0" w:line="240" w:lineRule="auto"/>
+        <w:rPr>
+          <w:rFonts w:ascii="Aptos" w:hAnsi="Aptos"/>
+        </w:rPr>
+      </w:pPr>
+      <w:r>
+        <w:rPr>
+          <w:rFonts w:ascii="Aptos" w:hAnsi="Aptos"/>
+        </w:rPr>
+        <w:t xml:space="preserve">Finalize outline (Liz - add section/read over &amp; finalize)    </w:t>
+      </w:r>
+    </w:p>
+    <w:p>
+      <w:pPr>
+        <w:pStyle w:val="ListParagraph"/>
+        <w:numPr>
+          <w:ilvl w:val="0"/>
+          <w:numId w:val="6"/>
+        </w:numPr>
+        <w:spacing w:after="0" w:line="240" w:lineRule="auto"/>
+        <w:rPr>
+          <w:rFonts w:ascii="Aptos" w:hAnsi="Aptos"/>
+        </w:rPr>
+      </w:pPr>
+      <w:r>
+        <w:rPr>
+          <w:rFonts w:ascii="Aptos" w:hAnsi="Aptos"/>
+        </w:rPr>
+        <w:t xml:space="preserve">Update on eight major tasks (Levi)   </w:t>
+      </w:r>
+    </w:p>
+    <w:p>
+      <w:pPr>
+        <w:pStyle w:val="ListParagraph"/>
+        <w:numPr>
+          <w:ilvl w:val="0"/>
+          <w:numId w:val="6"/>
+        </w:numPr>
+        <w:spacing w:after="0" w:line="240" w:lineRule="auto"/>
+        <w:rPr>
+          <w:rFonts w:ascii="Aptos" w:hAnsi="Aptos"/>
+        </w:rPr>
+      </w:pPr>
+      <w:r>
+        <w:rPr>
+          <w:rFonts w:ascii="Aptos" w:hAnsi="Aptos"/>
+        </w:rPr>
+        <w:t xml:space="preserve">Create Checkpoint 2 branch before submitting / submit (Levi)  </w:t>
+      </w:r>
+    </w:p>
+    <w:p>
+      <w:pPr>
+        <w:spacing w:after="0" w:line="240" w:lineRule="auto"/>
+        <w:rPr>
+          <w:rFonts w:ascii="Aptos" w:hAnsi="Aptos"/>
+        </w:rPr>
+      </w:pPr>
+    </w:p>
+    <w:p>
+      <w:pPr>
+        <w:pStyle w:val="Heading1"/>
+        <w:spacing w:before="0" w:after="0" w:line="240" w:lineRule="auto"/>
+        <w:rPr>
+          <w:rFonts w:ascii="Aptos" w:hAnsi="Aptos"/>
+        </w:rPr>
+      </w:pPr>
+      <w:r>
+        <w:rPr>
+          <w:rFonts w:ascii="Aptos" w:hAnsi="Aptos"/>
+        </w:rPr>
+        <w:t>Meeting 9 (04/26)</w:t>
+      </w:r>
+    </w:p>
+    <w:p>
+      <w:pPr>
+        <w:spacing w:after="0" w:line="240" w:lineRule="auto"/>
+        <w:rPr>
+          <w:rFonts w:ascii="Aptos" w:hAnsi="Aptos"/>
+        </w:rPr>
+      </w:pPr>
+      <w:r>
+        <w:rPr>
+          <w:rFonts w:ascii="Aptos" w:hAnsi="Aptos"/>
+        </w:rPr>
+        <w:t>We met to discuss the feedback we received on Checkpoint 2 and plan our next steps in advance of the May 4</w:t>
+      </w:r>
+      <w:r>
+        <w:rPr>
+          <w:rFonts w:ascii="Aptos" w:hAnsi="Aptos"/>
+          <w:vertAlign w:val="superscript"/>
+        </w:rPr>
+        <w:t>th</w:t>
+      </w:r>
+      <w:r>
+        <w:rPr>
+          <w:rFonts w:ascii="Aptos" w:hAnsi="Aptos"/>
+        </w:rPr>
+        <w:t xml:space="preserve"> report deadline and May 11</w:t>
+      </w:r>
+      <w:r>
+        <w:rPr>
+          <w:rFonts w:ascii="Aptos" w:hAnsi="Aptos"/>
+          <w:vertAlign w:val="superscript"/>
+        </w:rPr>
+        <w:t>th</w:t>
+      </w:r>
+      <w:r>
+        <w:rPr>
+          <w:rFonts w:ascii="Aptos" w:hAnsi="Aptos"/>
+        </w:rPr>
+        <w:t xml:space="preserve"> video deadline. We planned to make additions and/or edits to our existing report in line with the final project rubric.</w:t>
+      </w:r>
+    </w:p>
+    <w:p>
+      <w:pPr>
+        <w:pStyle w:val="ListParagraph"/>
+        <w:numPr>
+          <w:ilvl w:val="0"/>
+          <w:numId w:val="5"/>
+        </w:numPr>
+        <w:spacing w:after="0" w:line="240" w:lineRule="auto"/>
+        <w:rPr>
+          <w:rFonts w:ascii="Aptos" w:hAnsi="Aptos"/>
+          <w:color w:val="000000"/>
+        </w:rPr>
+      </w:pPr>
+      <w:r>
+        <w:rPr>
+          <w:rFonts w:ascii="Aptos" w:hAnsi="Aptos"/>
+          <w:color w:val="000000"/>
+        </w:rPr>
+        <w:t>Introduction: introduce topic, decision maker, etc. (Ryan)</w:t>
+      </w:r>
+    </w:p>
+    <w:p>
+      <w:pPr>
+        <w:pStyle w:val="ListParagraph"/>
+        <w:numPr>
+          <w:ilvl w:val="0"/>
+          <w:numId w:val="5"/>
+        </w:numPr>
+        <w:spacing w:after="0" w:line="240" w:lineRule="auto"/>
+        <w:rPr>
+          <w:rFonts w:ascii="Aptos" w:hAnsi="Aptos"/>
+          <w:color w:val="000000"/>
+        </w:rPr>
+      </w:pPr>
+      <w:r>
+        <w:rPr>
+          <w:rFonts w:ascii="Aptos" w:hAnsi="Aptos"/>
+          <w:color w:val="000000"/>
+        </w:rPr>
+        <w:t>Data summary: summary stats and histograms (Levi)</w:t>
+      </w:r>
+    </w:p>
+    <w:p>
+      <w:pPr>
+        <w:pStyle w:val="ListParagraph"/>
+        <w:numPr>
+          <w:ilvl w:val="0"/>
+          <w:numId w:val="5"/>
+        </w:numPr>
+        <w:spacing w:after="0" w:line="240" w:lineRule="auto"/>
+        <w:rPr>
+          <w:rFonts w:ascii="Aptos" w:hAnsi="Aptos"/>
+          <w:color w:val="000000"/>
+        </w:rPr>
+      </w:pPr>
+      <w:r>
+        <w:rPr>
+          <w:rFonts w:ascii="Aptos" w:hAnsi="Aptos"/>
+          <w:color w:val="000000"/>
+        </w:rPr>
+        <w:t>Analytics:</w:t>
+      </w:r>
+    </w:p>
+    <w:p>
+      <w:pPr>
+        <w:pStyle w:val="ListParagraph"/>
+        <w:numPr>
+          <w:ilvl w:val="1"/>
+          <w:numId w:val="5"/>
+        </w:numPr>
+        <w:spacing w:after="0" w:line="240" w:lineRule="auto"/>
+        <w:rPr>
+          <w:rFonts w:ascii="Aptos" w:hAnsi="Aptos"/>
+          <w:color w:val="000000"/>
+        </w:rPr>
+      </w:pPr>
+      <w:r>
+        <w:rPr>
+          <w:rFonts w:ascii="Aptos" w:hAnsi="Aptos"/>
+          <w:color w:val="000000"/>
+        </w:rPr>
+        <w:t>four figures (Ryan)</w:t>
+      </w:r>
+    </w:p>
+    <w:p>
+      <w:pPr>
+        <w:pStyle w:val="ListParagraph"/>
+        <w:numPr>
+          <w:ilvl w:val="1"/>
+          <w:numId w:val="5"/>
+        </w:numPr>
+        <w:spacing w:after="0" w:line="240" w:lineRule="auto"/>
+        <w:rPr>
+          <w:rFonts w:ascii="Aptos" w:hAnsi="Aptos"/>
+          <w:color w:val="000000"/>
+        </w:rPr>
+      </w:pPr>
+      <w:r>
+        <w:rPr>
+          <w:rFonts w:ascii="Aptos" w:hAnsi="Aptos"/>
+          <w:color w:val="000000"/>
+        </w:rPr>
+        <w:t>Regression models and figures (Levi)</w:t>
+      </w:r>
+    </w:p>
+    <w:p>
+      <w:pPr>
+        <w:pStyle w:val="ListParagraph"/>
+        <w:numPr>
+          <w:ilvl w:val="1"/>
+          <w:numId w:val="5"/>
+        </w:numPr>
+        <w:spacing w:after="0" w:line="240" w:lineRule="auto"/>
+        <w:rPr>
+          <w:rFonts w:ascii="Aptos" w:hAnsi="Aptos"/>
+          <w:color w:val="000000"/>
+        </w:rPr>
+      </w:pPr>
+      <w:r>
+        <w:rPr>
+          <w:rFonts w:ascii="Aptos" w:hAnsi="Aptos"/>
+          <w:color w:val="000000"/>
+        </w:rPr>
         <w:lastRenderedPageBreak/>
-        <w:t xml:space="preserve">    - Meeting to meeting</w:t>
-      </w:r>
-    </w:p>
-    <w:p>
-      <w:r>
-        <w:t xml:space="preserve">    - Contributions</w:t>
-      </w:r>
-    </w:p>
-    <w:p>
-      <w:r>
-        <w:t>- Check in on submission/last steps next week</w:t>
-      </w:r>
-    </w:p>
-    <w:p>
-      <w:pPr>
-        <w:pStyle w:val="Heading1"/>
-      </w:pPr>
-      <w:r>
-        <w:t>Meeting 8 (04/13)</w:t>
-      </w:r>
-    </w:p>
-    <w:p>
-      <w:r>
-        <w:t xml:space="preserve">We again discussed progress we had made since our last meeting. We assessed what remained before our Checkpoint 2 submission due Wednesday (04/15):  </w:t>
-      </w:r>
-    </w:p>
-    <w:p>
-      <w:r>
-        <w:t>- Fix formatting of and update meeting/</w:t>
-      </w:r>
-      <w:proofErr w:type="spellStart"/>
-      <w:r>
-        <w:t>contribuion</w:t>
-      </w:r>
-      <w:proofErr w:type="spellEnd"/>
-      <w:r>
-        <w:t xml:space="preserve"> notes (Liz)  </w:t>
-      </w:r>
-    </w:p>
-    <w:p>
-      <w:r>
-        <w:t xml:space="preserve">- Clean data labels (Liz)   </w:t>
-      </w:r>
-    </w:p>
-    <w:p>
-      <w:r>
-        <w:t xml:space="preserve">- Shorten regression tables (Levi)  </w:t>
-      </w:r>
-    </w:p>
-    <w:p>
-      <w:r>
-        <w:t xml:space="preserve">- Knit latest version of README (Ryan)  </w:t>
-      </w:r>
-    </w:p>
-    <w:p>
-      <w:r>
-        <w:t xml:space="preserve">- Finalize outline (Liz - add section/read over &amp; finalize)    </w:t>
-      </w:r>
-    </w:p>
-    <w:p>
-      <w:r>
-        <w:t xml:space="preserve">- Update on eight major tasks (Levi)   </w:t>
-      </w:r>
-    </w:p>
-    <w:p>
-      <w:r>
-        <w:t xml:space="preserve">- Create Checkpoint 2 branch before submitting / submit (Levi)  </w:t>
+        <w:t>Insight from visualizations (see from checkpoint 2 / flesh out where needed) (Liz)</w:t>
+      </w:r>
+    </w:p>
+    <w:p>
+      <w:pPr>
+        <w:pStyle w:val="ListParagraph"/>
+        <w:numPr>
+          <w:ilvl w:val="0"/>
+          <w:numId w:val="5"/>
+        </w:numPr>
+        <w:spacing w:after="0" w:line="240" w:lineRule="auto"/>
+        <w:rPr>
+          <w:rFonts w:ascii="Aptos" w:hAnsi="Aptos"/>
+          <w:color w:val="000000"/>
+        </w:rPr>
+      </w:pPr>
+      <w:r>
+        <w:rPr>
+          <w:rFonts w:ascii="Aptos" w:hAnsi="Aptos"/>
+          <w:color w:val="000000"/>
+        </w:rPr>
+        <w:t>Conclusion:</w:t>
+      </w:r>
+    </w:p>
+    <w:p>
+      <w:pPr>
+        <w:pStyle w:val="ListParagraph"/>
+        <w:numPr>
+          <w:ilvl w:val="1"/>
+          <w:numId w:val="5"/>
+        </w:numPr>
+        <w:spacing w:after="0" w:line="240" w:lineRule="auto"/>
+        <w:rPr>
+          <w:rFonts w:ascii="Aptos" w:hAnsi="Aptos"/>
+          <w:color w:val="000000"/>
+        </w:rPr>
+      </w:pPr>
+      <w:r>
+        <w:rPr>
+          <w:rFonts w:ascii="Aptos" w:hAnsi="Aptos"/>
+          <w:color w:val="000000"/>
+        </w:rPr>
+        <w:t>Summarize most interesting parts of analytics (Ryan)</w:t>
+      </w:r>
+    </w:p>
+    <w:p>
+      <w:pPr>
+        <w:pStyle w:val="ListParagraph"/>
+        <w:numPr>
+          <w:ilvl w:val="0"/>
+          <w:numId w:val="5"/>
+        </w:numPr>
+        <w:spacing w:after="0" w:line="240" w:lineRule="auto"/>
+        <w:rPr>
+          <w:rFonts w:ascii="Aptos" w:hAnsi="Aptos"/>
+          <w:color w:val="000000"/>
+        </w:rPr>
+      </w:pPr>
+      <w:r>
+        <w:rPr>
+          <w:rFonts w:ascii="Aptos" w:hAnsi="Aptos"/>
+          <w:color w:val="000000"/>
+        </w:rPr>
+        <w:t>Policy Recommendation: Specific policy decision, data driven rec, effects of rec, benefits/risks (Liz)</w:t>
+      </w:r>
+    </w:p>
+    <w:p>
+      <w:pPr>
+        <w:pStyle w:val="ListParagraph"/>
+        <w:numPr>
+          <w:ilvl w:val="0"/>
+          <w:numId w:val="5"/>
+        </w:numPr>
+        <w:spacing w:after="0" w:line="240" w:lineRule="auto"/>
+        <w:rPr>
+          <w:rFonts w:ascii="Aptos" w:hAnsi="Aptos"/>
+          <w:color w:val="000000"/>
+        </w:rPr>
+      </w:pPr>
+      <w:r>
+        <w:rPr>
+          <w:rFonts w:ascii="Aptos" w:hAnsi="Aptos"/>
+          <w:color w:val="000000"/>
+        </w:rPr>
+        <w:t>Version Control: one paragraph on the use of git hub (Levi)</w:t>
+      </w:r>
+    </w:p>
+    <w:p>
+      <w:pPr>
+        <w:pStyle w:val="ListParagraph"/>
+        <w:numPr>
+          <w:ilvl w:val="0"/>
+          <w:numId w:val="5"/>
+        </w:numPr>
+        <w:spacing w:after="0" w:line="240" w:lineRule="auto"/>
+        <w:rPr>
+          <w:rFonts w:ascii="Aptos" w:hAnsi="Aptos"/>
+          <w:color w:val="000000"/>
+        </w:rPr>
+      </w:pPr>
+      <w:r>
+        <w:rPr>
+          <w:rFonts w:ascii="Aptos" w:hAnsi="Aptos"/>
+          <w:color w:val="000000"/>
+        </w:rPr>
+        <w:t>References:</w:t>
+      </w:r>
+    </w:p>
+    <w:p>
+      <w:pPr>
+        <w:pStyle w:val="ListParagraph"/>
+        <w:numPr>
+          <w:ilvl w:val="1"/>
+          <w:numId w:val="5"/>
+        </w:numPr>
+        <w:spacing w:after="0" w:line="240" w:lineRule="auto"/>
+        <w:rPr>
+          <w:rFonts w:ascii="Aptos" w:hAnsi="Aptos"/>
+          <w:color w:val="000000"/>
+        </w:rPr>
+      </w:pPr>
+      <w:r>
+        <w:rPr>
+          <w:rFonts w:ascii="Aptos" w:hAnsi="Aptos"/>
+          <w:color w:val="000000"/>
+        </w:rPr>
+        <w:t>Add data source references (Ryan)</w:t>
+      </w:r>
+    </w:p>
+    <w:p>
+      <w:pPr>
+        <w:pStyle w:val="ListParagraph"/>
+        <w:numPr>
+          <w:ilvl w:val="1"/>
+          <w:numId w:val="5"/>
+        </w:numPr>
+        <w:spacing w:after="0" w:line="240" w:lineRule="auto"/>
+        <w:rPr>
+          <w:rFonts w:ascii="Aptos" w:hAnsi="Aptos"/>
+          <w:color w:val="000000"/>
+        </w:rPr>
+      </w:pPr>
+      <w:r>
+        <w:rPr>
+          <w:rFonts w:ascii="Aptos" w:hAnsi="Aptos"/>
+          <w:color w:val="000000"/>
+        </w:rPr>
+        <w:t>Add policy references (Liz)</w:t>
+      </w:r>
+    </w:p>
+    <w:p>
+      <w:pPr>
+        <w:pStyle w:val="ListParagraph"/>
+        <w:numPr>
+          <w:ilvl w:val="0"/>
+          <w:numId w:val="5"/>
+        </w:numPr>
+        <w:spacing w:after="0" w:line="240" w:lineRule="auto"/>
+        <w:rPr>
+          <w:rFonts w:ascii="Aptos" w:hAnsi="Aptos"/>
+          <w:color w:val="000000"/>
+        </w:rPr>
+      </w:pPr>
+      <w:r>
+        <w:rPr>
+          <w:rFonts w:ascii="Aptos" w:hAnsi="Aptos"/>
+          <w:color w:val="000000"/>
+        </w:rPr>
+        <w:t>Miscellaneous Additional Tasks</w:t>
+      </w:r>
+    </w:p>
+    <w:p>
+      <w:pPr>
+        <w:pStyle w:val="ListParagraph"/>
+        <w:numPr>
+          <w:ilvl w:val="0"/>
+          <w:numId w:val="4"/>
+        </w:numPr>
+        <w:spacing w:after="0" w:line="240" w:lineRule="auto"/>
+        <w:ind w:left="1440"/>
+        <w:textAlignment w:val="baseline"/>
+        <w:rPr>
+          <w:rFonts w:ascii="Aptos" w:hAnsi="Aptos"/>
+          <w:color w:val="000000"/>
+        </w:rPr>
+      </w:pPr>
+      <w:r>
+        <w:rPr>
+          <w:rFonts w:ascii="Aptos" w:hAnsi="Aptos"/>
+          <w:color w:val="000000"/>
+        </w:rPr>
+        <w:t>Add report headers to the RMD (Levi)</w:t>
+      </w:r>
+    </w:p>
+    <w:p>
+      <w:pPr>
+        <w:pStyle w:val="ListParagraph"/>
+        <w:numPr>
+          <w:ilvl w:val="0"/>
+          <w:numId w:val="4"/>
+        </w:numPr>
+        <w:spacing w:after="0" w:line="240" w:lineRule="auto"/>
+        <w:ind w:left="1440"/>
+        <w:textAlignment w:val="baseline"/>
+        <w:rPr>
+          <w:rFonts w:ascii="Aptos" w:hAnsi="Aptos"/>
+          <w:color w:val="000000"/>
+        </w:rPr>
+      </w:pPr>
+      <w:r>
+        <w:rPr>
+          <w:rFonts w:ascii="Aptos" w:hAnsi="Aptos"/>
+          <w:color w:val="000000"/>
+        </w:rPr>
+        <w:t xml:space="preserve">Email about “excursion” (Liz) </w:t>
+      </w:r>
+    </w:p>
+    <w:p>
+      <w:pPr>
+        <w:pStyle w:val="ListParagraph"/>
+        <w:numPr>
+          <w:ilvl w:val="0"/>
+          <w:numId w:val="4"/>
+        </w:numPr>
+        <w:spacing w:after="0" w:line="240" w:lineRule="auto"/>
+        <w:ind w:left="1440"/>
+        <w:textAlignment w:val="baseline"/>
+        <w:rPr>
+          <w:rFonts w:ascii="Aptos" w:hAnsi="Aptos"/>
+          <w:color w:val="000000"/>
+        </w:rPr>
+      </w:pPr>
+      <w:r>
+        <w:rPr>
+          <w:rFonts w:ascii="Aptos" w:hAnsi="Aptos"/>
+          <w:color w:val="000000"/>
+        </w:rPr>
+        <w:t>Sort out moving Git Hub to class page (Liz)</w:t>
+      </w:r>
+    </w:p>
+    <w:p>
+      <w:pPr>
+        <w:pStyle w:val="ListParagraph"/>
+        <w:numPr>
+          <w:ilvl w:val="0"/>
+          <w:numId w:val="4"/>
+        </w:numPr>
+        <w:spacing w:after="0" w:line="240" w:lineRule="auto"/>
+        <w:ind w:left="1440"/>
+        <w:textAlignment w:val="baseline"/>
+        <w:rPr>
+          <w:rFonts w:ascii="Aptos" w:hAnsi="Aptos"/>
+          <w:color w:val="000000"/>
+        </w:rPr>
+      </w:pPr>
+      <w:r>
+        <w:rPr>
+          <w:rFonts w:ascii="Aptos" w:hAnsi="Aptos"/>
+          <w:color w:val="000000"/>
+        </w:rPr>
+        <w:t>Move meeting notes to a Word Doc (Levi)</w:t>
+      </w:r>
+    </w:p>
+    <w:p>
+      <w:pPr>
+        <w:pStyle w:val="ListParagraph"/>
+        <w:numPr>
+          <w:ilvl w:val="0"/>
+          <w:numId w:val="4"/>
+        </w:numPr>
+        <w:spacing w:after="0" w:line="240" w:lineRule="auto"/>
+        <w:ind w:left="1440"/>
+        <w:textAlignment w:val="baseline"/>
+        <w:rPr>
+          <w:rFonts w:ascii="Aptos" w:hAnsi="Aptos"/>
+          <w:color w:val="000000"/>
+        </w:rPr>
+      </w:pPr>
+      <w:r>
+        <w:rPr>
+          <w:rFonts w:ascii="Aptos" w:hAnsi="Aptos"/>
+          <w:color w:val="000000"/>
+        </w:rPr>
+        <w:t>Update meeting notes doc (Liz)</w:t>
+      </w:r>
+    </w:p>
+    <w:p>
+      <w:pPr>
+        <w:pStyle w:val="ListParagraph"/>
+        <w:numPr>
+          <w:ilvl w:val="0"/>
+          <w:numId w:val="4"/>
+        </w:numPr>
+        <w:spacing w:after="0" w:line="240" w:lineRule="auto"/>
+        <w:ind w:left="1440"/>
+        <w:textAlignment w:val="baseline"/>
+        <w:rPr>
+          <w:rFonts w:ascii="Aptos" w:hAnsi="Aptos"/>
+          <w:color w:val="000000"/>
+        </w:rPr>
+      </w:pPr>
+      <w:r>
+        <w:rPr>
+          <w:rFonts w:ascii="Aptos" w:hAnsi="Aptos"/>
+          <w:color w:val="000000"/>
+        </w:rPr>
+        <w:t>Hide all code (Levi)</w:t>
+      </w:r>
+    </w:p>
+    <w:p>
+      <w:pPr>
+        <w:pStyle w:val="ListParagraph"/>
+        <w:numPr>
+          <w:ilvl w:val="0"/>
+          <w:numId w:val="4"/>
+        </w:numPr>
+        <w:spacing w:after="0" w:line="240" w:lineRule="auto"/>
+        <w:ind w:left="1440"/>
+        <w:textAlignment w:val="baseline"/>
+        <w:rPr>
+          <w:rFonts w:ascii="Aptos" w:hAnsi="Aptos"/>
+          <w:color w:val="000000"/>
+        </w:rPr>
+      </w:pPr>
+      <w:r>
+        <w:rPr>
+          <w:rFonts w:ascii="Aptos" w:hAnsi="Aptos"/>
+          <w:color w:val="000000"/>
+        </w:rPr>
+        <w:t>Fix summary stats with data summary (Levi)</w:t>
+      </w:r>
+    </w:p>
+    <w:p>
+      <w:pPr>
+        <w:pStyle w:val="ListParagraph"/>
+        <w:numPr>
+          <w:ilvl w:val="0"/>
+          <w:numId w:val="4"/>
+        </w:numPr>
+        <w:spacing w:after="0" w:line="240" w:lineRule="auto"/>
+        <w:ind w:left="1440"/>
+        <w:textAlignment w:val="baseline"/>
+        <w:rPr>
+          <w:rFonts w:ascii="Aptos" w:hAnsi="Aptos"/>
+          <w:color w:val="000000"/>
+        </w:rPr>
+      </w:pPr>
+      <w:r>
+        <w:rPr>
+          <w:rFonts w:ascii="Aptos" w:hAnsi="Aptos"/>
+          <w:color w:val="000000"/>
+        </w:rPr>
+        <w:t>Fix figures based on feedback (Ryan)</w:t>
+      </w:r>
+    </w:p>
+    <w:p>
+      <w:pPr>
+        <w:pStyle w:val="ListParagraph"/>
+        <w:numPr>
+          <w:ilvl w:val="0"/>
+          <w:numId w:val="4"/>
+        </w:numPr>
+        <w:spacing w:after="0" w:line="240" w:lineRule="auto"/>
+        <w:ind w:left="1440"/>
+        <w:textAlignment w:val="baseline"/>
+        <w:rPr>
+          <w:rFonts w:ascii="Aptos" w:hAnsi="Aptos"/>
+          <w:color w:val="000000"/>
+        </w:rPr>
+      </w:pPr>
+      <w:r>
+        <w:rPr>
+          <w:rFonts w:ascii="Aptos" w:hAnsi="Aptos"/>
+          <w:color w:val="000000"/>
+        </w:rPr>
+        <w:t>Move figures (Levi)</w:t>
       </w:r>
     </w:p>
     <w:sectPr>
@@ -770,6 +2256,233 @@
 <file path=word/numbering.xml><?xml version="1.0" encoding="utf-8"?>
 <w:numbering xmlns:wpc="http://schemas.microsoft.com/office/word/2010/wordprocessingCanvas" xmlns:cx="http://schemas.microsoft.com/office/drawing/2014/chartex" xmlns:cx1="http://schemas.microsoft.com/office/drawing/2015/9/8/chartex" xmlns:cx2="http://schemas.microsoft.com/office/drawing/2015/10/21/chartex" xmlns:cx3="http://schemas.microsoft.com/office/drawing/2016/5/9/chartex" xmlns:cx4="http://schemas.microsoft.com/office/drawing/2016/5/10/chartex" xmlns:cx5="http://schemas.microsoft.com/office/drawing/2016/5/11/chartex" xmlns:cx6="http://schemas.microsoft.com/office/drawing/2016/5/12/chartex" xmlns:cx7="http://schemas.microsoft.com/office/drawing/2016/5/13/chartex" xmlns:cx8="http://schemas.microsoft.com/office/drawing/2016/5/14/chartex" xmlns:mc="http://schemas.openxmlformats.org/markup-compatibility/2006" xmlns:aink="http://schemas.microsoft.com/office/drawing/2016/ink" xmlns:am3d="http://schemas.microsoft.com/office/drawing/2017/model3d" xmlns:o="urn:schemas-microsoft-com:office:office" xmlns:oel="http://schemas.microsoft.com/office/2019/extlst" xmlns:r="http://schemas.openxmlformats.org/officeDocument/2006/relationships" xmlns:m="http://schemas.openxmlformats.org/officeDocument/2006/math" xmlns:v="urn:schemas-microsoft-com:vml" xmlns:wp14="http://schemas.microsoft.com/office/word/2010/wordprocessingDrawing" xmlns:wp="http://schemas.openxmlformats.org/drawingml/2006/wordprocessingDrawing" xmlns:w10="urn:schemas-microsoft-com:office:word" xmlns:w="http://schemas.openxmlformats.org/wordprocessingml/2006/main" xmlns:w14="http://schemas.microsoft.com/office/word/2010/wordml" xmlns:w15="http://schemas.microsoft.com/office/word/2012/wordml" xmlns:w16cex="http://schemas.microsoft.com/office/word/2018/wordml/cex" xmlns:w16cid="http://schemas.microsoft.com/office/word/2016/wordml/cid" xmlns:w16="http://schemas.microsoft.com/office/word/2018/wordml" xmlns:w16du="http://schemas.microsoft.com/office/word/2023/wordml/word16du" xmlns:w16sdtdh="http://schemas.microsoft.com/office/word/2020/wordml/sdtdatahash" xmlns:w16sdtfl="http://schemas.microsoft.com/office/word/2024/wordml/sdtformatlock" xmlns:w16se="http://schemas.microsoft.com/office/word/2015/wordml/symex" xmlns:wpg="http://schemas.microsoft.com/office/word/2010/wordprocessingGroup" xmlns:wpi="http://schemas.microsoft.com/office/word/2010/wordprocessingInk" xmlns:wne="http://schemas.microsoft.com/office/word/2006/wordml" xmlns:wps="http://schemas.microsoft.com/office/word/2010/wordprocessingShape" mc:Ignorable="w14 w15 w16se w16cid w16 w16cex w16sdtdh w16sdtfl w16du wp14">
   <w:abstractNum w:abstractNumId="0" w15:restartNumberingAfterBreak="0">
+    <w:nsid w:val="28D413FA"/>
+    <w:multiLevelType w:val="hybridMultilevel"/>
+    <w:tmpl w:val="E0B62E5C"/>
+    <w:lvl w:ilvl="0" w:tplc="CA3E4548">
+      <w:numFmt w:val="bullet"/>
+      <w:lvlText w:val="-"/>
+      <w:lvlJc w:val="left"/>
+      <w:pPr>
+        <w:ind w:left="720" w:hanging="360"/>
+      </w:pPr>
+      <w:rPr>
+        <w:rFonts w:ascii="Aptos" w:eastAsiaTheme="minorHAnsi" w:hAnsi="Aptos" w:cstheme="minorBidi" w:hint="default"/>
+        <w:color w:val="000000"/>
+        <w:sz w:val="22"/>
+      </w:rPr>
+    </w:lvl>
+    <w:lvl w:ilvl="1" w:tplc="CA3E4548">
+      <w:numFmt w:val="bullet"/>
+      <w:lvlText w:val="-"/>
+      <w:lvlJc w:val="left"/>
+      <w:pPr>
+        <w:ind w:left="1440" w:hanging="360"/>
+      </w:pPr>
+      <w:rPr>
+        <w:rFonts w:ascii="Aptos" w:eastAsiaTheme="minorHAnsi" w:hAnsi="Aptos" w:cstheme="minorBidi" w:hint="default"/>
+        <w:color w:val="000000"/>
+        <w:sz w:val="22"/>
+      </w:rPr>
+    </w:lvl>
+    <w:lvl w:ilvl="2" w:tplc="04090005" w:tentative="1">
+      <w:start w:val="1"/>
+      <w:numFmt w:val="bullet"/>
+      <w:lvlText w:val=""/>
+      <w:lvlJc w:val="left"/>
+      <w:pPr>
+        <w:ind w:left="2160" w:hanging="360"/>
+      </w:pPr>
+      <w:rPr>
+        <w:rFonts w:ascii="Wingdings" w:hAnsi="Wingdings" w:hint="default"/>
+      </w:rPr>
+    </w:lvl>
+    <w:lvl w:ilvl="3" w:tplc="04090001" w:tentative="1">
+      <w:start w:val="1"/>
+      <w:numFmt w:val="bullet"/>
+      <w:lvlText w:val=""/>
+      <w:lvlJc w:val="left"/>
+      <w:pPr>
+        <w:ind w:left="2880" w:hanging="360"/>
+      </w:pPr>
+      <w:rPr>
+        <w:rFonts w:ascii="Symbol" w:hAnsi="Symbol" w:hint="default"/>
+      </w:rPr>
+    </w:lvl>
+    <w:lvl w:ilvl="4" w:tplc="04090003" w:tentative="1">
+      <w:start w:val="1"/>
+      <w:numFmt w:val="bullet"/>
+      <w:lvlText w:val="o"/>
+      <w:lvlJc w:val="left"/>
+      <w:pPr>
+        <w:ind w:left="3600" w:hanging="360"/>
+      </w:pPr>
+      <w:rPr>
+        <w:rFonts w:ascii="Courier New" w:hAnsi="Courier New" w:cs="Courier New" w:hint="default"/>
+      </w:rPr>
+    </w:lvl>
+    <w:lvl w:ilvl="5" w:tplc="04090005" w:tentative="1">
+      <w:start w:val="1"/>
+      <w:numFmt w:val="bullet"/>
+      <w:lvlText w:val=""/>
+      <w:lvlJc w:val="left"/>
+      <w:pPr>
+        <w:ind w:left="4320" w:hanging="360"/>
+      </w:pPr>
+      <w:rPr>
+        <w:rFonts w:ascii="Wingdings" w:hAnsi="Wingdings" w:hint="default"/>
+      </w:rPr>
+    </w:lvl>
+    <w:lvl w:ilvl="6" w:tplc="04090001" w:tentative="1">
+      <w:start w:val="1"/>
+      <w:numFmt w:val="bullet"/>
+      <w:lvlText w:val=""/>
+      <w:lvlJc w:val="left"/>
+      <w:pPr>
+        <w:ind w:left="5040" w:hanging="360"/>
+      </w:pPr>
+      <w:rPr>
+        <w:rFonts w:ascii="Symbol" w:hAnsi="Symbol" w:hint="default"/>
+      </w:rPr>
+    </w:lvl>
+    <w:lvl w:ilvl="7" w:tplc="04090003" w:tentative="1">
+      <w:start w:val="1"/>
+      <w:numFmt w:val="bullet"/>
+      <w:lvlText w:val="o"/>
+      <w:lvlJc w:val="left"/>
+      <w:pPr>
+        <w:ind w:left="5760" w:hanging="360"/>
+      </w:pPr>
+      <w:rPr>
+        <w:rFonts w:ascii="Courier New" w:hAnsi="Courier New" w:cs="Courier New" w:hint="default"/>
+      </w:rPr>
+    </w:lvl>
+    <w:lvl w:ilvl="8" w:tplc="04090005" w:tentative="1">
+      <w:start w:val="1"/>
+      <w:numFmt w:val="bullet"/>
+      <w:lvlText w:val=""/>
+      <w:lvlJc w:val="left"/>
+      <w:pPr>
+        <w:ind w:left="6480" w:hanging="360"/>
+      </w:pPr>
+      <w:rPr>
+        <w:rFonts w:ascii="Wingdings" w:hAnsi="Wingdings" w:hint="default"/>
+      </w:rPr>
+    </w:lvl>
+  </w:abstractNum>
+  <w:abstractNum w:abstractNumId="1" w15:restartNumberingAfterBreak="0">
+    <w:nsid w:val="32290E1A"/>
+    <w:multiLevelType w:val="hybridMultilevel"/>
+    <w:tmpl w:val="DEAAD386"/>
+    <w:lvl w:ilvl="0" w:tplc="94B8F878">
+      <w:numFmt w:val="bullet"/>
+      <w:lvlText w:val="-"/>
+      <w:lvlJc w:val="left"/>
+      <w:pPr>
+        <w:ind w:left="720" w:hanging="360"/>
+      </w:pPr>
+      <w:rPr>
+        <w:rFonts w:ascii="Aptos" w:eastAsiaTheme="minorHAnsi" w:hAnsi="Aptos" w:cstheme="minorBidi" w:hint="default"/>
+      </w:rPr>
+    </w:lvl>
+    <w:lvl w:ilvl="1" w:tplc="04090003" w:tentative="1">
+      <w:start w:val="1"/>
+      <w:numFmt w:val="bullet"/>
+      <w:lvlText w:val="o"/>
+      <w:lvlJc w:val="left"/>
+      <w:pPr>
+        <w:ind w:left="1440" w:hanging="360"/>
+      </w:pPr>
+      <w:rPr>
+        <w:rFonts w:ascii="Courier New" w:hAnsi="Courier New" w:cs="Courier New" w:hint="default"/>
+      </w:rPr>
+    </w:lvl>
+    <w:lvl w:ilvl="2" w:tplc="04090005" w:tentative="1">
+      <w:start w:val="1"/>
+      <w:numFmt w:val="bullet"/>
+      <w:lvlText w:val=""/>
+      <w:lvlJc w:val="left"/>
+      <w:pPr>
+        <w:ind w:left="2160" w:hanging="360"/>
+      </w:pPr>
+      <w:rPr>
+        <w:rFonts w:ascii="Wingdings" w:hAnsi="Wingdings" w:hint="default"/>
+      </w:rPr>
+    </w:lvl>
+    <w:lvl w:ilvl="3" w:tplc="04090001" w:tentative="1">
+      <w:start w:val="1"/>
+      <w:numFmt w:val="bullet"/>
+      <w:lvlText w:val=""/>
+      <w:lvlJc w:val="left"/>
+      <w:pPr>
+        <w:ind w:left="2880" w:hanging="360"/>
+      </w:pPr>
+      <w:rPr>
+        <w:rFonts w:ascii="Symbol" w:hAnsi="Symbol" w:hint="default"/>
+      </w:rPr>
+    </w:lvl>
+    <w:lvl w:ilvl="4" w:tplc="04090003" w:tentative="1">
+      <w:start w:val="1"/>
+      <w:numFmt w:val="bullet"/>
+      <w:lvlText w:val="o"/>
+      <w:lvlJc w:val="left"/>
+      <w:pPr>
+        <w:ind w:left="3600" w:hanging="360"/>
+      </w:pPr>
+      <w:rPr>
+        <w:rFonts w:ascii="Courier New" w:hAnsi="Courier New" w:cs="Courier New" w:hint="default"/>
+      </w:rPr>
+    </w:lvl>
+    <w:lvl w:ilvl="5" w:tplc="04090005" w:tentative="1">
+      <w:start w:val="1"/>
+      <w:numFmt w:val="bullet"/>
+      <w:lvlText w:val=""/>
+      <w:lvlJc w:val="left"/>
+      <w:pPr>
+        <w:ind w:left="4320" w:hanging="360"/>
+      </w:pPr>
+      <w:rPr>
+        <w:rFonts w:ascii="Wingdings" w:hAnsi="Wingdings" w:hint="default"/>
+      </w:rPr>
+    </w:lvl>
+    <w:lvl w:ilvl="6" w:tplc="04090001" w:tentative="1">
+      <w:start w:val="1"/>
+      <w:numFmt w:val="bullet"/>
+      <w:lvlText w:val=""/>
+      <w:lvlJc w:val="left"/>
+      <w:pPr>
+        <w:ind w:left="5040" w:hanging="360"/>
+      </w:pPr>
+      <w:rPr>
+        <w:rFonts w:ascii="Symbol" w:hAnsi="Symbol" w:hint="default"/>
+      </w:rPr>
+    </w:lvl>
+    <w:lvl w:ilvl="7" w:tplc="04090003" w:tentative="1">
+      <w:start w:val="1"/>
+      <w:numFmt w:val="bullet"/>
+      <w:lvlText w:val="o"/>
+      <w:lvlJc w:val="left"/>
+      <w:pPr>
+        <w:ind w:left="5760" w:hanging="360"/>
+      </w:pPr>
+      <w:rPr>
+        <w:rFonts w:ascii="Courier New" w:hAnsi="Courier New" w:cs="Courier New" w:hint="default"/>
+      </w:rPr>
+    </w:lvl>
+    <w:lvl w:ilvl="8" w:tplc="04090005" w:tentative="1">
+      <w:start w:val="1"/>
+      <w:numFmt w:val="bullet"/>
+      <w:lvlText w:val=""/>
+      <w:lvlJc w:val="left"/>
+      <w:pPr>
+        <w:ind w:left="6480" w:hanging="360"/>
+      </w:pPr>
+      <w:rPr>
+        <w:rFonts w:ascii="Wingdings" w:hAnsi="Wingdings" w:hint="default"/>
+      </w:rPr>
+    </w:lvl>
+  </w:abstractNum>
+  <w:abstractNum w:abstractNumId="2" w15:restartNumberingAfterBreak="0">
     <w:nsid w:val="360A5FD2"/>
     <w:multiLevelType w:val="hybridMultilevel"/>
     <w:tmpl w:val="A720F862"/>
@@ -882,7 +2595,119 @@
       </w:rPr>
     </w:lvl>
   </w:abstractNum>
-  <w:abstractNum w:abstractNumId="1" w15:restartNumberingAfterBreak="0">
+  <w:abstractNum w:abstractNumId="3" w15:restartNumberingAfterBreak="0">
+    <w:nsid w:val="387D5DA5"/>
+    <w:multiLevelType w:val="hybridMultilevel"/>
+    <w:tmpl w:val="07D4C16A"/>
+    <w:lvl w:ilvl="0" w:tplc="94B8F878">
+      <w:numFmt w:val="bullet"/>
+      <w:lvlText w:val="-"/>
+      <w:lvlJc w:val="left"/>
+      <w:pPr>
+        <w:ind w:left="720" w:hanging="360"/>
+      </w:pPr>
+      <w:rPr>
+        <w:rFonts w:ascii="Aptos" w:eastAsiaTheme="minorHAnsi" w:hAnsi="Aptos" w:cstheme="minorBidi" w:hint="default"/>
+      </w:rPr>
+    </w:lvl>
+    <w:lvl w:ilvl="1" w:tplc="04090003">
+      <w:start w:val="1"/>
+      <w:numFmt w:val="bullet"/>
+      <w:lvlText w:val="o"/>
+      <w:lvlJc w:val="left"/>
+      <w:pPr>
+        <w:ind w:left="1440" w:hanging="360"/>
+      </w:pPr>
+      <w:rPr>
+        <w:rFonts w:ascii="Courier New" w:hAnsi="Courier New" w:cs="Courier New" w:hint="default"/>
+      </w:rPr>
+    </w:lvl>
+    <w:lvl w:ilvl="2" w:tplc="04090005" w:tentative="1">
+      <w:start w:val="1"/>
+      <w:numFmt w:val="bullet"/>
+      <w:lvlText w:val=""/>
+      <w:lvlJc w:val="left"/>
+      <w:pPr>
+        <w:ind w:left="2160" w:hanging="360"/>
+      </w:pPr>
+      <w:rPr>
+        <w:rFonts w:ascii="Wingdings" w:hAnsi="Wingdings" w:hint="default"/>
+      </w:rPr>
+    </w:lvl>
+    <w:lvl w:ilvl="3" w:tplc="04090001" w:tentative="1">
+      <w:start w:val="1"/>
+      <w:numFmt w:val="bullet"/>
+      <w:lvlText w:val=""/>
+      <w:lvlJc w:val="left"/>
+      <w:pPr>
+        <w:ind w:left="2880" w:hanging="360"/>
+      </w:pPr>
+      <w:rPr>
+        <w:rFonts w:ascii="Symbol" w:hAnsi="Symbol" w:hint="default"/>
+      </w:rPr>
+    </w:lvl>
+    <w:lvl w:ilvl="4" w:tplc="04090003" w:tentative="1">
+      <w:start w:val="1"/>
+      <w:numFmt w:val="bullet"/>
+      <w:lvlText w:val="o"/>
+      <w:lvlJc w:val="left"/>
+      <w:pPr>
+        <w:ind w:left="3600" w:hanging="360"/>
+      </w:pPr>
+      <w:rPr>
+        <w:rFonts w:ascii="Courier New" w:hAnsi="Courier New" w:cs="Courier New" w:hint="default"/>
+      </w:rPr>
+    </w:lvl>
+    <w:lvl w:ilvl="5" w:tplc="04090005" w:tentative="1">
+      <w:start w:val="1"/>
+      <w:numFmt w:val="bullet"/>
+      <w:lvlText w:val=""/>
+      <w:lvlJc w:val="left"/>
+      <w:pPr>
+        <w:ind w:left="4320" w:hanging="360"/>
+      </w:pPr>
+      <w:rPr>
+        <w:rFonts w:ascii="Wingdings" w:hAnsi="Wingdings" w:hint="default"/>
+      </w:rPr>
+    </w:lvl>
+    <w:lvl w:ilvl="6" w:tplc="04090001" w:tentative="1">
+      <w:start w:val="1"/>
+      <w:numFmt w:val="bullet"/>
+      <w:lvlText w:val=""/>
+      <w:lvlJc w:val="left"/>
+      <w:pPr>
+        <w:ind w:left="5040" w:hanging="360"/>
+      </w:pPr>
+      <w:rPr>
+        <w:rFonts w:ascii="Symbol" w:hAnsi="Symbol" w:hint="default"/>
+      </w:rPr>
+    </w:lvl>
+    <w:lvl w:ilvl="7" w:tplc="04090003" w:tentative="1">
+      <w:start w:val="1"/>
+      <w:numFmt w:val="bullet"/>
+      <w:lvlText w:val="o"/>
+      <w:lvlJc w:val="left"/>
+      <w:pPr>
+        <w:ind w:left="5760" w:hanging="360"/>
+      </w:pPr>
+      <w:rPr>
+        <w:rFonts w:ascii="Courier New" w:hAnsi="Courier New" w:cs="Courier New" w:hint="default"/>
+      </w:rPr>
+    </w:lvl>
+    <w:lvl w:ilvl="8" w:tplc="04090005" w:tentative="1">
+      <w:start w:val="1"/>
+      <w:numFmt w:val="bullet"/>
+      <w:lvlText w:val=""/>
+      <w:lvlJc w:val="left"/>
+      <w:pPr>
+        <w:ind w:left="6480" w:hanging="360"/>
+      </w:pPr>
+      <w:rPr>
+        <w:rFonts w:ascii="Wingdings" w:hAnsi="Wingdings" w:hint="default"/>
+      </w:rPr>
+    </w:lvl>
+  </w:abstractNum>
+  <w:abstractNum w:abstractNumId="4" w15:restartNumberingAfterBreak="0">
     <w:nsid w:val="3FE31C6F"/>
     <w:multiLevelType w:val="hybridMultilevel"/>
     <w:tmpl w:val="04628AFA"/>
@@ -995,7 +2820,266 @@
       </w:rPr>
     </w:lvl>
   </w:abstractNum>
-  <w:abstractNum w:abstractNumId="2" w15:restartNumberingAfterBreak="0">
+  <w:abstractNum w:abstractNumId="5" w15:restartNumberingAfterBreak="0">
+    <w:nsid w:val="43141C8D"/>
+    <w:multiLevelType w:val="multilevel"/>
+    <w:tmpl w:val="D55237C8"/>
+    <w:lvl w:ilvl="0">
+      <w:numFmt w:val="bullet"/>
+      <w:lvlText w:val="-"/>
+      <w:lvlJc w:val="left"/>
+      <w:pPr>
+        <w:ind w:left="720" w:hanging="360"/>
+      </w:pPr>
+      <w:rPr>
+        <w:rFonts w:ascii="Aptos" w:eastAsiaTheme="minorHAnsi" w:hAnsi="Aptos" w:cstheme="minorBidi" w:hint="default"/>
+        <w:color w:val="000000"/>
+        <w:sz w:val="22"/>
+      </w:rPr>
+    </w:lvl>
+    <w:lvl w:ilvl="1">
+      <w:start w:val="1"/>
+      <w:numFmt w:val="bullet"/>
+      <w:lvlText w:val="o"/>
+      <w:lvlJc w:val="left"/>
+      <w:pPr>
+        <w:tabs>
+          <w:tab w:val="num" w:pos="1440"/>
+        </w:tabs>
+        <w:ind w:left="1440" w:hanging="360"/>
+      </w:pPr>
+      <w:rPr>
+        <w:rFonts w:ascii="Courier New" w:hAnsi="Courier New" w:hint="default"/>
+        <w:sz w:val="20"/>
+      </w:rPr>
+    </w:lvl>
+    <w:lvl w:ilvl="2" w:tentative="1">
+      <w:start w:val="1"/>
+      <w:numFmt w:val="bullet"/>
+      <w:lvlText w:val=""/>
+      <w:lvlJc w:val="left"/>
+      <w:pPr>
+        <w:tabs>
+          <w:tab w:val="num" w:pos="2160"/>
+        </w:tabs>
+        <w:ind w:left="2160" w:hanging="360"/>
+      </w:pPr>
+      <w:rPr>
+        <w:rFonts w:ascii="Wingdings" w:hAnsi="Wingdings" w:hint="default"/>
+        <w:sz w:val="20"/>
+      </w:rPr>
+    </w:lvl>
+    <w:lvl w:ilvl="3" w:tentative="1">
+      <w:start w:val="1"/>
+      <w:numFmt w:val="bullet"/>
+      <w:lvlText w:val=""/>
+      <w:lvlJc w:val="left"/>
+      <w:pPr>
+        <w:tabs>
+          <w:tab w:val="num" w:pos="2880"/>
+        </w:tabs>
+        <w:ind w:left="2880" w:hanging="360"/>
+      </w:pPr>
+      <w:rPr>
+        <w:rFonts w:ascii="Wingdings" w:hAnsi="Wingdings" w:hint="default"/>
+        <w:sz w:val="20"/>
+      </w:rPr>
+    </w:lvl>
+    <w:lvl w:ilvl="4" w:tentative="1">
+      <w:start w:val="1"/>
+      <w:numFmt w:val="bullet"/>
+      <w:lvlText w:val=""/>
+      <w:lvlJc w:val="left"/>
+      <w:pPr>
+        <w:tabs>
+          <w:tab w:val="num" w:pos="3600"/>
+        </w:tabs>
+        <w:ind w:left="3600" w:hanging="360"/>
+      </w:pPr>
+      <w:rPr>
+        <w:rFonts w:ascii="Wingdings" w:hAnsi="Wingdings" w:hint="default"/>
+        <w:sz w:val="20"/>
+      </w:rPr>
+    </w:lvl>
+    <w:lvl w:ilvl="5" w:tentative="1">
+      <w:start w:val="1"/>
+      <w:numFmt w:val="bullet"/>
+      <w:lvlText w:val=""/>
+      <w:lvlJc w:val="left"/>
+      <w:pPr>
+        <w:tabs>
+          <w:tab w:val="num" w:pos="4320"/>
+        </w:tabs>
+        <w:ind w:left="4320" w:hanging="360"/>
+      </w:pPr>
+      <w:rPr>
+        <w:rFonts w:ascii="Wingdings" w:hAnsi="Wingdings" w:hint="default"/>
+        <w:sz w:val="20"/>
+      </w:rPr>
+    </w:lvl>
+    <w:lvl w:ilvl="6" w:tentative="1">
+      <w:start w:val="1"/>
+      <w:numFmt w:val="bullet"/>
+      <w:lvlText w:val=""/>
+      <w:lvlJc w:val="left"/>
+      <w:pPr>
+        <w:tabs>
+          <w:tab w:val="num" w:pos="5040"/>
+        </w:tabs>
+        <w:ind w:left="5040" w:hanging="360"/>
+      </w:pPr>
+      <w:rPr>
+        <w:rFonts w:ascii="Wingdings" w:hAnsi="Wingdings" w:hint="default"/>
+        <w:sz w:val="20"/>
+      </w:rPr>
+    </w:lvl>
+    <w:lvl w:ilvl="7" w:tentative="1">
+      <w:start w:val="1"/>
+      <w:numFmt w:val="bullet"/>
+      <w:lvlText w:val=""/>
+      <w:lvlJc w:val="left"/>
+      <w:pPr>
+        <w:tabs>
+          <w:tab w:val="num" w:pos="5760"/>
+        </w:tabs>
+        <w:ind w:left="5760" w:hanging="360"/>
+      </w:pPr>
+      <w:rPr>
+        <w:rFonts w:ascii="Wingdings" w:hAnsi="Wingdings" w:hint="default"/>
+        <w:sz w:val="20"/>
+      </w:rPr>
+    </w:lvl>
+    <w:lvl w:ilvl="8" w:tentative="1">
+      <w:start w:val="1"/>
+      <w:numFmt w:val="bullet"/>
+      <w:lvlText w:val=""/>
+      <w:lvlJc w:val="left"/>
+      <w:pPr>
+        <w:tabs>
+          <w:tab w:val="num" w:pos="6480"/>
+        </w:tabs>
+        <w:ind w:left="6480" w:hanging="360"/>
+      </w:pPr>
+      <w:rPr>
+        <w:rFonts w:ascii="Wingdings" w:hAnsi="Wingdings" w:hint="default"/>
+        <w:sz w:val="20"/>
+      </w:rPr>
+    </w:lvl>
+  </w:abstractNum>
+  <w:abstractNum w:abstractNumId="6" w15:restartNumberingAfterBreak="0">
+    <w:nsid w:val="71D663CC"/>
+    <w:multiLevelType w:val="hybridMultilevel"/>
+    <w:tmpl w:val="08529154"/>
+    <w:lvl w:ilvl="0" w:tplc="FFFFFFFF">
+      <w:numFmt w:val="bullet"/>
+      <w:lvlText w:val="-"/>
+      <w:lvlJc w:val="left"/>
+      <w:pPr>
+        <w:ind w:left="720" w:hanging="360"/>
+      </w:pPr>
+      <w:rPr>
+        <w:rFonts w:ascii="Aptos" w:eastAsiaTheme="minorHAnsi" w:hAnsi="Aptos" w:cstheme="minorBidi" w:hint="default"/>
+      </w:rPr>
+    </w:lvl>
+    <w:lvl w:ilvl="1" w:tplc="CA3E4548">
+      <w:numFmt w:val="bullet"/>
+      <w:lvlText w:val="-"/>
+      <w:lvlJc w:val="left"/>
+      <w:pPr>
+        <w:ind w:left="1440" w:hanging="360"/>
+      </w:pPr>
+      <w:rPr>
+        <w:rFonts w:ascii="Aptos" w:eastAsiaTheme="minorHAnsi" w:hAnsi="Aptos" w:cstheme="minorBidi" w:hint="default"/>
+        <w:color w:val="000000"/>
+        <w:sz w:val="22"/>
+      </w:rPr>
+    </w:lvl>
+    <w:lvl w:ilvl="2" w:tplc="FFFFFFFF" w:tentative="1">
+      <w:start w:val="1"/>
+      <w:numFmt w:val="bullet"/>
+      <w:lvlText w:val=""/>
+      <w:lvlJc w:val="left"/>
+      <w:pPr>
+        <w:ind w:left="2160" w:hanging="360"/>
+      </w:pPr>
+      <w:rPr>
+        <w:rFonts w:ascii="Wingdings" w:hAnsi="Wingdings" w:hint="default"/>
+      </w:rPr>
+    </w:lvl>
+    <w:lvl w:ilvl="3" w:tplc="FFFFFFFF" w:tentative="1">
+      <w:start w:val="1"/>
+      <w:numFmt w:val="bullet"/>
+      <w:lvlText w:val=""/>
+      <w:lvlJc w:val="left"/>
+      <w:pPr>
+        <w:ind w:left="2880" w:hanging="360"/>
+      </w:pPr>
+      <w:rPr>
+        <w:rFonts w:ascii="Symbol" w:hAnsi="Symbol" w:hint="default"/>
+      </w:rPr>
+    </w:lvl>
+    <w:lvl w:ilvl="4" w:tplc="FFFFFFFF" w:tentative="1">
+      <w:start w:val="1"/>
+      <w:numFmt w:val="bullet"/>
+      <w:lvlText w:val="o"/>
+      <w:lvlJc w:val="left"/>
+      <w:pPr>
+        <w:ind w:left="3600" w:hanging="360"/>
+      </w:pPr>
+      <w:rPr>
+        <w:rFonts w:ascii="Courier New" w:hAnsi="Courier New" w:cs="Courier New" w:hint="default"/>
+      </w:rPr>
+    </w:lvl>
+    <w:lvl w:ilvl="5" w:tplc="FFFFFFFF" w:tentative="1">
+      <w:start w:val="1"/>
+      <w:numFmt w:val="bullet"/>
+      <w:lvlText w:val=""/>
+      <w:lvlJc w:val="left"/>
+      <w:pPr>
+        <w:ind w:left="4320" w:hanging="360"/>
+      </w:pPr>
+      <w:rPr>
+        <w:rFonts w:ascii="Wingdings" w:hAnsi="Wingdings" w:hint="default"/>
+      </w:rPr>
+    </w:lvl>
+    <w:lvl w:ilvl="6" w:tplc="FFFFFFFF" w:tentative="1">
+      <w:start w:val="1"/>
+      <w:numFmt w:val="bullet"/>
+      <w:lvlText w:val=""/>
+      <w:lvlJc w:val="left"/>
+      <w:pPr>
+        <w:ind w:left="5040" w:hanging="360"/>
+      </w:pPr>
+      <w:rPr>
+        <w:rFonts w:ascii="Symbol" w:hAnsi="Symbol" w:hint="default"/>
+      </w:rPr>
+    </w:lvl>
+    <w:lvl w:ilvl="7" w:tplc="FFFFFFFF" w:tentative="1">
+      <w:start w:val="1"/>
+      <w:numFmt w:val="bullet"/>
+      <w:lvlText w:val="o"/>
+      <w:lvlJc w:val="left"/>
+      <w:pPr>
+        <w:ind w:left="5760" w:hanging="360"/>
+      </w:pPr>
+      <w:rPr>
+        <w:rFonts w:ascii="Courier New" w:hAnsi="Courier New" w:cs="Courier New" w:hint="default"/>
+      </w:rPr>
+    </w:lvl>
+    <w:lvl w:ilvl="8" w:tplc="FFFFFFFF" w:tentative="1">
+      <w:start w:val="1"/>
+      <w:numFmt w:val="bullet"/>
+      <w:lvlText w:val=""/>
+      <w:lvlJc w:val="left"/>
+      <w:pPr>
+        <w:ind w:left="6480" w:hanging="360"/>
+      </w:pPr>
+      <w:rPr>
+        <w:rFonts w:ascii="Wingdings" w:hAnsi="Wingdings" w:hint="default"/>
+      </w:rPr>
+    </w:lvl>
+  </w:abstractNum>
+  <w:abstractNum w:abstractNumId="7" w15:restartNumberingAfterBreak="0">
     <w:nsid w:val="78452E57"/>
     <w:multiLevelType w:val="hybridMultilevel"/>
     <w:tmpl w:val="DF844E78"/>
@@ -1109,13 +3193,28 @@
     </w:lvl>
   </w:abstractNum>
   <w:num w:numId="1" w16cid:durableId="755829024">
+    <w:abstractNumId w:val="4"/>
+  </w:num>
+  <w:num w:numId="2" w16cid:durableId="1451700129">
+    <w:abstractNumId w:val="7"/>
+  </w:num>
+  <w:num w:numId="3" w16cid:durableId="1179540597">
+    <w:abstractNumId w:val="2"/>
+  </w:num>
+  <w:num w:numId="4" w16cid:durableId="84762999">
+    <w:abstractNumId w:val="5"/>
+  </w:num>
+  <w:num w:numId="5" w16cid:durableId="1448432020">
+    <w:abstractNumId w:val="0"/>
+  </w:num>
+  <w:num w:numId="6" w16cid:durableId="304284533">
     <w:abstractNumId w:val="1"/>
   </w:num>
-  <w:num w:numId="2" w16cid:durableId="1451700129">
-    <w:abstractNumId w:val="2"/>
+  <w:num w:numId="7" w16cid:durableId="2024893039">
+    <w:abstractNumId w:val="3"/>
   </w:num>
-  <w:num w:numId="3" w16cid:durableId="1179540597">
-    <w:abstractNumId w:val="0"/>
+  <w:num w:numId="8" w16cid:durableId="1176113986">
+    <w:abstractNumId w:val="6"/>
   </w:num>
 </w:numbering>
 </file>

--- a/Meeting Minutes and Personal Contributions.docx
+++ b/Meeting Minutes and Personal Contributions.docx
@@ -14,7 +14,7 @@
     <w:p>
       <w:pPr>
         <w:pStyle w:val="Heading1"/>
-        <w:spacing w:before="0" w:after="0" w:line="240" w:lineRule="auto"/>
+        <w:spacing w:before="0" w:after="0"/>
         <w:rPr>
           <w:rFonts w:ascii="Aptos" w:hAnsi="Aptos"/>
         </w:rPr>
@@ -28,7 +28,6 @@
     </w:p>
     <w:p>
       <w:pPr>
-        <w:spacing w:after="0" w:line="240" w:lineRule="auto"/>
         <w:rPr>
           <w:rFonts w:ascii="Aptos" w:hAnsi="Aptos"/>
         </w:rPr>
@@ -42,7 +41,6 @@
     </w:p>
     <w:p>
       <w:pPr>
-        <w:spacing w:after="0" w:line="240" w:lineRule="auto"/>
         <w:rPr>
           <w:rFonts w:ascii="Aptos" w:hAnsi="Aptos"/>
         </w:rPr>
@@ -51,7 +49,7 @@
     <w:p>
       <w:pPr>
         <w:pStyle w:val="Heading1"/>
-        <w:spacing w:before="0" w:after="0" w:line="240" w:lineRule="auto"/>
+        <w:spacing w:before="0" w:after="0"/>
         <w:rPr>
           <w:rFonts w:ascii="Aptos" w:hAnsi="Aptos"/>
         </w:rPr>
@@ -66,7 +64,7 @@
     <w:p>
       <w:pPr>
         <w:pStyle w:val="Heading2"/>
-        <w:spacing w:before="0" w:after="0" w:line="240" w:lineRule="auto"/>
+        <w:spacing w:before="0" w:after="0"/>
         <w:rPr>
           <w:rFonts w:ascii="Aptos" w:hAnsi="Aptos"/>
         </w:rPr>
@@ -81,7 +79,7 @@
     <w:p>
       <w:pPr>
         <w:pStyle w:val="Heading3"/>
-        <w:spacing w:before="0" w:after="0" w:line="240" w:lineRule="auto"/>
+        <w:spacing w:before="0" w:after="0"/>
         <w:rPr>
           <w:rFonts w:ascii="Aptos" w:hAnsi="Aptos"/>
           <w:sz w:val="24"/>
@@ -101,7 +99,6 @@
     </w:p>
     <w:p>
       <w:pPr>
-        <w:spacing w:after="0" w:line="240" w:lineRule="auto"/>
         <w:ind w:left="720"/>
         <w:rPr>
           <w:rFonts w:ascii="Aptos" w:hAnsi="Aptos"/>
@@ -119,12 +116,25 @@
         <w:rPr>
           <w:rFonts w:ascii="Aptos" w:hAnsi="Aptos"/>
         </w:rPr>
-        <w:t xml:space="preserve">: The Center for Poverty Research compiled an impressive and easy-to-use dataset with information on state policies such as the minimum wage, SNAP, EITC, and so on. I propose using this dataset to measure whether/how these policies have influenced variables of interest such as poverty, employment, or food insecurity. The data set is comprehensive (part of the appeal), but I think it would be easy to find opportunities to supplement it with other datasets. For example, the food insecurity data in the Center for Poverty Research dataset only goes up to 2001. If we wanted to look at how state economic policies have influenced food insecurity over the past two decades, we would need to pull in another dataset. I just filled out an online form offered by Feeding America to request access to their food insecurity data (available at the state level). They agreed to share it with us, so that’s one option. I can think of plenty of other options, too. For example, we could pull in Census data (I have experience scraping Census data with R using an API key) to analyze whether these policies influenced the ratio of people that own vs rent their homes. Generally speaking, these analyses would require rigorous controls, so there would be ample opportunity to pull in multiple datasets to try and control for other factors that may influence these endpoints.  </w:t>
-      </w:r>
-    </w:p>
-    <w:p>
-      <w:pPr>
-        <w:spacing w:after="0" w:line="240" w:lineRule="auto"/>
+        <w:t xml:space="preserve">: The Center for Poverty Research compiled an impressive and easy-to-use dataset with information on state policies such as the minimum wage, SNAP, EITC, and so on. I propose using this dataset to measure whether/how these policies have influenced variables of interest such as poverty, employment, or food insecurity. The data set is comprehensive (part of the appeal), but I think it would be easy to find opportunities to supplement it with other datasets. For example, the food insecurity data in the Center for Poverty Research dataset only goes up to 2001. If we wanted to look at how state economic policies have influenced food insecurity over the past two decades, we would need to pull in another dataset. I just filled out an online form offered by Feeding America to request access to their food insecurity data (available at the state level). They agreed to share it with us, so that’s one option. I can think of plenty of other options, too. For example, we could pull in Census data (I have experience scraping Census data with R using an API key) to analyze whether these policies influenced the ratio of people that own vs rent their homes. </w:t>
+      </w:r>
+      <w:proofErr w:type="gramStart"/>
+      <w:r>
+        <w:rPr>
+          <w:rFonts w:ascii="Aptos" w:hAnsi="Aptos"/>
+        </w:rPr>
+        <w:t>Generally speaking, these</w:t>
+      </w:r>
+      <w:proofErr w:type="gramEnd"/>
+      <w:r>
+        <w:rPr>
+          <w:rFonts w:ascii="Aptos" w:hAnsi="Aptos"/>
+        </w:rPr>
+        <w:t xml:space="preserve"> analyses would require rigorous controls, so there would be ample opportunity to pull in multiple datasets to try and control for other factors that may influence these endpoints.  </w:t>
+      </w:r>
+    </w:p>
+    <w:p>
+      <w:pPr>
         <w:ind w:left="720"/>
         <w:rPr>
           <w:rFonts w:ascii="Aptos" w:hAnsi="Aptos"/>
@@ -152,7 +162,6 @@
           <w:ilvl w:val="0"/>
           <w:numId w:val="1"/>
         </w:numPr>
-        <w:spacing w:after="0" w:line="240" w:lineRule="auto"/>
         <w:ind w:left="1440"/>
         <w:rPr>
           <w:rFonts w:ascii="Aptos" w:hAnsi="Aptos"/>
@@ -162,7 +171,21 @@
         <w:rPr>
           <w:rFonts w:ascii="Aptos" w:hAnsi="Aptos"/>
         </w:rPr>
-        <w:t>National Welfare Data: “The Center for Poverty Research annually updates our state-level panel data series covering population, employment, unemployment, welfare, poverty, and politics. Our current update includes information for the majority of the 2024 calendar year. We will update the remainder when available. These data are publicly available to all users.”</w:t>
+        <w:t xml:space="preserve">National Welfare Data: “The Center for Poverty Research annually updates our state-level panel data series covering population, employment, unemployment, welfare, poverty, and politics. Our current update includes information for </w:t>
+      </w:r>
+      <w:proofErr w:type="gramStart"/>
+      <w:r>
+        <w:rPr>
+          <w:rFonts w:ascii="Aptos" w:hAnsi="Aptos"/>
+        </w:rPr>
+        <w:t>the majority of</w:t>
+      </w:r>
+      <w:proofErr w:type="gramEnd"/>
+      <w:r>
+        <w:rPr>
+          <w:rFonts w:ascii="Aptos" w:hAnsi="Aptos"/>
+        </w:rPr>
+        <w:t xml:space="preserve"> the 2024 calendar year. We will update the remainder when available. These data are publicly available to all users.”</w:t>
       </w:r>
     </w:p>
     <w:p>
@@ -172,7 +195,6 @@
           <w:ilvl w:val="1"/>
           <w:numId w:val="1"/>
         </w:numPr>
-        <w:spacing w:after="0" w:line="240" w:lineRule="auto"/>
         <w:ind w:left="2160"/>
         <w:rPr>
           <w:rFonts w:ascii="Aptos" w:hAnsi="Aptos"/>
@@ -192,7 +214,6 @@
           <w:ilvl w:val="0"/>
           <w:numId w:val="1"/>
         </w:numPr>
-        <w:spacing w:after="0" w:line="240" w:lineRule="auto"/>
         <w:ind w:left="1440"/>
         <w:rPr>
           <w:rFonts w:ascii="Aptos" w:hAnsi="Aptos"/>
@@ -202,14 +223,14 @@
         <w:rPr>
           <w:rFonts w:ascii="Aptos" w:hAnsi="Aptos"/>
         </w:rPr>
-        <w:t xml:space="preserve">Feeding America Food Insecurity Data: “Since 2011, Feeding America has produced the Map the Meal Gap study, providing estimates of local food </w:t>
+        <w:t xml:space="preserve">Feeding America Food Insecurity Data: “Since 2011, Feeding America has produced the Map the Meal Gap study, providing estimates of local food insecurity and food costs on an annual basis to better understand people </w:t>
       </w:r>
       <w:r>
         <w:rPr>
           <w:rFonts w:ascii="Aptos" w:hAnsi="Aptos"/>
         </w:rPr>
         <w:lastRenderedPageBreak/>
-        <w:t>insecurity and food costs on an annual basis to better understand people and places facing hunger and to inform decisions and actions that will help us achieve our mission. We do this by generating national and local data about food insecurity, translating those data into insights and tools like the interactive map below, and engaging partners to help them use and improve our data and research in the future.”</w:t>
+        <w:t>and places facing hunger and to inform decisions and actions that will help us achieve our mission. We do this by generating national and local data about food insecurity, translating those data into insights and tools like the interactive map below, and engaging partners to help them use and improve our data and research in the future.”</w:t>
       </w:r>
     </w:p>
     <w:p>
@@ -219,7 +240,6 @@
           <w:ilvl w:val="1"/>
           <w:numId w:val="1"/>
         </w:numPr>
-        <w:spacing w:after="0" w:line="240" w:lineRule="auto"/>
         <w:ind w:left="2160"/>
         <w:rPr>
           <w:rFonts w:ascii="Aptos" w:hAnsi="Aptos"/>
@@ -235,7 +255,7 @@
     <w:p>
       <w:pPr>
         <w:pStyle w:val="Heading3"/>
-        <w:spacing w:before="0" w:after="0" w:line="240" w:lineRule="auto"/>
+        <w:spacing w:before="0" w:after="0"/>
         <w:rPr>
           <w:rFonts w:ascii="Aptos" w:hAnsi="Aptos"/>
           <w:sz w:val="24"/>
@@ -250,12 +270,31 @@
           <w:szCs w:val="24"/>
           <w:u w:val="single"/>
         </w:rPr>
-        <w:t xml:space="preserve">Liz: Accessibility to alcohol's relationship to levels of binge drinking in a given (Iowa) county  </w:t>
-      </w:r>
-    </w:p>
-    <w:p>
-      <w:pPr>
-        <w:spacing w:after="0" w:line="240" w:lineRule="auto"/>
+        <w:t xml:space="preserve">Liz: Accessibility to alcohol's relationship to levels of binge drinking </w:t>
+      </w:r>
+      <w:proofErr w:type="gramStart"/>
+      <w:r>
+        <w:rPr>
+          <w:rFonts w:ascii="Aptos" w:hAnsi="Aptos"/>
+          <w:sz w:val="24"/>
+          <w:szCs w:val="24"/>
+          <w:u w:val="single"/>
+        </w:rPr>
+        <w:t>in a given</w:t>
+      </w:r>
+      <w:proofErr w:type="gramEnd"/>
+      <w:r>
+        <w:rPr>
+          <w:rFonts w:ascii="Aptos" w:hAnsi="Aptos"/>
+          <w:sz w:val="24"/>
+          <w:szCs w:val="24"/>
+          <w:u w:val="single"/>
+        </w:rPr>
+        <w:t xml:space="preserve"> (Iowa) county  </w:t>
+      </w:r>
+    </w:p>
+    <w:p>
+      <w:pPr>
         <w:rPr>
           <w:rFonts w:ascii="Aptos" w:hAnsi="Aptos"/>
         </w:rPr>
@@ -272,12 +311,53 @@
         <w:rPr>
           <w:rFonts w:ascii="Aptos" w:hAnsi="Aptos"/>
         </w:rPr>
-        <w:t xml:space="preserve">: The Iowa Department of Health and Human Services has already launched a new campaign called Say “Yes” to Drinking Less Alcohol, to combat high rates of binge drinking. Aiming to investigate whether factors like accessibility to alcohol are correlated to higher levels of binge drinking could inform where to best focus future resources and interventions. Targeted campaigns and/or subsequent action by Iowa Department of Health and Human Services, in conjunction with community partners, in areas that show higher levels of average binge drinking could aid in the ultimate goal of improving health, safety, and alcohol responsibility in Iowa. We could compare the rate across states, explore whether/how the severity has changed over time, and look into the local data from class to compare behavioral data to accessibility (e.g., looking at number of stores in a given area) and purchase rates at a county level.  </w:t>
-      </w:r>
-    </w:p>
-    <w:p>
-      <w:pPr>
-        <w:spacing w:after="0" w:line="240" w:lineRule="auto"/>
+        <w:t xml:space="preserve">: The Iowa Department of Health and Human Services has already launched a new campaign called Say “Yes” to Drinking Less Alcohol, to combat high rates of binge drinking. Aiming to investigate whether factors like accessibility to alcohol are correlated to higher levels of binge drinking could inform where to best focus future resources and interventions. Targeted campaigns and/or subsequent action by Iowa Department of Health and Human Services, in conjunction with community partners, in areas that show higher levels of average binge drinking could aid in the </w:t>
+      </w:r>
+      <w:proofErr w:type="gramStart"/>
+      <w:r>
+        <w:rPr>
+          <w:rFonts w:ascii="Aptos" w:hAnsi="Aptos"/>
+        </w:rPr>
+        <w:t>ultimate goal</w:t>
+      </w:r>
+      <w:proofErr w:type="gramEnd"/>
+      <w:r>
+        <w:rPr>
+          <w:rFonts w:ascii="Aptos" w:hAnsi="Aptos"/>
+        </w:rPr>
+        <w:t xml:space="preserve"> of improving health, safety, and alcohol responsibility in Iowa. We could compare the rate across states, explore whether/how the severity has changed over time, and </w:t>
+      </w:r>
+      <w:proofErr w:type="gramStart"/>
+      <w:r>
+        <w:rPr>
+          <w:rFonts w:ascii="Aptos" w:hAnsi="Aptos"/>
+        </w:rPr>
+        <w:t>look into</w:t>
+      </w:r>
+      <w:proofErr w:type="gramEnd"/>
+      <w:r>
+        <w:rPr>
+          <w:rFonts w:ascii="Aptos" w:hAnsi="Aptos"/>
+        </w:rPr>
+        <w:t xml:space="preserve"> the local data from class to compare behavioral data to accessibility (e.g., looking at number of stores </w:t>
+      </w:r>
+      <w:proofErr w:type="gramStart"/>
+      <w:r>
+        <w:rPr>
+          <w:rFonts w:ascii="Aptos" w:hAnsi="Aptos"/>
+        </w:rPr>
+        <w:t>in a given</w:t>
+      </w:r>
+      <w:proofErr w:type="gramEnd"/>
+      <w:r>
+        <w:rPr>
+          <w:rFonts w:ascii="Aptos" w:hAnsi="Aptos"/>
+        </w:rPr>
+        <w:t xml:space="preserve"> area) and purchase rates at a county level.  </w:t>
+      </w:r>
+    </w:p>
+    <w:p>
+      <w:pPr>
         <w:rPr>
           <w:rFonts w:ascii="Aptos" w:hAnsi="Aptos"/>
         </w:rPr>
@@ -304,7 +384,6 @@
           <w:ilvl w:val="0"/>
           <w:numId w:val="2"/>
         </w:numPr>
-        <w:spacing w:after="0" w:line="240" w:lineRule="auto"/>
         <w:rPr>
           <w:rFonts w:ascii="Aptos" w:hAnsi="Aptos"/>
         </w:rPr>
@@ -331,7 +410,6 @@
           <w:ilvl w:val="1"/>
           <w:numId w:val="2"/>
         </w:numPr>
-        <w:spacing w:after="0" w:line="240" w:lineRule="auto"/>
         <w:rPr>
           <w:rFonts w:ascii="Aptos" w:hAnsi="Aptos"/>
         </w:rPr>
@@ -350,7 +428,6 @@
           <w:ilvl w:val="0"/>
           <w:numId w:val="2"/>
         </w:numPr>
-        <w:spacing w:after="0" w:line="240" w:lineRule="auto"/>
         <w:rPr>
           <w:rFonts w:ascii="Aptos" w:hAnsi="Aptos"/>
         </w:rPr>
@@ -369,7 +446,6 @@
           <w:ilvl w:val="1"/>
           <w:numId w:val="2"/>
         </w:numPr>
-        <w:spacing w:after="0" w:line="240" w:lineRule="auto"/>
         <w:rPr>
           <w:rFonts w:ascii="Aptos" w:hAnsi="Aptos"/>
         </w:rPr>
@@ -388,22 +464,35 @@
           <w:ilvl w:val="0"/>
           <w:numId w:val="2"/>
         </w:numPr>
-        <w:spacing w:after="0" w:line="240" w:lineRule="auto"/>
-        <w:rPr>
-          <w:rFonts w:ascii="Aptos" w:hAnsi="Aptos"/>
-        </w:rPr>
-      </w:pPr>
-      <w:r>
-        <w:rPr>
-          <w:rFonts w:ascii="Aptos" w:hAnsi="Aptos"/>
-        </w:rPr>
-        <w:t>Behavioral Risk Factor Surveillance System (BRFSS) Data</w:t>
-      </w:r>
-      <w:r>
-        <w:rPr>
-          <w:rFonts w:ascii="Aptos" w:hAnsi="Aptos"/>
-        </w:rPr>
-        <w:t xml:space="preserve">: </w:t>
+        <w:rPr>
+          <w:rFonts w:ascii="Aptos" w:hAnsi="Aptos"/>
+        </w:rPr>
+      </w:pPr>
+      <w:r>
+        <w:rPr>
+          <w:rFonts w:ascii="Aptos" w:hAnsi="Aptos"/>
+        </w:rPr>
+        <w:t xml:space="preserve">Behavioral Risk Factor Surveillance System (BRFSS) </w:t>
+      </w:r>
+      <w:proofErr w:type="gramStart"/>
+      <w:r>
+        <w:rPr>
+          <w:rFonts w:ascii="Aptos" w:hAnsi="Aptos"/>
+        </w:rPr>
+        <w:t>Data</w:t>
+      </w:r>
+      <w:r>
+        <w:rPr>
+          <w:rFonts w:ascii="Aptos" w:hAnsi="Aptos"/>
+        </w:rPr>
+        <w:t>:</w:t>
+      </w:r>
+      <w:proofErr w:type="gramEnd"/>
+      <w:r>
+        <w:rPr>
+          <w:rFonts w:ascii="Aptos" w:hAnsi="Aptos"/>
+        </w:rPr>
+        <w:t xml:space="preserve"> </w:t>
       </w:r>
       <w:r>
         <w:rPr>
@@ -419,7 +508,6 @@
           <w:ilvl w:val="1"/>
           <w:numId w:val="2"/>
         </w:numPr>
-        <w:spacing w:after="0" w:line="240" w:lineRule="auto"/>
         <w:rPr>
           <w:rFonts w:ascii="Aptos" w:hAnsi="Aptos"/>
         </w:rPr>
@@ -434,7 +522,7 @@
     <w:p>
       <w:pPr>
         <w:pStyle w:val="Heading3"/>
-        <w:spacing w:before="0" w:after="0" w:line="240" w:lineRule="auto"/>
+        <w:spacing w:before="0" w:after="0"/>
         <w:rPr>
           <w:rFonts w:ascii="Aptos" w:hAnsi="Aptos"/>
           <w:b/>
@@ -480,7 +568,6 @@
     </w:p>
     <w:p>
       <w:pPr>
-        <w:spacing w:after="0" w:line="240" w:lineRule="auto"/>
         <w:ind w:left="720"/>
         <w:rPr>
           <w:rFonts w:ascii="Aptos" w:hAnsi="Aptos"/>
@@ -498,19 +585,18 @@
         <w:rPr>
           <w:rFonts w:ascii="Aptos" w:hAnsi="Aptos"/>
         </w:rPr>
-        <w:t xml:space="preserve">: My idea is to study how mortgage interest rates and housing prices affect home ownership rates across states. We could combine Census housing data, FRED mortgage rates, and FHFA house price indexes to build a panel dataset and estimate how changes in borrowing costs and housing prices influence home ownership or rent burden over time. One potential research question would be: How do changes in mortgage interest rates and housing prices affect home ownership rates across U.S. states over time? Data should be relatively easy to access and </w:t>
+        <w:t xml:space="preserve">: My idea is to study how mortgage interest rates and housing prices affect home ownership rates across states. We could combine Census housing data, FRED mortgage rates, and FHFA house price indexes to build a panel dataset and estimate how changes in borrowing costs and housing prices influence home ownership or rent burden over time. One potential research question would be: How do changes in mortgage interest rates and housing prices affect home ownership rates across U.S. states over time? Data should be relatively easy to access and merge. Housing outcomes are influenced by many economic factors, </w:t>
       </w:r>
       <w:r>
         <w:rPr>
           <w:rFonts w:ascii="Aptos" w:hAnsi="Aptos"/>
         </w:rPr>
         <w:lastRenderedPageBreak/>
-        <w:t xml:space="preserve">merge. Housing outcomes are influenced by many economic factors, so we could add controls like median income, unemployment rates, or population growth to isolate the effect of interest rates and housing prices. We could explore regional differences, like if changes in interest rates affect home ownership differently in high-cost housing markets compared to more affordable states. We’d probably create a panel dataset that observes states over time, so each state-year would be an observation. The panel would track how home ownership rates change as mortgage rates, housing prices, and other economic variables change.  </w:t>
-      </w:r>
-    </w:p>
-    <w:p>
-      <w:pPr>
-        <w:spacing w:after="0" w:line="240" w:lineRule="auto"/>
+        <w:t xml:space="preserve">so we could add controls like median income, unemployment rates, or population growth to isolate the effect of interest rates and housing prices. We could explore regional differences, like if changes in interest rates affect home ownership differently in high-cost housing markets compared to more affordable states. We’d probably create a panel dataset that observes states over time, so each state-year would be an observation. The panel would track how home ownership rates change as mortgage rates, housing prices, and other economic variables change.  </w:t>
+      </w:r>
+    </w:p>
+    <w:p>
+      <w:pPr>
         <w:ind w:left="720"/>
         <w:rPr>
           <w:rFonts w:ascii="Aptos" w:hAnsi="Aptos"/>
@@ -538,7 +624,6 @@
           <w:ilvl w:val="0"/>
           <w:numId w:val="3"/>
         </w:numPr>
-        <w:spacing w:after="0" w:line="240" w:lineRule="auto"/>
         <w:rPr>
           <w:rFonts w:ascii="Aptos" w:hAnsi="Aptos"/>
         </w:rPr>
@@ -557,7 +642,6 @@
           <w:ilvl w:val="1"/>
           <w:numId w:val="3"/>
         </w:numPr>
-        <w:spacing w:after="0" w:line="240" w:lineRule="auto"/>
         <w:rPr>
           <w:rFonts w:ascii="Aptos" w:hAnsi="Aptos"/>
         </w:rPr>
@@ -576,7 +660,6 @@
           <w:ilvl w:val="1"/>
           <w:numId w:val="3"/>
         </w:numPr>
-        <w:spacing w:after="0" w:line="240" w:lineRule="auto"/>
         <w:rPr>
           <w:rFonts w:ascii="Aptos" w:hAnsi="Aptos"/>
         </w:rPr>
@@ -595,7 +678,6 @@
           <w:ilvl w:val="0"/>
           <w:numId w:val="3"/>
         </w:numPr>
-        <w:spacing w:after="0" w:line="240" w:lineRule="auto"/>
         <w:rPr>
           <w:rFonts w:ascii="Aptos" w:hAnsi="Aptos"/>
         </w:rPr>
@@ -614,7 +696,6 @@
           <w:ilvl w:val="1"/>
           <w:numId w:val="3"/>
         </w:numPr>
-        <w:spacing w:after="0" w:line="240" w:lineRule="auto"/>
         <w:rPr>
           <w:rFonts w:ascii="Aptos" w:hAnsi="Aptos"/>
         </w:rPr>
@@ -633,7 +714,6 @@
           <w:ilvl w:val="0"/>
           <w:numId w:val="3"/>
         </w:numPr>
-        <w:spacing w:after="0" w:line="240" w:lineRule="auto"/>
         <w:rPr>
           <w:rFonts w:ascii="Aptos" w:hAnsi="Aptos"/>
         </w:rPr>
@@ -652,7 +732,6 @@
           <w:ilvl w:val="1"/>
           <w:numId w:val="3"/>
         </w:numPr>
-        <w:spacing w:after="0" w:line="240" w:lineRule="auto"/>
         <w:rPr>
           <w:rFonts w:ascii="Aptos" w:hAnsi="Aptos"/>
         </w:rPr>
@@ -666,7 +745,6 @@
     </w:p>
     <w:p>
       <w:pPr>
-        <w:spacing w:after="0" w:line="240" w:lineRule="auto"/>
         <w:rPr>
           <w:rFonts w:ascii="Aptos" w:hAnsi="Aptos"/>
         </w:rPr>
@@ -688,7 +766,6 @@
     </w:p>
     <w:p>
       <w:pPr>
-        <w:spacing w:after="0" w:line="240" w:lineRule="auto"/>
         <w:rPr>
           <w:rFonts w:ascii="Aptos" w:hAnsi="Aptos"/>
         </w:rPr>
@@ -703,7 +780,7 @@
     <w:p>
       <w:pPr>
         <w:pStyle w:val="Heading1"/>
-        <w:spacing w:before="0" w:after="0" w:line="240" w:lineRule="auto"/>
+        <w:spacing w:before="0" w:after="0"/>
         <w:rPr>
           <w:rFonts w:ascii="Aptos" w:hAnsi="Aptos"/>
           <w:sz w:val="24"/>
@@ -721,7 +798,6 @@
     </w:p>
     <w:p>
       <w:pPr>
-        <w:spacing w:after="0" w:line="240" w:lineRule="auto"/>
         <w:rPr>
           <w:rFonts w:ascii="Aptos" w:hAnsi="Aptos"/>
         </w:rPr>
@@ -735,7 +811,6 @@
     </w:p>
     <w:p>
       <w:pPr>
-        <w:spacing w:after="0" w:line="240" w:lineRule="auto"/>
         <w:rPr>
           <w:rFonts w:ascii="Aptos" w:hAnsi="Aptos"/>
         </w:rPr>
@@ -749,7 +824,6 @@
     </w:p>
     <w:p>
       <w:pPr>
-        <w:spacing w:after="0" w:line="240" w:lineRule="auto"/>
         <w:rPr>
           <w:rFonts w:ascii="Aptos" w:hAnsi="Aptos"/>
         </w:rPr>
@@ -763,7 +837,6 @@
     </w:p>
     <w:p>
       <w:pPr>
-        <w:spacing w:after="0" w:line="240" w:lineRule="auto"/>
         <w:rPr>
           <w:rFonts w:ascii="Aptos" w:hAnsi="Aptos"/>
         </w:rPr>
@@ -777,7 +850,6 @@
     </w:p>
     <w:p>
       <w:pPr>
-        <w:spacing w:after="0" w:line="240" w:lineRule="auto"/>
         <w:rPr>
           <w:rFonts w:ascii="Aptos" w:hAnsi="Aptos"/>
         </w:rPr>
@@ -791,7 +863,6 @@
     </w:p>
     <w:p>
       <w:pPr>
-        <w:spacing w:after="0" w:line="240" w:lineRule="auto"/>
         <w:rPr>
           <w:rFonts w:ascii="Aptos" w:hAnsi="Aptos"/>
         </w:rPr>
@@ -805,21 +876,33 @@
     </w:p>
     <w:p>
       <w:pPr>
-        <w:spacing w:after="0" w:line="240" w:lineRule="auto"/>
-        <w:rPr>
-          <w:rFonts w:ascii="Aptos" w:hAnsi="Aptos"/>
-        </w:rPr>
-      </w:pPr>
-      <w:r>
-        <w:rPr>
-          <w:rFonts w:ascii="Aptos" w:hAnsi="Aptos"/>
-        </w:rPr>
-        <w:t xml:space="preserve">- Levi will inform Bangjun (former group member) of the plan to log notes in this document rather than sending weekly emails  </w:t>
-      </w:r>
-    </w:p>
-    <w:p>
-      <w:pPr>
-        <w:spacing w:after="0" w:line="240" w:lineRule="auto"/>
+        <w:rPr>
+          <w:rFonts w:ascii="Aptos" w:hAnsi="Aptos"/>
+        </w:rPr>
+      </w:pPr>
+      <w:r>
+        <w:rPr>
+          <w:rFonts w:ascii="Aptos" w:hAnsi="Aptos"/>
+        </w:rPr>
+        <w:t xml:space="preserve">- Levi will inform </w:t>
+      </w:r>
+      <w:proofErr w:type="spellStart"/>
+      <w:r>
+        <w:rPr>
+          <w:rFonts w:ascii="Aptos" w:hAnsi="Aptos"/>
+        </w:rPr>
+        <w:t>Bangjun</w:t>
+      </w:r>
+      <w:proofErr w:type="spellEnd"/>
+      <w:r>
+        <w:rPr>
+          <w:rFonts w:ascii="Aptos" w:hAnsi="Aptos"/>
+        </w:rPr>
+        <w:t xml:space="preserve"> (former group member) of the plan to log notes in this document rather than sending weekly emails  </w:t>
+      </w:r>
+    </w:p>
+    <w:p>
+      <w:pPr>
         <w:rPr>
           <w:rFonts w:ascii="Aptos" w:hAnsi="Aptos"/>
         </w:rPr>
@@ -833,7 +916,19 @@
     </w:p>
     <w:p>
       <w:pPr>
-        <w:spacing w:after="0" w:line="240" w:lineRule="auto"/>
+        <w:rPr>
+          <w:rFonts w:ascii="Aptos" w:hAnsi="Aptos"/>
+        </w:rPr>
+      </w:pPr>
+      <w:r>
+        <w:rPr>
+          <w:rFonts w:ascii="Aptos" w:hAnsi="Aptos"/>
+        </w:rPr>
+        <w:t xml:space="preserve">- Ryan will upload a file joining Census and FRED data, including a loop to bring in multiple years of Census data  </w:t>
+      </w:r>
+    </w:p>
+    <w:p>
+      <w:pPr>
         <w:rPr>
           <w:rFonts w:ascii="Aptos" w:hAnsi="Aptos"/>
         </w:rPr>
@@ -843,26 +938,11 @@
           <w:rFonts w:ascii="Aptos" w:hAnsi="Aptos"/>
         </w:rPr>
         <w:lastRenderedPageBreak/>
-        <w:t xml:space="preserve">- Ryan will upload a file joining Census and FRED data, including a loop to bring in multiple years of Census data  </w:t>
-      </w:r>
-    </w:p>
-    <w:p>
-      <w:pPr>
-        <w:spacing w:after="0" w:line="240" w:lineRule="auto"/>
-        <w:rPr>
-          <w:rFonts w:ascii="Aptos" w:hAnsi="Aptos"/>
-        </w:rPr>
-      </w:pPr>
-      <w:r>
-        <w:rPr>
-          <w:rFonts w:ascii="Aptos" w:hAnsi="Aptos"/>
-        </w:rPr>
         <w:t xml:space="preserve">- Levi will investigate data availability for controlling for state housing policy  </w:t>
       </w:r>
     </w:p>
     <w:p>
       <w:pPr>
-        <w:spacing w:after="0" w:line="240" w:lineRule="auto"/>
         <w:rPr>
           <w:rFonts w:ascii="Aptos" w:hAnsi="Aptos"/>
         </w:rPr>
@@ -871,7 +951,7 @@
     <w:p>
       <w:pPr>
         <w:pStyle w:val="Heading1"/>
-        <w:spacing w:before="0" w:after="0" w:line="240" w:lineRule="auto"/>
+        <w:spacing w:before="0" w:after="0"/>
         <w:rPr>
           <w:rFonts w:ascii="Aptos" w:hAnsi="Aptos"/>
         </w:rPr>
@@ -885,7 +965,6 @@
     </w:p>
     <w:p>
       <w:pPr>
-        <w:spacing w:after="0" w:line="240" w:lineRule="auto"/>
         <w:rPr>
           <w:rFonts w:ascii="Aptos" w:hAnsi="Aptos"/>
         </w:rPr>
@@ -911,7 +990,6 @@
     </w:p>
     <w:p>
       <w:pPr>
-        <w:spacing w:after="0" w:line="240" w:lineRule="auto"/>
         <w:rPr>
           <w:rFonts w:ascii="Aptos" w:hAnsi="Aptos"/>
         </w:rPr>
@@ -925,7 +1003,6 @@
     </w:p>
     <w:p>
       <w:pPr>
-        <w:spacing w:after="0" w:line="240" w:lineRule="auto"/>
         <w:rPr>
           <w:rFonts w:ascii="Aptos" w:hAnsi="Aptos"/>
         </w:rPr>
@@ -939,7 +1016,6 @@
     </w:p>
     <w:p>
       <w:pPr>
-        <w:spacing w:after="0" w:line="240" w:lineRule="auto"/>
         <w:rPr>
           <w:rFonts w:ascii="Aptos" w:hAnsi="Aptos"/>
         </w:rPr>
@@ -953,7 +1029,6 @@
     </w:p>
     <w:p>
       <w:pPr>
-        <w:spacing w:after="0" w:line="240" w:lineRule="auto"/>
         <w:rPr>
           <w:rFonts w:ascii="Aptos" w:hAnsi="Aptos"/>
         </w:rPr>
@@ -967,7 +1042,6 @@
     </w:p>
     <w:p>
       <w:pPr>
-        <w:spacing w:after="0" w:line="240" w:lineRule="auto"/>
         <w:rPr>
           <w:rFonts w:ascii="Aptos" w:hAnsi="Aptos"/>
         </w:rPr>
@@ -982,7 +1056,7 @@
     <w:p>
       <w:pPr>
         <w:pStyle w:val="Heading1"/>
-        <w:spacing w:before="0" w:after="0" w:line="240" w:lineRule="auto"/>
+        <w:spacing w:before="0" w:after="0"/>
         <w:rPr>
           <w:rFonts w:ascii="Aptos" w:hAnsi="Aptos"/>
         </w:rPr>
@@ -996,7 +1070,6 @@
     </w:p>
     <w:p>
       <w:pPr>
-        <w:spacing w:after="0" w:line="240" w:lineRule="auto"/>
         <w:rPr>
           <w:rFonts w:ascii="Aptos" w:hAnsi="Aptos"/>
         </w:rPr>
@@ -1010,7 +1083,6 @@
     </w:p>
     <w:p>
       <w:pPr>
-        <w:spacing w:after="0" w:line="240" w:lineRule="auto"/>
         <w:rPr>
           <w:rFonts w:ascii="Aptos" w:hAnsi="Aptos"/>
         </w:rPr>
@@ -1024,7 +1096,6 @@
     </w:p>
     <w:p>
       <w:pPr>
-        <w:spacing w:after="0" w:line="240" w:lineRule="auto"/>
         <w:rPr>
           <w:rFonts w:ascii="Aptos" w:hAnsi="Aptos"/>
         </w:rPr>
@@ -1038,7 +1109,6 @@
     </w:p>
     <w:p>
       <w:pPr>
-        <w:spacing w:after="0" w:line="240" w:lineRule="auto"/>
         <w:rPr>
           <w:rFonts w:ascii="Aptos" w:hAnsi="Aptos"/>
         </w:rPr>
@@ -1052,29 +1122,40 @@
     </w:p>
     <w:p>
       <w:pPr>
-        <w:spacing w:after="0" w:line="240" w:lineRule="auto"/>
-        <w:rPr>
-          <w:rFonts w:ascii="Aptos" w:hAnsi="Aptos"/>
-        </w:rPr>
-      </w:pPr>
-    </w:p>
-    <w:p>
-      <w:pPr>
-        <w:spacing w:after="0" w:line="240" w:lineRule="auto"/>
-        <w:rPr>
-          <w:rFonts w:ascii="Aptos" w:hAnsi="Aptos"/>
-        </w:rPr>
-      </w:pPr>
-      <w:r>
-        <w:rPr>
-          <w:rFonts w:ascii="Aptos" w:hAnsi="Aptos"/>
-        </w:rPr>
-        <w:t xml:space="preserve">In advance of Meeting 6, we plan to look into:  </w:t>
-      </w:r>
-    </w:p>
-    <w:p>
-      <w:pPr>
-        <w:spacing w:after="0" w:line="240" w:lineRule="auto"/>
+        <w:rPr>
+          <w:rFonts w:ascii="Aptos" w:hAnsi="Aptos"/>
+        </w:rPr>
+      </w:pPr>
+    </w:p>
+    <w:p>
+      <w:pPr>
+        <w:rPr>
+          <w:rFonts w:ascii="Aptos" w:hAnsi="Aptos"/>
+        </w:rPr>
+      </w:pPr>
+      <w:r>
+        <w:rPr>
+          <w:rFonts w:ascii="Aptos" w:hAnsi="Aptos"/>
+        </w:rPr>
+        <w:t xml:space="preserve">In advance of Meeting 6, we plan to </w:t>
+      </w:r>
+      <w:proofErr w:type="gramStart"/>
+      <w:r>
+        <w:rPr>
+          <w:rFonts w:ascii="Aptos" w:hAnsi="Aptos"/>
+        </w:rPr>
+        <w:t>look into</w:t>
+      </w:r>
+      <w:proofErr w:type="gramEnd"/>
+      <w:r>
+        <w:rPr>
+          <w:rFonts w:ascii="Aptos" w:hAnsi="Aptos"/>
+        </w:rPr>
+        <w:t xml:space="preserve">:  </w:t>
+      </w:r>
+    </w:p>
+    <w:p>
+      <w:pPr>
         <w:rPr>
           <w:rFonts w:ascii="Aptos" w:hAnsi="Aptos"/>
         </w:rPr>
@@ -1088,7 +1169,6 @@
     </w:p>
     <w:p>
       <w:pPr>
-        <w:spacing w:after="0" w:line="240" w:lineRule="auto"/>
         <w:rPr>
           <w:rFonts w:ascii="Aptos" w:hAnsi="Aptos"/>
         </w:rPr>
@@ -1102,7 +1182,6 @@
     </w:p>
     <w:p>
       <w:pPr>
-        <w:spacing w:after="0" w:line="240" w:lineRule="auto"/>
         <w:rPr>
           <w:rFonts w:ascii="Aptos" w:hAnsi="Aptos"/>
         </w:rPr>
@@ -1117,7 +1196,7 @@
     <w:p>
       <w:pPr>
         <w:pStyle w:val="Heading1"/>
-        <w:spacing w:before="0" w:after="0" w:line="240" w:lineRule="auto"/>
+        <w:spacing w:before="0" w:after="0"/>
         <w:rPr>
           <w:rFonts w:ascii="Aptos" w:hAnsi="Aptos"/>
         </w:rPr>
@@ -1126,7 +1205,7 @@
     <w:p>
       <w:pPr>
         <w:pStyle w:val="Heading1"/>
-        <w:spacing w:before="0" w:after="0" w:line="240" w:lineRule="auto"/>
+        <w:spacing w:before="0" w:after="0"/>
         <w:rPr>
           <w:rFonts w:ascii="Aptos" w:hAnsi="Aptos"/>
         </w:rPr>
@@ -1140,7 +1219,6 @@
     </w:p>
     <w:p>
       <w:pPr>
-        <w:spacing w:after="0" w:line="240" w:lineRule="auto"/>
         <w:rPr>
           <w:rFonts w:ascii="Aptos" w:hAnsi="Aptos"/>
         </w:rPr>
@@ -1154,7 +1232,6 @@
     </w:p>
     <w:p>
       <w:pPr>
-        <w:spacing w:after="0" w:line="240" w:lineRule="auto"/>
         <w:rPr>
           <w:rFonts w:ascii="Aptos" w:hAnsi="Aptos"/>
         </w:rPr>
@@ -1168,21 +1245,33 @@
     </w:p>
     <w:p>
       <w:pPr>
-        <w:spacing w:after="0" w:line="240" w:lineRule="auto"/>
-        <w:rPr>
-          <w:rFonts w:ascii="Aptos" w:hAnsi="Aptos"/>
-        </w:rPr>
-      </w:pPr>
-      <w:r>
-        <w:rPr>
-          <w:rFonts w:ascii="Aptos" w:hAnsi="Aptos"/>
-        </w:rPr>
-        <w:t xml:space="preserve">    - If time, look into using the integrated GitHub Project tool  </w:t>
-      </w:r>
-    </w:p>
-    <w:p>
-      <w:pPr>
-        <w:spacing w:after="0" w:line="240" w:lineRule="auto"/>
+        <w:rPr>
+          <w:rFonts w:ascii="Aptos" w:hAnsi="Aptos"/>
+        </w:rPr>
+      </w:pPr>
+      <w:r>
+        <w:rPr>
+          <w:rFonts w:ascii="Aptos" w:hAnsi="Aptos"/>
+        </w:rPr>
+        <w:t xml:space="preserve">    - If time, </w:t>
+      </w:r>
+      <w:proofErr w:type="gramStart"/>
+      <w:r>
+        <w:rPr>
+          <w:rFonts w:ascii="Aptos" w:hAnsi="Aptos"/>
+        </w:rPr>
+        <w:t>look into</w:t>
+      </w:r>
+      <w:proofErr w:type="gramEnd"/>
+      <w:r>
+        <w:rPr>
+          <w:rFonts w:ascii="Aptos" w:hAnsi="Aptos"/>
+        </w:rPr>
+        <w:t xml:space="preserve"> using the integrated GitHub Project tool  </w:t>
+      </w:r>
+    </w:p>
+    <w:p>
+      <w:pPr>
         <w:rPr>
           <w:rFonts w:ascii="Aptos" w:hAnsi="Aptos"/>
         </w:rPr>
@@ -1196,7 +1285,6 @@
     </w:p>
     <w:p>
       <w:pPr>
-        <w:spacing w:after="0" w:line="240" w:lineRule="auto"/>
         <w:rPr>
           <w:rFonts w:ascii="Aptos" w:hAnsi="Aptos"/>
         </w:rPr>
@@ -1210,7 +1298,6 @@
     </w:p>
     <w:p>
       <w:pPr>
-        <w:spacing w:after="0" w:line="240" w:lineRule="auto"/>
         <w:rPr>
           <w:rFonts w:ascii="Aptos" w:hAnsi="Aptos"/>
         </w:rPr>
@@ -1224,7 +1311,6 @@
     </w:p>
     <w:p>
       <w:pPr>
-        <w:spacing w:after="0" w:line="240" w:lineRule="auto"/>
         <w:rPr>
           <w:rFonts w:ascii="Aptos" w:hAnsi="Aptos"/>
         </w:rPr>
@@ -1233,31 +1319,36 @@
     <w:p>
       <w:pPr>
         <w:pStyle w:val="Heading1"/>
-        <w:spacing w:before="0" w:after="0" w:line="240" w:lineRule="auto"/>
-        <w:rPr>
-          <w:rFonts w:ascii="Aptos" w:hAnsi="Aptos"/>
-        </w:rPr>
-      </w:pPr>
+        <w:spacing w:before="0" w:after="0"/>
+        <w:rPr>
+          <w:rFonts w:ascii="Aptos" w:hAnsi="Aptos"/>
+        </w:rPr>
+      </w:pPr>
+      <w:r>
+        <w:rPr>
+          <w:rFonts w:ascii="Aptos" w:hAnsi="Aptos"/>
+        </w:rPr>
+        <w:t>Meeting 7 (04/06)</w:t>
+      </w:r>
+    </w:p>
+    <w:p>
+      <w:pPr>
+        <w:rPr>
+          <w:rFonts w:ascii="Aptos" w:hAnsi="Aptos"/>
+        </w:rPr>
+      </w:pPr>
+      <w:r>
+        <w:rPr>
+          <w:rFonts w:ascii="Aptos" w:hAnsi="Aptos"/>
+        </w:rPr>
+        <w:t xml:space="preserve">We discussed progress we had made since our last meeting. Liz was coordinating with Professor Chale on how to import our repository to the group page. Ryan created several </w:t>
+      </w:r>
       <w:r>
         <w:rPr>
           <w:rFonts w:ascii="Aptos" w:hAnsi="Aptos"/>
         </w:rPr>
         <w:lastRenderedPageBreak/>
-        <w:t>Meeting 7 (04/06)</w:t>
-      </w:r>
-    </w:p>
-    <w:p>
-      <w:pPr>
-        <w:spacing w:after="0" w:line="240" w:lineRule="auto"/>
-        <w:rPr>
-          <w:rFonts w:ascii="Aptos" w:hAnsi="Aptos"/>
-        </w:rPr>
-      </w:pPr>
-      <w:r>
-        <w:rPr>
-          <w:rFonts w:ascii="Aptos" w:hAnsi="Aptos"/>
-        </w:rPr>
-        <w:t>We discussed progress we had made since our last meeting. Liz was coordinating with Professor Chale on how to import our repository to the group page. Ryan created several additional figures to inform the data summary and test for missingness and multicollinearity. Levi created a multilinear regression model and tested variable significance with and without clustered standard errors. To prepare for Checkpoint 2, we assigned each person to (a) section(s) of the report for the purposes of drafting the outline. Those assignments and other next steps are as follows:</w:t>
+        <w:t>additional figures to inform the data summary and test for missingness and multicollinearity. Levi created a multilinear regression model and tested variable significance with and without clustered standard errors. To prepare for Checkpoint 2, we assigned each person to (a) section(s) of the report for the purposes of drafting the outline. Those assignments and other next steps are as follows:</w:t>
       </w:r>
     </w:p>
     <w:p>
@@ -1267,7 +1358,6 @@
           <w:ilvl w:val="0"/>
           <w:numId w:val="7"/>
         </w:numPr>
-        <w:spacing w:after="0" w:line="240" w:lineRule="auto"/>
         <w:rPr>
           <w:rFonts w:ascii="Aptos" w:hAnsi="Aptos"/>
         </w:rPr>
@@ -1286,7 +1376,6 @@
           <w:ilvl w:val="1"/>
           <w:numId w:val="8"/>
         </w:numPr>
-        <w:spacing w:after="0" w:line="240" w:lineRule="auto"/>
         <w:rPr>
           <w:rFonts w:ascii="Aptos" w:hAnsi="Aptos"/>
         </w:rPr>
@@ -1305,7 +1394,6 @@
           <w:ilvl w:val="1"/>
           <w:numId w:val="8"/>
         </w:numPr>
-        <w:spacing w:after="0" w:line="240" w:lineRule="auto"/>
         <w:rPr>
           <w:rFonts w:ascii="Aptos" w:hAnsi="Aptos"/>
         </w:rPr>
@@ -1324,7 +1412,6 @@
           <w:ilvl w:val="1"/>
           <w:numId w:val="8"/>
         </w:numPr>
-        <w:spacing w:after="0" w:line="240" w:lineRule="auto"/>
         <w:rPr>
           <w:rFonts w:ascii="Aptos" w:hAnsi="Aptos"/>
         </w:rPr>
@@ -1343,7 +1430,6 @@
           <w:ilvl w:val="1"/>
           <w:numId w:val="8"/>
         </w:numPr>
-        <w:spacing w:after="0" w:line="240" w:lineRule="auto"/>
         <w:rPr>
           <w:rFonts w:ascii="Aptos" w:hAnsi="Aptos"/>
         </w:rPr>
@@ -1362,7 +1448,6 @@
           <w:ilvl w:val="1"/>
           <w:numId w:val="8"/>
         </w:numPr>
-        <w:spacing w:after="0" w:line="240" w:lineRule="auto"/>
         <w:rPr>
           <w:rFonts w:ascii="Aptos" w:hAnsi="Aptos"/>
         </w:rPr>
@@ -1381,7 +1466,6 @@
           <w:ilvl w:val="0"/>
           <w:numId w:val="7"/>
         </w:numPr>
-        <w:spacing w:after="0" w:line="240" w:lineRule="auto"/>
         <w:rPr>
           <w:rFonts w:ascii="Aptos" w:hAnsi="Aptos"/>
         </w:rPr>
@@ -1400,7 +1484,6 @@
           <w:ilvl w:val="0"/>
           <w:numId w:val="7"/>
         </w:numPr>
-        <w:spacing w:after="0" w:line="240" w:lineRule="auto"/>
         <w:rPr>
           <w:rFonts w:ascii="Aptos" w:hAnsi="Aptos"/>
         </w:rPr>
@@ -1419,7 +1502,6 @@
           <w:ilvl w:val="0"/>
           <w:numId w:val="7"/>
         </w:numPr>
-        <w:spacing w:after="0" w:line="240" w:lineRule="auto"/>
         <w:rPr>
           <w:rFonts w:ascii="Aptos" w:hAnsi="Aptos"/>
         </w:rPr>
@@ -1438,7 +1520,6 @@
           <w:ilvl w:val="0"/>
           <w:numId w:val="7"/>
         </w:numPr>
-        <w:spacing w:after="0" w:line="240" w:lineRule="auto"/>
         <w:rPr>
           <w:rFonts w:ascii="Aptos" w:hAnsi="Aptos"/>
         </w:rPr>
@@ -1457,7 +1538,6 @@
           <w:ilvl w:val="0"/>
           <w:numId w:val="7"/>
         </w:numPr>
-        <w:spacing w:after="0" w:line="240" w:lineRule="auto"/>
         <w:rPr>
           <w:rFonts w:ascii="Aptos" w:hAnsi="Aptos"/>
         </w:rPr>
@@ -1476,7 +1556,6 @@
           <w:ilvl w:val="0"/>
           <w:numId w:val="7"/>
         </w:numPr>
-        <w:spacing w:after="0" w:line="240" w:lineRule="auto"/>
         <w:rPr>
           <w:rFonts w:ascii="Aptos" w:hAnsi="Aptos"/>
         </w:rPr>
@@ -1495,7 +1574,6 @@
           <w:ilvl w:val="0"/>
           <w:numId w:val="7"/>
         </w:numPr>
-        <w:spacing w:after="0" w:line="240" w:lineRule="auto"/>
         <w:rPr>
           <w:rFonts w:ascii="Aptos" w:hAnsi="Aptos"/>
         </w:rPr>
@@ -1510,7 +1588,6 @@
     <w:p>
       <w:pPr>
         <w:pStyle w:val="ListParagraph"/>
-        <w:spacing w:after="0" w:line="240" w:lineRule="auto"/>
         <w:rPr>
           <w:rFonts w:ascii="Aptos" w:hAnsi="Aptos"/>
         </w:rPr>
@@ -1519,7 +1596,7 @@
     <w:p>
       <w:pPr>
         <w:pStyle w:val="Heading1"/>
-        <w:spacing w:before="0" w:after="0" w:line="240" w:lineRule="auto"/>
+        <w:spacing w:before="0" w:after="0"/>
         <w:rPr>
           <w:rFonts w:ascii="Aptos" w:hAnsi="Aptos"/>
         </w:rPr>
@@ -1533,7 +1610,6 @@
     </w:p>
     <w:p>
       <w:pPr>
-        <w:spacing w:after="0" w:line="240" w:lineRule="auto"/>
         <w:rPr>
           <w:rFonts w:ascii="Aptos" w:hAnsi="Aptos"/>
         </w:rPr>
@@ -1552,7 +1628,6 @@
           <w:ilvl w:val="0"/>
           <w:numId w:val="6"/>
         </w:numPr>
-        <w:spacing w:after="0" w:line="240" w:lineRule="auto"/>
         <w:rPr>
           <w:rFonts w:ascii="Aptos" w:hAnsi="Aptos"/>
         </w:rPr>
@@ -1571,7 +1646,6 @@
           <w:ilvl w:val="0"/>
           <w:numId w:val="6"/>
         </w:numPr>
-        <w:spacing w:after="0" w:line="240" w:lineRule="auto"/>
         <w:rPr>
           <w:rFonts w:ascii="Aptos" w:hAnsi="Aptos"/>
         </w:rPr>
@@ -1590,7 +1664,6 @@
           <w:ilvl w:val="0"/>
           <w:numId w:val="6"/>
         </w:numPr>
-        <w:spacing w:after="0" w:line="240" w:lineRule="auto"/>
         <w:rPr>
           <w:rFonts w:ascii="Aptos" w:hAnsi="Aptos"/>
         </w:rPr>
@@ -1609,7 +1682,6 @@
           <w:ilvl w:val="0"/>
           <w:numId w:val="6"/>
         </w:numPr>
-        <w:spacing w:after="0" w:line="240" w:lineRule="auto"/>
         <w:rPr>
           <w:rFonts w:ascii="Aptos" w:hAnsi="Aptos"/>
         </w:rPr>
@@ -1628,7 +1700,6 @@
           <w:ilvl w:val="0"/>
           <w:numId w:val="6"/>
         </w:numPr>
-        <w:spacing w:after="0" w:line="240" w:lineRule="auto"/>
         <w:rPr>
           <w:rFonts w:ascii="Aptos" w:hAnsi="Aptos"/>
         </w:rPr>
@@ -1647,7 +1718,6 @@
           <w:ilvl w:val="0"/>
           <w:numId w:val="6"/>
         </w:numPr>
-        <w:spacing w:after="0" w:line="240" w:lineRule="auto"/>
         <w:rPr>
           <w:rFonts w:ascii="Aptos" w:hAnsi="Aptos"/>
         </w:rPr>
@@ -1666,7 +1736,6 @@
           <w:ilvl w:val="0"/>
           <w:numId w:val="6"/>
         </w:numPr>
-        <w:spacing w:after="0" w:line="240" w:lineRule="auto"/>
         <w:rPr>
           <w:rFonts w:ascii="Aptos" w:hAnsi="Aptos"/>
         </w:rPr>
@@ -1680,7 +1749,6 @@
     </w:p>
     <w:p>
       <w:pPr>
-        <w:spacing w:after="0" w:line="240" w:lineRule="auto"/>
         <w:rPr>
           <w:rFonts w:ascii="Aptos" w:hAnsi="Aptos"/>
         </w:rPr>
@@ -1689,7 +1757,7 @@
     <w:p>
       <w:pPr>
         <w:pStyle w:val="Heading1"/>
-        <w:spacing w:before="0" w:after="0" w:line="240" w:lineRule="auto"/>
+        <w:spacing w:before="0" w:after="0"/>
         <w:rPr>
           <w:rFonts w:ascii="Aptos" w:hAnsi="Aptos"/>
         </w:rPr>
@@ -1703,7 +1771,6 @@
     </w:p>
     <w:p>
       <w:pPr>
-        <w:spacing w:after="0" w:line="240" w:lineRule="auto"/>
         <w:rPr>
           <w:rFonts w:ascii="Aptos" w:hAnsi="Aptos"/>
         </w:rPr>
@@ -1748,7 +1815,6 @@
           <w:ilvl w:val="0"/>
           <w:numId w:val="5"/>
         </w:numPr>
-        <w:spacing w:after="0" w:line="240" w:lineRule="auto"/>
         <w:rPr>
           <w:rFonts w:ascii="Aptos" w:hAnsi="Aptos"/>
           <w:color w:val="000000"/>
@@ -1769,7 +1835,6 @@
           <w:ilvl w:val="0"/>
           <w:numId w:val="5"/>
         </w:numPr>
-        <w:spacing w:after="0" w:line="240" w:lineRule="auto"/>
         <w:rPr>
           <w:rFonts w:ascii="Aptos" w:hAnsi="Aptos"/>
           <w:color w:val="000000"/>
@@ -1790,7 +1855,6 @@
           <w:ilvl w:val="0"/>
           <w:numId w:val="5"/>
         </w:numPr>
-        <w:spacing w:after="0" w:line="240" w:lineRule="auto"/>
         <w:rPr>
           <w:rFonts w:ascii="Aptos" w:hAnsi="Aptos"/>
           <w:color w:val="000000"/>
@@ -1811,7 +1875,6 @@
           <w:ilvl w:val="1"/>
           <w:numId w:val="5"/>
         </w:numPr>
-        <w:spacing w:after="0" w:line="240" w:lineRule="auto"/>
         <w:rPr>
           <w:rFonts w:ascii="Aptos" w:hAnsi="Aptos"/>
           <w:color w:val="000000"/>
@@ -1832,7 +1895,6 @@
           <w:ilvl w:val="1"/>
           <w:numId w:val="5"/>
         </w:numPr>
-        <w:spacing w:after="0" w:line="240" w:lineRule="auto"/>
         <w:rPr>
           <w:rFonts w:ascii="Aptos" w:hAnsi="Aptos"/>
           <w:color w:val="000000"/>
@@ -1853,18 +1915,16 @@
           <w:ilvl w:val="1"/>
           <w:numId w:val="5"/>
         </w:numPr>
-        <w:spacing w:after="0" w:line="240" w:lineRule="auto"/>
-        <w:rPr>
-          <w:rFonts w:ascii="Aptos" w:hAnsi="Aptos"/>
-          <w:color w:val="000000"/>
-        </w:rPr>
-      </w:pPr>
-      <w:r>
-        <w:rPr>
-          <w:rFonts w:ascii="Aptos" w:hAnsi="Aptos"/>
-          <w:color w:val="000000"/>
-        </w:rPr>
-        <w:lastRenderedPageBreak/>
+        <w:rPr>
+          <w:rFonts w:ascii="Aptos" w:hAnsi="Aptos"/>
+          <w:color w:val="000000"/>
+        </w:rPr>
+      </w:pPr>
+      <w:r>
+        <w:rPr>
+          <w:rFonts w:ascii="Aptos" w:hAnsi="Aptos"/>
+          <w:color w:val="000000"/>
+        </w:rPr>
         <w:t>Insight from visualizations (see from checkpoint 2 / flesh out where needed) (Liz)</w:t>
       </w:r>
     </w:p>
@@ -1875,7 +1935,6 @@
           <w:ilvl w:val="0"/>
           <w:numId w:val="5"/>
         </w:numPr>
-        <w:spacing w:after="0" w:line="240" w:lineRule="auto"/>
         <w:rPr>
           <w:rFonts w:ascii="Aptos" w:hAnsi="Aptos"/>
           <w:color w:val="000000"/>
@@ -1896,17 +1955,17 @@
           <w:ilvl w:val="1"/>
           <w:numId w:val="5"/>
         </w:numPr>
-        <w:spacing w:after="0" w:line="240" w:lineRule="auto"/>
-        <w:rPr>
-          <w:rFonts w:ascii="Aptos" w:hAnsi="Aptos"/>
-          <w:color w:val="000000"/>
-        </w:rPr>
-      </w:pPr>
-      <w:r>
-        <w:rPr>
-          <w:rFonts w:ascii="Aptos" w:hAnsi="Aptos"/>
-          <w:color w:val="000000"/>
-        </w:rPr>
+        <w:rPr>
+          <w:rFonts w:ascii="Aptos" w:hAnsi="Aptos"/>
+          <w:color w:val="000000"/>
+        </w:rPr>
+      </w:pPr>
+      <w:r>
+        <w:rPr>
+          <w:rFonts w:ascii="Aptos" w:hAnsi="Aptos"/>
+          <w:color w:val="000000"/>
+        </w:rPr>
+        <w:lastRenderedPageBreak/>
         <w:t>Summarize most interesting parts of analytics (Ryan)</w:t>
       </w:r>
     </w:p>
@@ -1917,7 +1976,6 @@
           <w:ilvl w:val="0"/>
           <w:numId w:val="5"/>
         </w:numPr>
-        <w:spacing w:after="0" w:line="240" w:lineRule="auto"/>
         <w:rPr>
           <w:rFonts w:ascii="Aptos" w:hAnsi="Aptos"/>
           <w:color w:val="000000"/>
@@ -1938,7 +1996,6 @@
           <w:ilvl w:val="0"/>
           <w:numId w:val="5"/>
         </w:numPr>
-        <w:spacing w:after="0" w:line="240" w:lineRule="auto"/>
         <w:rPr>
           <w:rFonts w:ascii="Aptos" w:hAnsi="Aptos"/>
           <w:color w:val="000000"/>
@@ -1959,7 +2016,6 @@
           <w:ilvl w:val="0"/>
           <w:numId w:val="5"/>
         </w:numPr>
-        <w:spacing w:after="0" w:line="240" w:lineRule="auto"/>
         <w:rPr>
           <w:rFonts w:ascii="Aptos" w:hAnsi="Aptos"/>
           <w:color w:val="000000"/>
@@ -1980,7 +2036,6 @@
           <w:ilvl w:val="1"/>
           <w:numId w:val="5"/>
         </w:numPr>
-        <w:spacing w:after="0" w:line="240" w:lineRule="auto"/>
         <w:rPr>
           <w:rFonts w:ascii="Aptos" w:hAnsi="Aptos"/>
           <w:color w:val="000000"/>
@@ -2001,7 +2056,6 @@
           <w:ilvl w:val="1"/>
           <w:numId w:val="5"/>
         </w:numPr>
-        <w:spacing w:after="0" w:line="240" w:lineRule="auto"/>
         <w:rPr>
           <w:rFonts w:ascii="Aptos" w:hAnsi="Aptos"/>
           <w:color w:val="000000"/>
@@ -2022,7 +2076,6 @@
           <w:ilvl w:val="0"/>
           <w:numId w:val="5"/>
         </w:numPr>
-        <w:spacing w:after="0" w:line="240" w:lineRule="auto"/>
         <w:rPr>
           <w:rFonts w:ascii="Aptos" w:hAnsi="Aptos"/>
           <w:color w:val="000000"/>
@@ -2043,7 +2096,6 @@
           <w:ilvl w:val="0"/>
           <w:numId w:val="4"/>
         </w:numPr>
-        <w:spacing w:after="0" w:line="240" w:lineRule="auto"/>
         <w:ind w:left="1440"/>
         <w:textAlignment w:val="baseline"/>
         <w:rPr>
@@ -2066,7 +2118,6 @@
           <w:ilvl w:val="0"/>
           <w:numId w:val="4"/>
         </w:numPr>
-        <w:spacing w:after="0" w:line="240" w:lineRule="auto"/>
         <w:ind w:left="1440"/>
         <w:textAlignment w:val="baseline"/>
         <w:rPr>
@@ -2089,7 +2140,6 @@
           <w:ilvl w:val="0"/>
           <w:numId w:val="4"/>
         </w:numPr>
-        <w:spacing w:after="0" w:line="240" w:lineRule="auto"/>
         <w:ind w:left="1440"/>
         <w:textAlignment w:val="baseline"/>
         <w:rPr>
@@ -2112,7 +2162,6 @@
           <w:ilvl w:val="0"/>
           <w:numId w:val="4"/>
         </w:numPr>
-        <w:spacing w:after="0" w:line="240" w:lineRule="auto"/>
         <w:ind w:left="1440"/>
         <w:textAlignment w:val="baseline"/>
         <w:rPr>
@@ -2135,7 +2184,6 @@
           <w:ilvl w:val="0"/>
           <w:numId w:val="4"/>
         </w:numPr>
-        <w:spacing w:after="0" w:line="240" w:lineRule="auto"/>
         <w:ind w:left="1440"/>
         <w:textAlignment w:val="baseline"/>
         <w:rPr>
@@ -2158,7 +2206,6 @@
           <w:ilvl w:val="0"/>
           <w:numId w:val="4"/>
         </w:numPr>
-        <w:spacing w:after="0" w:line="240" w:lineRule="auto"/>
         <w:ind w:left="1440"/>
         <w:textAlignment w:val="baseline"/>
         <w:rPr>
@@ -2181,7 +2228,6 @@
           <w:ilvl w:val="0"/>
           <w:numId w:val="4"/>
         </w:numPr>
-        <w:spacing w:after="0" w:line="240" w:lineRule="auto"/>
         <w:ind w:left="1440"/>
         <w:textAlignment w:val="baseline"/>
         <w:rPr>
@@ -2204,7 +2250,6 @@
           <w:ilvl w:val="0"/>
           <w:numId w:val="4"/>
         </w:numPr>
-        <w:spacing w:after="0" w:line="240" w:lineRule="auto"/>
         <w:ind w:left="1440"/>
         <w:textAlignment w:val="baseline"/>
         <w:rPr>
@@ -2227,7 +2272,6 @@
           <w:ilvl w:val="0"/>
           <w:numId w:val="4"/>
         </w:numPr>
-        <w:spacing w:after="0" w:line="240" w:lineRule="auto"/>
         <w:ind w:left="1440"/>
         <w:textAlignment w:val="baseline"/>
         <w:rPr>
@@ -2242,6 +2286,341 @@
         </w:rPr>
         <w:t>Move figures (Levi)</w:t>
       </w:r>
+    </w:p>
+    <w:p>
+      <w:pPr>
+        <w:textAlignment w:val="baseline"/>
+        <w:rPr>
+          <w:rFonts w:ascii="Aptos" w:hAnsi="Aptos"/>
+          <w:color w:val="000000"/>
+        </w:rPr>
+      </w:pPr>
+    </w:p>
+    <w:p>
+      <w:pPr>
+        <w:pStyle w:val="Heading1"/>
+        <w:spacing w:before="0" w:after="0"/>
+        <w:rPr>
+          <w:rFonts w:ascii="Aptos" w:hAnsi="Aptos"/>
+        </w:rPr>
+      </w:pPr>
+      <w:r>
+        <w:rPr>
+          <w:rFonts w:ascii="Aptos" w:hAnsi="Aptos"/>
+        </w:rPr>
+        <w:t xml:space="preserve">Meeting </w:t>
+      </w:r>
+      <w:r>
+        <w:rPr>
+          <w:rFonts w:ascii="Aptos" w:hAnsi="Aptos"/>
+        </w:rPr>
+        <w:t>10</w:t>
+      </w:r>
+      <w:r>
+        <w:rPr>
+          <w:rFonts w:ascii="Aptos" w:hAnsi="Aptos"/>
+        </w:rPr>
+        <w:t xml:space="preserve"> (0</w:t>
+      </w:r>
+      <w:r>
+        <w:rPr>
+          <w:rFonts w:ascii="Aptos" w:hAnsi="Aptos"/>
+        </w:rPr>
+        <w:t>5</w:t>
+      </w:r>
+      <w:r>
+        <w:rPr>
+          <w:rFonts w:ascii="Aptos" w:hAnsi="Aptos"/>
+        </w:rPr>
+        <w:t>/</w:t>
+      </w:r>
+      <w:r>
+        <w:rPr>
+          <w:rFonts w:ascii="Aptos" w:hAnsi="Aptos"/>
+        </w:rPr>
+        <w:t>03</w:t>
+      </w:r>
+      <w:r>
+        <w:rPr>
+          <w:rFonts w:ascii="Aptos" w:hAnsi="Aptos"/>
+        </w:rPr>
+        <w:t>)</w:t>
+      </w:r>
+    </w:p>
+    <w:p>
+      <w:pPr>
+        <w:rPr>
+          <w:rFonts w:ascii="Aptos" w:hAnsi="Aptos"/>
+        </w:rPr>
+      </w:pPr>
+      <w:r>
+        <w:rPr>
+          <w:rFonts w:ascii="Aptos" w:hAnsi="Aptos"/>
+        </w:rPr>
+        <w:t xml:space="preserve">We </w:t>
+      </w:r>
+      <w:r>
+        <w:rPr>
+          <w:rFonts w:ascii="Aptos" w:hAnsi="Aptos"/>
+        </w:rPr>
+        <w:t xml:space="preserve">discussed the remaining edits and plan for submission for our final report due Monday (05/04). We also </w:t>
+      </w:r>
+      <w:r>
+        <w:rPr>
+          <w:rFonts w:ascii="Aptos" w:hAnsi="Aptos"/>
+        </w:rPr>
+        <w:t>planned</w:t>
+      </w:r>
+      <w:r>
+        <w:rPr>
+          <w:rFonts w:ascii="Aptos" w:hAnsi="Aptos"/>
+        </w:rPr>
+        <w:t xml:space="preserve"> for our policy brief video submission due next week, and split up the slides we would create and present:</w:t>
+      </w:r>
+    </w:p>
+    <w:p>
+      <w:pPr>
+        <w:pStyle w:val="ListParagraph"/>
+        <w:numPr>
+          <w:ilvl w:val="0"/>
+          <w:numId w:val="4"/>
+        </w:numPr>
+        <w:textAlignment w:val="baseline"/>
+        <w:rPr>
+          <w:rFonts w:ascii="Aptos" w:hAnsi="Aptos"/>
+          <w:color w:val="000000"/>
+        </w:rPr>
+      </w:pPr>
+      <w:r>
+        <w:rPr>
+          <w:rFonts w:ascii="Aptos" w:hAnsi="Aptos"/>
+          <w:color w:val="000000"/>
+          <w:sz w:val="22"/>
+          <w:szCs w:val="22"/>
+        </w:rPr>
+        <w:t>Title (Ryan)</w:t>
+      </w:r>
+    </w:p>
+    <w:p>
+      <w:pPr>
+        <w:pStyle w:val="ListParagraph"/>
+        <w:numPr>
+          <w:ilvl w:val="1"/>
+          <w:numId w:val="4"/>
+        </w:numPr>
+        <w:textAlignment w:val="baseline"/>
+        <w:rPr>
+          <w:rFonts w:ascii="Aptos" w:hAnsi="Aptos"/>
+          <w:color w:val="000000"/>
+        </w:rPr>
+      </w:pPr>
+      <w:r>
+        <w:rPr>
+          <w:rFonts w:ascii="Aptos" w:hAnsi="Aptos"/>
+          <w:color w:val="000000"/>
+          <w:sz w:val="22"/>
+          <w:szCs w:val="22"/>
+        </w:rPr>
+        <w:t>Policy brief, context of video</w:t>
+      </w:r>
+    </w:p>
+    <w:p>
+      <w:pPr>
+        <w:pStyle w:val="ListParagraph"/>
+        <w:numPr>
+          <w:ilvl w:val="0"/>
+          <w:numId w:val="4"/>
+        </w:numPr>
+        <w:textAlignment w:val="baseline"/>
+        <w:rPr>
+          <w:rFonts w:ascii="Aptos" w:hAnsi="Aptos"/>
+          <w:color w:val="000000"/>
+        </w:rPr>
+      </w:pPr>
+      <w:r>
+        <w:rPr>
+          <w:rFonts w:ascii="Aptos" w:hAnsi="Aptos"/>
+          <w:color w:val="000000"/>
+          <w:sz w:val="22"/>
+          <w:szCs w:val="22"/>
+        </w:rPr>
+        <w:t>Introduction (Ryan)</w:t>
+      </w:r>
+    </w:p>
+    <w:p>
+      <w:pPr>
+        <w:pStyle w:val="ListParagraph"/>
+        <w:numPr>
+          <w:ilvl w:val="1"/>
+          <w:numId w:val="4"/>
+        </w:numPr>
+        <w:textAlignment w:val="baseline"/>
+        <w:rPr>
+          <w:rFonts w:ascii="Aptos" w:hAnsi="Aptos"/>
+          <w:color w:val="000000"/>
+        </w:rPr>
+      </w:pPr>
+      <w:r>
+        <w:rPr>
+          <w:rFonts w:ascii="Aptos" w:hAnsi="Aptos"/>
+          <w:color w:val="000000"/>
+          <w:sz w:val="22"/>
+          <w:szCs w:val="22"/>
+        </w:rPr>
+        <w:t>Decision maker, topic, decision made</w:t>
+      </w:r>
+    </w:p>
+    <w:p>
+      <w:pPr>
+        <w:pStyle w:val="ListParagraph"/>
+        <w:numPr>
+          <w:ilvl w:val="0"/>
+          <w:numId w:val="4"/>
+        </w:numPr>
+        <w:textAlignment w:val="baseline"/>
+        <w:rPr>
+          <w:rFonts w:ascii="Aptos" w:hAnsi="Aptos"/>
+          <w:color w:val="000000"/>
+        </w:rPr>
+      </w:pPr>
+      <w:r>
+        <w:rPr>
+          <w:rFonts w:ascii="Aptos" w:hAnsi="Aptos"/>
+          <w:color w:val="000000"/>
+          <w:sz w:val="22"/>
+          <w:szCs w:val="22"/>
+        </w:rPr>
+        <w:t>Data description/collection (Ryan)</w:t>
+      </w:r>
+    </w:p>
+    <w:p>
+      <w:pPr>
+        <w:pStyle w:val="ListParagraph"/>
+        <w:numPr>
+          <w:ilvl w:val="1"/>
+          <w:numId w:val="4"/>
+        </w:numPr>
+        <w:textAlignment w:val="baseline"/>
+        <w:rPr>
+          <w:rFonts w:ascii="Aptos" w:hAnsi="Aptos"/>
+          <w:color w:val="000000"/>
+        </w:rPr>
+      </w:pPr>
+      <w:r>
+        <w:rPr>
+          <w:rFonts w:ascii="Aptos" w:hAnsi="Aptos"/>
+          <w:color w:val="000000"/>
+          <w:sz w:val="22"/>
+          <w:szCs w:val="22"/>
+        </w:rPr>
+        <w:t>Summary stats, heatmap, histograms, etc.</w:t>
+      </w:r>
+    </w:p>
+    <w:p>
+      <w:pPr>
+        <w:pStyle w:val="ListParagraph"/>
+        <w:numPr>
+          <w:ilvl w:val="1"/>
+          <w:numId w:val="4"/>
+        </w:numPr>
+        <w:textAlignment w:val="baseline"/>
+        <w:rPr>
+          <w:rFonts w:ascii="Aptos" w:hAnsi="Aptos"/>
+          <w:color w:val="000000"/>
+        </w:rPr>
+      </w:pPr>
+      <w:r>
+        <w:rPr>
+          <w:rFonts w:ascii="Aptos" w:hAnsi="Aptos"/>
+          <w:color w:val="000000"/>
+          <w:sz w:val="22"/>
+          <w:szCs w:val="22"/>
+        </w:rPr>
+        <w:t>As different slides</w:t>
+      </w:r>
+    </w:p>
+    <w:p>
+      <w:pPr>
+        <w:pStyle w:val="ListParagraph"/>
+        <w:numPr>
+          <w:ilvl w:val="0"/>
+          <w:numId w:val="4"/>
+        </w:numPr>
+        <w:textAlignment w:val="baseline"/>
+        <w:rPr>
+          <w:rFonts w:ascii="Aptos" w:hAnsi="Aptos"/>
+          <w:color w:val="000000"/>
+        </w:rPr>
+      </w:pPr>
+      <w:r>
+        <w:rPr>
+          <w:rFonts w:ascii="Aptos" w:hAnsi="Aptos"/>
+          <w:color w:val="000000"/>
+          <w:sz w:val="22"/>
+          <w:szCs w:val="22"/>
+        </w:rPr>
+        <w:t>Regression output (Levi)</w:t>
+      </w:r>
+    </w:p>
+    <w:p>
+      <w:pPr>
+        <w:pStyle w:val="ListParagraph"/>
+        <w:numPr>
+          <w:ilvl w:val="1"/>
+          <w:numId w:val="4"/>
+        </w:numPr>
+        <w:textAlignment w:val="baseline"/>
+        <w:rPr>
+          <w:rFonts w:ascii="Aptos" w:hAnsi="Aptos"/>
+          <w:color w:val="000000"/>
+        </w:rPr>
+      </w:pPr>
+      <w:r>
+        <w:rPr>
+          <w:rFonts w:ascii="Aptos" w:hAnsi="Aptos"/>
+          <w:color w:val="000000"/>
+          <w:sz w:val="22"/>
+          <w:szCs w:val="22"/>
+        </w:rPr>
+        <w:t>Interpretation </w:t>
+      </w:r>
+    </w:p>
+    <w:p>
+      <w:pPr>
+        <w:pStyle w:val="ListParagraph"/>
+        <w:numPr>
+          <w:ilvl w:val="0"/>
+          <w:numId w:val="4"/>
+        </w:numPr>
+        <w:textAlignment w:val="baseline"/>
+        <w:rPr>
+          <w:rFonts w:ascii="Aptos" w:hAnsi="Aptos"/>
+          <w:color w:val="000000"/>
+        </w:rPr>
+      </w:pPr>
+      <w:r>
+        <w:rPr>
+          <w:rFonts w:ascii="Aptos" w:hAnsi="Aptos"/>
+          <w:color w:val="000000"/>
+          <w:sz w:val="22"/>
+          <w:szCs w:val="22"/>
+        </w:rPr>
+        <w:t>Policy Recommendations/Conclusion (Liz)</w:t>
+      </w:r>
+    </w:p>
+    <w:p>
+      <w:pPr>
+        <w:spacing w:after="240"/>
+      </w:pPr>
+    </w:p>
+    <w:p/>
+    <w:p>
+      <w:pPr>
+        <w:rPr>
+          <w:rFonts w:ascii="Aptos" w:hAnsi="Aptos"/>
+          <w:color w:val="000000"/>
+        </w:rPr>
+      </w:pPr>
     </w:p>
     <w:sectPr>
       <w:pgSz w:w="12240" w:h="15840"/>
@@ -2256,6 +2635,119 @@
 <file path=word/numbering.xml><?xml version="1.0" encoding="utf-8"?>
 <w:numbering xmlns:wpc="http://schemas.microsoft.com/office/word/2010/wordprocessingCanvas" xmlns:cx="http://schemas.microsoft.com/office/drawing/2014/chartex" xmlns:cx1="http://schemas.microsoft.com/office/drawing/2015/9/8/chartex" xmlns:cx2="http://schemas.microsoft.com/office/drawing/2015/10/21/chartex" xmlns:cx3="http://schemas.microsoft.com/office/drawing/2016/5/9/chartex" xmlns:cx4="http://schemas.microsoft.com/office/drawing/2016/5/10/chartex" xmlns:cx5="http://schemas.microsoft.com/office/drawing/2016/5/11/chartex" xmlns:cx6="http://schemas.microsoft.com/office/drawing/2016/5/12/chartex" xmlns:cx7="http://schemas.microsoft.com/office/drawing/2016/5/13/chartex" xmlns:cx8="http://schemas.microsoft.com/office/drawing/2016/5/14/chartex" xmlns:mc="http://schemas.openxmlformats.org/markup-compatibility/2006" xmlns:aink="http://schemas.microsoft.com/office/drawing/2016/ink" xmlns:am3d="http://schemas.microsoft.com/office/drawing/2017/model3d" xmlns:o="urn:schemas-microsoft-com:office:office" xmlns:oel="http://schemas.microsoft.com/office/2019/extlst" xmlns:r="http://schemas.openxmlformats.org/officeDocument/2006/relationships" xmlns:m="http://schemas.openxmlformats.org/officeDocument/2006/math" xmlns:v="urn:schemas-microsoft-com:vml" xmlns:wp14="http://schemas.microsoft.com/office/word/2010/wordprocessingDrawing" xmlns:wp="http://schemas.openxmlformats.org/drawingml/2006/wordprocessingDrawing" xmlns:w10="urn:schemas-microsoft-com:office:word" xmlns:w="http://schemas.openxmlformats.org/wordprocessingml/2006/main" xmlns:w14="http://schemas.microsoft.com/office/word/2010/wordml" xmlns:w15="http://schemas.microsoft.com/office/word/2012/wordml" xmlns:w16cex="http://schemas.microsoft.com/office/word/2018/wordml/cex" xmlns:w16cid="http://schemas.microsoft.com/office/word/2016/wordml/cid" xmlns:w16="http://schemas.microsoft.com/office/word/2018/wordml" xmlns:w16du="http://schemas.microsoft.com/office/word/2023/wordml/word16du" xmlns:w16sdtdh="http://schemas.microsoft.com/office/word/2020/wordml/sdtdatahash" xmlns:w16sdtfl="http://schemas.microsoft.com/office/word/2024/wordml/sdtformatlock" xmlns:w16se="http://schemas.microsoft.com/office/word/2015/wordml/symex" xmlns:wpg="http://schemas.microsoft.com/office/word/2010/wordprocessingGroup" xmlns:wpi="http://schemas.microsoft.com/office/word/2010/wordprocessingInk" xmlns:wne="http://schemas.microsoft.com/office/word/2006/wordml" xmlns:wps="http://schemas.microsoft.com/office/word/2010/wordprocessingShape" mc:Ignorable="w14 w15 w16se w16cid w16 w16cex w16sdtdh w16sdtfl w16du wp14">
   <w:abstractNum w:abstractNumId="0" w15:restartNumberingAfterBreak="0">
+    <w:nsid w:val="1BB638AE"/>
+    <w:multiLevelType w:val="multilevel"/>
+    <w:tmpl w:val="392CC940"/>
+    <w:lvl w:ilvl="0">
+      <w:start w:val="1"/>
+      <w:numFmt w:val="decimal"/>
+      <w:lvlText w:val="%1."/>
+      <w:lvlJc w:val="left"/>
+      <w:pPr>
+        <w:tabs>
+          <w:tab w:val="num" w:pos="720"/>
+        </w:tabs>
+        <w:ind w:left="720" w:hanging="360"/>
+      </w:pPr>
+    </w:lvl>
+    <w:lvl w:ilvl="1">
+      <w:start w:val="1"/>
+      <w:numFmt w:val="decimal"/>
+      <w:lvlText w:val="%2."/>
+      <w:lvlJc w:val="left"/>
+      <w:pPr>
+        <w:tabs>
+          <w:tab w:val="num" w:pos="1440"/>
+        </w:tabs>
+        <w:ind w:left="1440" w:hanging="360"/>
+      </w:pPr>
+    </w:lvl>
+    <w:lvl w:ilvl="2">
+      <w:start w:val="1"/>
+      <w:numFmt w:val="decimal"/>
+      <w:lvlText w:val="%3."/>
+      <w:lvlJc w:val="left"/>
+      <w:pPr>
+        <w:tabs>
+          <w:tab w:val="num" w:pos="2160"/>
+        </w:tabs>
+        <w:ind w:left="2160" w:hanging="360"/>
+      </w:pPr>
+    </w:lvl>
+    <w:lvl w:ilvl="3" w:tentative="1">
+      <w:start w:val="1"/>
+      <w:numFmt w:val="decimal"/>
+      <w:lvlText w:val="%4."/>
+      <w:lvlJc w:val="left"/>
+      <w:pPr>
+        <w:tabs>
+          <w:tab w:val="num" w:pos="2880"/>
+        </w:tabs>
+        <w:ind w:left="2880" w:hanging="360"/>
+      </w:pPr>
+    </w:lvl>
+    <w:lvl w:ilvl="4" w:tentative="1">
+      <w:start w:val="1"/>
+      <w:numFmt w:val="decimal"/>
+      <w:lvlText w:val="%5."/>
+      <w:lvlJc w:val="left"/>
+      <w:pPr>
+        <w:tabs>
+          <w:tab w:val="num" w:pos="3600"/>
+        </w:tabs>
+        <w:ind w:left="3600" w:hanging="360"/>
+      </w:pPr>
+    </w:lvl>
+    <w:lvl w:ilvl="5" w:tentative="1">
+      <w:start w:val="1"/>
+      <w:numFmt w:val="decimal"/>
+      <w:lvlText w:val="%6."/>
+      <w:lvlJc w:val="left"/>
+      <w:pPr>
+        <w:tabs>
+          <w:tab w:val="num" w:pos="4320"/>
+        </w:tabs>
+        <w:ind w:left="4320" w:hanging="360"/>
+      </w:pPr>
+    </w:lvl>
+    <w:lvl w:ilvl="6" w:tentative="1">
+      <w:start w:val="1"/>
+      <w:numFmt w:val="decimal"/>
+      <w:lvlText w:val="%7."/>
+      <w:lvlJc w:val="left"/>
+      <w:pPr>
+        <w:tabs>
+          <w:tab w:val="num" w:pos="5040"/>
+        </w:tabs>
+        <w:ind w:left="5040" w:hanging="360"/>
+      </w:pPr>
+    </w:lvl>
+    <w:lvl w:ilvl="7" w:tentative="1">
+      <w:start w:val="1"/>
+      <w:numFmt w:val="decimal"/>
+      <w:lvlText w:val="%8."/>
+      <w:lvlJc w:val="left"/>
+      <w:pPr>
+        <w:tabs>
+          <w:tab w:val="num" w:pos="5760"/>
+        </w:tabs>
+        <w:ind w:left="5760" w:hanging="360"/>
+      </w:pPr>
+    </w:lvl>
+    <w:lvl w:ilvl="8" w:tentative="1">
+      <w:start w:val="1"/>
+      <w:numFmt w:val="decimal"/>
+      <w:lvlText w:val="%9."/>
+      <w:lvlJc w:val="left"/>
+      <w:pPr>
+        <w:tabs>
+          <w:tab w:val="num" w:pos="6480"/>
+        </w:tabs>
+        <w:ind w:left="6480" w:hanging="360"/>
+      </w:pPr>
+    </w:lvl>
+  </w:abstractNum>
+  <w:abstractNum w:abstractNumId="1" w15:restartNumberingAfterBreak="0">
     <w:nsid w:val="28D413FA"/>
     <w:multiLevelType w:val="hybridMultilevel"/>
     <w:tmpl w:val="E0B62E5C"/>
@@ -2370,7 +2862,7 @@
       </w:rPr>
     </w:lvl>
   </w:abstractNum>
-  <w:abstractNum w:abstractNumId="1" w15:restartNumberingAfterBreak="0">
+  <w:abstractNum w:abstractNumId="2" w15:restartNumberingAfterBreak="0">
     <w:nsid w:val="32290E1A"/>
     <w:multiLevelType w:val="hybridMultilevel"/>
     <w:tmpl w:val="DEAAD386"/>
@@ -2482,7 +2974,7 @@
       </w:rPr>
     </w:lvl>
   </w:abstractNum>
-  <w:abstractNum w:abstractNumId="2" w15:restartNumberingAfterBreak="0">
+  <w:abstractNum w:abstractNumId="3" w15:restartNumberingAfterBreak="0">
     <w:nsid w:val="360A5FD2"/>
     <w:multiLevelType w:val="hybridMultilevel"/>
     <w:tmpl w:val="A720F862"/>
@@ -2595,7 +3087,7 @@
       </w:rPr>
     </w:lvl>
   </w:abstractNum>
-  <w:abstractNum w:abstractNumId="3" w15:restartNumberingAfterBreak="0">
+  <w:abstractNum w:abstractNumId="4" w15:restartNumberingAfterBreak="0">
     <w:nsid w:val="387D5DA5"/>
     <w:multiLevelType w:val="hybridMultilevel"/>
     <w:tmpl w:val="07D4C16A"/>
@@ -2707,7 +3199,7 @@
       </w:rPr>
     </w:lvl>
   </w:abstractNum>
-  <w:abstractNum w:abstractNumId="4" w15:restartNumberingAfterBreak="0">
+  <w:abstractNum w:abstractNumId="5" w15:restartNumberingAfterBreak="0">
     <w:nsid w:val="3FE31C6F"/>
     <w:multiLevelType w:val="hybridMultilevel"/>
     <w:tmpl w:val="04628AFA"/>
@@ -2820,10 +3312,10 @@
       </w:rPr>
     </w:lvl>
   </w:abstractNum>
-  <w:abstractNum w:abstractNumId="5" w15:restartNumberingAfterBreak="0">
+  <w:abstractNum w:abstractNumId="6" w15:restartNumberingAfterBreak="0">
     <w:nsid w:val="43141C8D"/>
     <w:multiLevelType w:val="multilevel"/>
-    <w:tmpl w:val="D55237C8"/>
+    <w:tmpl w:val="1C4E3028"/>
     <w:lvl w:ilvl="0">
       <w:numFmt w:val="bullet"/>
       <w:lvlText w:val="-"/>
@@ -2838,22 +3330,19 @@
       </w:rPr>
     </w:lvl>
     <w:lvl w:ilvl="1">
-      <w:start w:val="1"/>
-      <w:numFmt w:val="bullet"/>
-      <w:lvlText w:val="o"/>
-      <w:lvlJc w:val="left"/>
-      <w:pPr>
-        <w:tabs>
-          <w:tab w:val="num" w:pos="1440"/>
-        </w:tabs>
+      <w:numFmt w:val="bullet"/>
+      <w:lvlText w:val="-"/>
+      <w:lvlJc w:val="left"/>
+      <w:pPr>
         <w:ind w:left="1440" w:hanging="360"/>
       </w:pPr>
       <w:rPr>
-        <w:rFonts w:ascii="Courier New" w:hAnsi="Courier New" w:hint="default"/>
-        <w:sz w:val="20"/>
-      </w:rPr>
-    </w:lvl>
-    <w:lvl w:ilvl="2" w:tentative="1">
+        <w:rFonts w:ascii="Aptos" w:eastAsiaTheme="minorHAnsi" w:hAnsi="Aptos" w:cstheme="minorBidi" w:hint="default"/>
+        <w:color w:val="000000"/>
+        <w:sz w:val="22"/>
+      </w:rPr>
+    </w:lvl>
+    <w:lvl w:ilvl="2">
       <w:start w:val="1"/>
       <w:numFmt w:val="bullet"/>
       <w:lvlText w:val=""/>
@@ -2966,7 +3455,7 @@
       </w:rPr>
     </w:lvl>
   </w:abstractNum>
-  <w:abstractNum w:abstractNumId="6" w15:restartNumberingAfterBreak="0">
+  <w:abstractNum w:abstractNumId="7" w15:restartNumberingAfterBreak="0">
     <w:nsid w:val="71D663CC"/>
     <w:multiLevelType w:val="hybridMultilevel"/>
     <w:tmpl w:val="08529154"/>
@@ -3079,7 +3568,7 @@
       </w:rPr>
     </w:lvl>
   </w:abstractNum>
-  <w:abstractNum w:abstractNumId="7" w15:restartNumberingAfterBreak="0">
+  <w:abstractNum w:abstractNumId="8" w15:restartNumberingAfterBreak="0">
     <w:nsid w:val="78452E57"/>
     <w:multiLevelType w:val="hybridMultilevel"/>
     <w:tmpl w:val="DF844E78"/>
@@ -3193,28 +3682,81 @@
     </w:lvl>
   </w:abstractNum>
   <w:num w:numId="1" w16cid:durableId="755829024">
+    <w:abstractNumId w:val="5"/>
+  </w:num>
+  <w:num w:numId="2" w16cid:durableId="1451700129">
+    <w:abstractNumId w:val="8"/>
+  </w:num>
+  <w:num w:numId="3" w16cid:durableId="1179540597">
+    <w:abstractNumId w:val="3"/>
+  </w:num>
+  <w:num w:numId="4" w16cid:durableId="84762999">
+    <w:abstractNumId w:val="6"/>
+  </w:num>
+  <w:num w:numId="5" w16cid:durableId="1448432020">
+    <w:abstractNumId w:val="1"/>
+  </w:num>
+  <w:num w:numId="6" w16cid:durableId="304284533">
+    <w:abstractNumId w:val="2"/>
+  </w:num>
+  <w:num w:numId="7" w16cid:durableId="2024893039">
     <w:abstractNumId w:val="4"/>
   </w:num>
-  <w:num w:numId="2" w16cid:durableId="1451700129">
+  <w:num w:numId="8" w16cid:durableId="1176113986">
     <w:abstractNumId w:val="7"/>
   </w:num>
-  <w:num w:numId="3" w16cid:durableId="1179540597">
-    <w:abstractNumId w:val="2"/>
-  </w:num>
-  <w:num w:numId="4" w16cid:durableId="84762999">
-    <w:abstractNumId w:val="5"/>
-  </w:num>
-  <w:num w:numId="5" w16cid:durableId="1448432020">
+  <w:num w:numId="9" w16cid:durableId="161631442">
     <w:abstractNumId w:val="0"/>
   </w:num>
-  <w:num w:numId="6" w16cid:durableId="304284533">
-    <w:abstractNumId w:val="1"/>
+  <w:num w:numId="10" w16cid:durableId="285163922">
+    <w:abstractNumId w:val="0"/>
+    <w:lvlOverride w:ilvl="1">
+      <w:lvl w:ilvl="1">
+        <w:numFmt w:val="lowerLetter"/>
+        <w:lvlText w:val="%2."/>
+        <w:lvlJc w:val="left"/>
+      </w:lvl>
+    </w:lvlOverride>
   </w:num>
-  <w:num w:numId="7" w16cid:durableId="2024893039">
-    <w:abstractNumId w:val="3"/>
+  <w:num w:numId="11" w16cid:durableId="1059786327">
+    <w:abstractNumId w:val="0"/>
+    <w:lvlOverride w:ilvl="1">
+      <w:lvl w:ilvl="1">
+        <w:numFmt w:val="lowerLetter"/>
+        <w:lvlText w:val="%2."/>
+        <w:lvlJc w:val="left"/>
+      </w:lvl>
+    </w:lvlOverride>
   </w:num>
-  <w:num w:numId="8" w16cid:durableId="1176113986">
-    <w:abstractNumId w:val="6"/>
+  <w:num w:numId="12" w16cid:durableId="1145244428">
+    <w:abstractNumId w:val="0"/>
+    <w:lvlOverride w:ilvl="1">
+      <w:lvl w:ilvl="1">
+        <w:numFmt w:val="lowerLetter"/>
+        <w:lvlText w:val="%2."/>
+        <w:lvlJc w:val="left"/>
+      </w:lvl>
+    </w:lvlOverride>
+  </w:num>
+  <w:num w:numId="13" w16cid:durableId="1279875209">
+    <w:abstractNumId w:val="0"/>
+    <w:lvlOverride w:ilvl="1">
+      <w:lvl w:ilvl="1">
+        <w:numFmt w:val="lowerLetter"/>
+        <w:lvlText w:val="%2."/>
+        <w:lvlJc w:val="left"/>
+      </w:lvl>
+    </w:lvlOverride>
+  </w:num>
+  <w:num w:numId="14" w16cid:durableId="2025016810">
+    <w:abstractNumId w:val="0"/>
+    <w:lvlOverride w:ilvl="1">
+      <w:lvl w:ilvl="1">
+        <w:numFmt w:val="lowerLetter"/>
+        <w:lvlText w:val="%2."/>
+        <w:lvlJc w:val="left"/>
+      </w:lvl>
+    </w:lvlOverride>
   </w:num>
 </w:numbering>
 </file>
@@ -3619,6 +4161,15 @@
   <w:style w:type="paragraph" w:default="1" w:styleId="Normal">
     <w:name w:val="Normal"/>
     <w:qFormat/>
+    <w:rsid w:val="008624D0"/>
+    <w:pPr>
+      <w:spacing w:after="0" w:line="240" w:lineRule="auto"/>
+    </w:pPr>
+    <w:rPr>
+      <w:rFonts w:ascii="Times New Roman" w:eastAsia="Times New Roman" w:hAnsi="Times New Roman" w:cs="Times New Roman"/>
+      <w:kern w:val="0"/>
+      <w14:ligatures w14:val="none"/>
+    </w:rPr>
   </w:style>
   <w:style w:type="paragraph" w:styleId="Heading1">
     <w:name w:val="heading 1"/>
@@ -3742,7 +4293,7 @@
     <w:pPr>
       <w:keepNext/>
       <w:keepLines/>
-      <w:spacing w:before="40" w:after="0"/>
+      <w:spacing w:before="40"/>
       <w:outlineLvl w:val="5"/>
     </w:pPr>
     <w:rPr>
@@ -3765,7 +4316,7 @@
     <w:pPr>
       <w:keepNext/>
       <w:keepLines/>
-      <w:spacing w:before="40" w:after="0"/>
+      <w:spacing w:before="40"/>
       <w:outlineLvl w:val="6"/>
     </w:pPr>
     <w:rPr>
@@ -3786,7 +4337,6 @@
     <w:pPr>
       <w:keepNext/>
       <w:keepLines/>
-      <w:spacing w:after="0"/>
       <w:outlineLvl w:val="7"/>
     </w:pPr>
     <w:rPr>
@@ -3809,7 +4359,6 @@
     <w:pPr>
       <w:keepNext/>
       <w:keepLines/>
-      <w:spacing w:after="0"/>
       <w:outlineLvl w:val="8"/>
     </w:pPr>
     <w:rPr>
@@ -3970,7 +4519,7 @@
     <w:qFormat/>
     <w:rsid w:val="00F73A90"/>
     <w:pPr>
-      <w:spacing w:after="80" w:line="240" w:lineRule="auto"/>
+      <w:spacing w:after="80"/>
       <w:contextualSpacing/>
     </w:pPr>
     <w:rPr>
@@ -4131,6 +4680,17 @@
       <w:color w:val="0F4761" w:themeColor="accent1" w:themeShade="BF"/>
       <w:spacing w:val="5"/>
     </w:rPr>
+  </w:style>
+  <w:style w:type="paragraph" w:styleId="NormalWeb">
+    <w:name w:val="Normal (Web)"/>
+    <w:basedOn w:val="Normal"/>
+    <w:uiPriority w:val="99"/>
+    <w:semiHidden/>
+    <w:unhideWhenUsed/>
+    <w:rsid w:val="008624D0"/>
+    <w:pPr>
+      <w:spacing w:before="100" w:beforeAutospacing="1" w:after="100" w:afterAutospacing="1"/>
+    </w:pPr>
   </w:style>
 </w:styles>
 </file>
